--- a/assets/CV.docx
+++ b/assets/CV.docx
@@ -1,6 +1,6 @@
 
 <file path=word/document.xml><?xml version="1.0" encoding="utf-8"?>
-<w:document xmlns:wpc="http://schemas.microsoft.com/office/word/2010/wordprocessingCanvas" xmlns:cx="http://schemas.microsoft.com/office/drawing/2014/chartex" xmlns:cx1="http://schemas.microsoft.com/office/drawing/2015/9/8/chartex" xmlns:cx2="http://schemas.microsoft.com/office/drawing/2015/10/21/chartex" xmlns:cx3="http://schemas.microsoft.com/office/drawing/2016/5/9/chartex" xmlns:cx4="http://schemas.microsoft.com/office/drawing/2016/5/10/chartex" xmlns:cx5="http://schemas.microsoft.com/office/drawing/2016/5/11/chartex" xmlns:cx6="http://schemas.microsoft.com/office/drawing/2016/5/12/chartex" xmlns:cx7="http://schemas.microsoft.com/office/drawing/2016/5/13/chartex" xmlns:cx8="http://schemas.microsoft.com/office/drawing/2016/5/14/chartex" xmlns:mc="http://schemas.openxmlformats.org/markup-compatibility/2006" xmlns:aink="http://schemas.microsoft.com/office/drawing/2016/ink" xmlns:am3d="http://schemas.microsoft.com/office/drawing/2017/model3d" xmlns:o="urn:schemas-microsoft-com:office:office" xmlns:oel="http://schemas.microsoft.com/office/2019/extlst" xmlns:r="http://schemas.openxmlformats.org/officeDocument/2006/relationships" xmlns:m="http://schemas.openxmlformats.org/officeDocument/2006/math" xmlns:v="urn:schemas-microsoft-com:vml" xmlns:wp14="http://schemas.microsoft.com/office/word/2010/wordprocessingDrawing" xmlns:wp="http://schemas.openxmlformats.org/drawingml/2006/wordprocessingDrawing" xmlns:w10="urn:schemas-microsoft-com:office:word" xmlns:w="http://schemas.openxmlformats.org/wordprocessingml/2006/main" xmlns:w14="http://schemas.microsoft.com/office/word/2010/wordml" xmlns:w15="http://schemas.microsoft.com/office/word/2012/wordml" xmlns:w16cex="http://schemas.microsoft.com/office/word/2018/wordml/cex" xmlns:w16cid="http://schemas.microsoft.com/office/word/2016/wordml/cid" xmlns:w16="http://schemas.microsoft.com/office/word/2018/wordml" xmlns:w16du="http://schemas.microsoft.com/office/word/2023/wordml/word16du" xmlns:w16sdtdh="http://schemas.microsoft.com/office/word/2020/wordml/sdtdatahash" xmlns:w16se="http://schemas.microsoft.com/office/word/2015/wordml/symex" xmlns:wpg="http://schemas.microsoft.com/office/word/2010/wordprocessingGroup" xmlns:wpi="http://schemas.microsoft.com/office/word/2010/wordprocessingInk" xmlns:wne="http://schemas.microsoft.com/office/word/2006/wordml" xmlns:wps="http://schemas.microsoft.com/office/word/2010/wordprocessingShape" mc:Ignorable="w14 w15 w16se w16cid w16 w16cex w16sdtdh w16du wp14">
+<w:document xmlns:wpc="http://schemas.microsoft.com/office/word/2010/wordprocessingCanvas" xmlns:cx="http://schemas.microsoft.com/office/drawing/2014/chartex" xmlns:cx1="http://schemas.microsoft.com/office/drawing/2015/9/8/chartex" xmlns:cx2="http://schemas.microsoft.com/office/drawing/2015/10/21/chartex" xmlns:cx3="http://schemas.microsoft.com/office/drawing/2016/5/9/chartex" xmlns:cx4="http://schemas.microsoft.com/office/drawing/2016/5/10/chartex" xmlns:cx5="http://schemas.microsoft.com/office/drawing/2016/5/11/chartex" xmlns:cx6="http://schemas.microsoft.com/office/drawing/2016/5/12/chartex" xmlns:cx7="http://schemas.microsoft.com/office/drawing/2016/5/13/chartex" xmlns:cx8="http://schemas.microsoft.com/office/drawing/2016/5/14/chartex" xmlns:mc="http://schemas.openxmlformats.org/markup-compatibility/2006" xmlns:aink="http://schemas.microsoft.com/office/drawing/2016/ink" xmlns:am3d="http://schemas.microsoft.com/office/drawing/2017/model3d" xmlns:o="urn:schemas-microsoft-com:office:office" xmlns:oel="http://schemas.microsoft.com/office/2019/extlst" xmlns:r="http://schemas.openxmlformats.org/officeDocument/2006/relationships" xmlns:m="http://schemas.openxmlformats.org/officeDocument/2006/math" xmlns:v="urn:schemas-microsoft-com:vml" xmlns:wp14="http://schemas.microsoft.com/office/word/2010/wordprocessingDrawing" xmlns:wp="http://schemas.openxmlformats.org/drawingml/2006/wordprocessingDrawing" xmlns:w10="urn:schemas-microsoft-com:office:word" xmlns:w="http://schemas.openxmlformats.org/wordprocessingml/2006/main" xmlns:w14="http://schemas.microsoft.com/office/word/2010/wordml" xmlns:w15="http://schemas.microsoft.com/office/word/2012/wordml" xmlns:w16cex="http://schemas.microsoft.com/office/word/2018/wordml/cex" xmlns:w16cid="http://schemas.microsoft.com/office/word/2016/wordml/cid" xmlns:w16="http://schemas.microsoft.com/office/word/2018/wordml" xmlns:w16sdtdh="http://schemas.microsoft.com/office/word/2020/wordml/sdtdatahash" xmlns:w16se="http://schemas.microsoft.com/office/word/2015/wordml/symex" xmlns:wpg="http://schemas.microsoft.com/office/word/2010/wordprocessingGroup" xmlns:wpi="http://schemas.microsoft.com/office/word/2010/wordprocessingInk" xmlns:wne="http://schemas.microsoft.com/office/word/2006/wordml" xmlns:wps="http://schemas.microsoft.com/office/word/2010/wordprocessingShape" mc:Ignorable="w14 w15 w16se w16cid w16 w16cex w16sdtdh wp14">
   <w:body>
     <w:p>
       <w:pPr>
@@ -89,9 +89,24 @@
       </w:r>
       <w:r>
         <w:rPr>
-          <w:rFonts w:ascii="Times New Roman" w:hAnsi="Times New Roman" w:cs="Times New Roman"/>
-        </w:rPr>
-        <w:t>410 N Lincoln Ave</w:t>
+          <w:rFonts w:ascii="Times New Roman" w:hAnsi="Times New Roman" w:cs="Times New Roman" w:hint="eastAsia"/>
+          <w:lang w:eastAsia="zh-CN"/>
+        </w:rPr>
+        <w:t>Urbana</w:t>
+      </w:r>
+      <w:r>
+        <w:rPr>
+          <w:rFonts w:ascii="Times New Roman" w:hAnsi="Times New Roman" w:cs="Times New Roman" w:hint="eastAsia"/>
+          <w:lang w:eastAsia="zh-CN"/>
+        </w:rPr>
+        <w:t>,</w:t>
+      </w:r>
+      <w:r>
+        <w:rPr>
+          <w:rFonts w:ascii="Times New Roman" w:hAnsi="Times New Roman" w:cs="Times New Roman" w:hint="eastAsia"/>
+          <w:lang w:eastAsia="zh-CN"/>
+        </w:rPr>
+        <w:t xml:space="preserve"> IL</w:t>
       </w:r>
     </w:p>
     <w:p>
@@ -196,7 +211,118 @@
         </w:tabs>
         <w:spacing w:after="10" w:line="240" w:lineRule="auto"/>
         <w:rPr>
+          <w:rFonts w:ascii="Times New Roman" w:hAnsi="Times New Roman"/>
+          <w:i/>
+        </w:rPr>
+      </w:pPr>
+      <w:r>
+        <w:rPr>
+          <w:rFonts w:ascii="Times New Roman" w:hAnsi="Times New Roman"/>
+          <w:i/>
+        </w:rPr>
+        <w:t>M.S. Computer Science</w:t>
+      </w:r>
+      <w:r>
+        <w:rPr>
+          <w:rFonts w:ascii="Times New Roman" w:hAnsi="Times New Roman"/>
+          <w:i/>
+        </w:rPr>
+        <w:tab/>
+      </w:r>
+      <w:r>
+        <w:rPr>
+          <w:rFonts w:ascii="Times New Roman" w:hAnsi="Times New Roman"/>
+          <w:i/>
+        </w:rPr>
+        <w:t>Expected May 2026</w:t>
+      </w:r>
+      <w:bookmarkStart w:id="0" w:name="_Hlk57403138"/>
+    </w:p>
+    <w:p>
+      <w:pPr>
+        <w:tabs>
+          <w:tab w:val="right" w:pos="10710"/>
+        </w:tabs>
+        <w:spacing w:after="10" w:line="240" w:lineRule="auto"/>
+        <w:rPr>
+          <w:rFonts w:ascii="Times New Roman" w:hAnsi="Times New Roman"/>
+          <w:lang w:eastAsia="zh-CN"/>
+        </w:rPr>
+      </w:pPr>
+      <w:r>
+        <w:rPr>
+          <w:rFonts w:ascii="Times New Roman" w:hAnsi="Times New Roman"/>
+        </w:rPr>
+        <w:t xml:space="preserve">GPA: </w:t>
+      </w:r>
+      <w:r>
+        <w:rPr>
+          <w:rFonts w:ascii="Times New Roman" w:hAnsi="Times New Roman"/>
+        </w:rPr>
+        <w:t>3.8</w:t>
+      </w:r>
+      <w:r>
+        <w:rPr>
           <w:rFonts w:ascii="Times New Roman" w:hAnsi="Times New Roman" w:hint="eastAsia"/>
+          <w:lang w:eastAsia="zh-CN"/>
+        </w:rPr>
+        <w:t>0</w:t>
+      </w:r>
+      <w:r>
+        <w:rPr>
+          <w:rFonts w:ascii="Times New Roman" w:hAnsi="Times New Roman"/>
+        </w:rPr>
+        <w:t xml:space="preserve"> / 4.00</w:t>
+      </w:r>
+    </w:p>
+    <w:p>
+      <w:pPr>
+        <w:tabs>
+          <w:tab w:val="right" w:pos="11160"/>
+        </w:tabs>
+        <w:spacing w:after="10" w:line="240" w:lineRule="auto"/>
+        <w:rPr>
+          <w:rFonts w:ascii="Times New Roman" w:hAnsi="Times New Roman"/>
+        </w:rPr>
+      </w:pPr>
+      <w:r>
+        <w:rPr>
+          <w:rFonts w:ascii="Times New Roman" w:hAnsi="Times New Roman"/>
+          <w:b/>
+        </w:rPr>
+        <w:t>University</w:t>
+      </w:r>
+      <w:r>
+        <w:rPr>
+          <w:rFonts w:ascii="Times New Roman" w:hAnsi="Times New Roman" w:hint="eastAsia"/>
+          <w:b/>
+          <w:lang w:eastAsia="zh-CN"/>
+        </w:rPr>
+        <w:t xml:space="preserve"> of Michigan</w:t>
+      </w:r>
+      <w:r>
+        <w:rPr>
+          <w:rFonts w:ascii="Times New Roman" w:hAnsi="Times New Roman"/>
+        </w:rPr>
+        <w:tab/>
+      </w:r>
+      <w:r>
+        <w:rPr>
+          <w:rFonts w:ascii="Times New Roman" w:hAnsi="Times New Roman" w:hint="eastAsia"/>
+          <w:b/>
+          <w:lang w:eastAsia="zh-CN"/>
+        </w:rPr>
+        <w:t>Ann Arbor, MI</w:t>
+      </w:r>
+    </w:p>
+    <w:p>
+      <w:pPr>
+        <w:tabs>
+          <w:tab w:val="right" w:pos="11160"/>
+        </w:tabs>
+        <w:spacing w:after="10" w:line="240" w:lineRule="auto"/>
+        <w:rPr>
+          <w:rFonts w:ascii="Times New Roman" w:hAnsi="Times New Roman"/>
           <w:i/>
           <w:lang w:eastAsia="zh-CN"/>
         </w:rPr>
@@ -206,13 +332,27 @@
           <w:rFonts w:ascii="Times New Roman" w:hAnsi="Times New Roman"/>
           <w:i/>
         </w:rPr>
-        <w:t>M.S. Computer Science</w:t>
+        <w:t xml:space="preserve">B.S.E. Computer </w:t>
       </w:r>
       <w:r>
         <w:rPr>
           <w:rFonts w:ascii="Times New Roman" w:hAnsi="Times New Roman"/>
           <w:i/>
         </w:rPr>
+        <w:t>Engineering</w:t>
+      </w:r>
+      <w:r>
+        <w:rPr>
+          <w:rFonts w:ascii="Times New Roman" w:hAnsi="Times New Roman"/>
+          <w:i/>
+        </w:rPr>
+        <w:t xml:space="preserve"> (Dual Degree)</w:t>
+      </w:r>
+      <w:r>
+        <w:rPr>
+          <w:rFonts w:ascii="Times New Roman" w:hAnsi="Times New Roman"/>
+          <w:i/>
+        </w:rPr>
         <w:tab/>
       </w:r>
       <w:r>
@@ -220,9 +360,8 @@
           <w:rFonts w:ascii="Times New Roman" w:hAnsi="Times New Roman"/>
           <w:i/>
         </w:rPr>
-        <w:t>Expected May 2026</w:t>
-      </w:r>
-      <w:bookmarkStart w:id="0" w:name="_Hlk57403138"/>
+        <w:t>August 2022 – May 2024</w:t>
+      </w:r>
     </w:p>
     <w:p>
       <w:pPr>
@@ -239,29 +378,106 @@
           <w:rFonts w:ascii="Times New Roman" w:hAnsi="Times New Roman"/>
           <w:b/>
         </w:rPr>
+        <w:t xml:space="preserve">Shanghai Jiao Tong </w:t>
+      </w:r>
+      <w:r>
+        <w:rPr>
+          <w:rFonts w:ascii="Times New Roman" w:hAnsi="Times New Roman"/>
+          <w:b/>
+        </w:rPr>
         <w:t>University</w:t>
       </w:r>
       <w:r>
         <w:rPr>
+          <w:rFonts w:ascii="Times New Roman" w:hAnsi="Times New Roman"/>
+        </w:rPr>
+        <w:tab/>
+      </w:r>
+      <w:r>
+        <w:rPr>
+          <w:rFonts w:ascii="Times New Roman" w:hAnsi="Times New Roman"/>
+          <w:b/>
+          <w:lang w:eastAsia="zh-CN"/>
+        </w:rPr>
+        <w:t>Shanghai</w:t>
+      </w:r>
+      <w:r>
+        <w:rPr>
           <w:rFonts w:ascii="Times New Roman" w:hAnsi="Times New Roman" w:hint="eastAsia"/>
           <w:b/>
           <w:lang w:eastAsia="zh-CN"/>
         </w:rPr>
-        <w:t xml:space="preserve"> of Michigan</w:t>
-      </w:r>
-      <w:r>
-        <w:rPr>
-          <w:rFonts w:ascii="Times New Roman" w:hAnsi="Times New Roman"/>
+        <w:t xml:space="preserve">, </w:t>
+      </w:r>
+      <w:r>
+        <w:rPr>
+          <w:rFonts w:ascii="Times New Roman" w:hAnsi="Times New Roman"/>
+          <w:b/>
+          <w:lang w:eastAsia="zh-CN"/>
+        </w:rPr>
+        <w:t>China</w:t>
+      </w:r>
+    </w:p>
+    <w:p>
+      <w:pPr>
+        <w:tabs>
+          <w:tab w:val="right" w:pos="11160"/>
+        </w:tabs>
+        <w:spacing w:after="10" w:line="240" w:lineRule="auto"/>
+        <w:rPr>
+          <w:rFonts w:ascii="Times New Roman" w:hAnsi="Times New Roman"/>
+          <w:i/>
+          <w:lang w:eastAsia="zh-CN"/>
+        </w:rPr>
+      </w:pPr>
+      <w:r>
+        <w:rPr>
+          <w:rFonts w:ascii="Times New Roman" w:hAnsi="Times New Roman"/>
+          <w:i/>
+        </w:rPr>
+        <w:t xml:space="preserve">B.S.E. </w:t>
+      </w:r>
+      <w:r>
+        <w:rPr>
+          <w:rFonts w:ascii="Times New Roman" w:hAnsi="Times New Roman"/>
+          <w:i/>
+        </w:rPr>
+        <w:t xml:space="preserve">Electrical and </w:t>
+      </w:r>
+      <w:r>
+        <w:rPr>
+          <w:rFonts w:ascii="Times New Roman" w:hAnsi="Times New Roman"/>
+          <w:i/>
+        </w:rPr>
+        <w:t xml:space="preserve">Computer </w:t>
+      </w:r>
+      <w:r>
+        <w:rPr>
+          <w:rFonts w:ascii="Times New Roman" w:hAnsi="Times New Roman"/>
+          <w:i/>
+        </w:rPr>
+        <w:t>Engineering</w:t>
+      </w:r>
+      <w:r>
+        <w:rPr>
+          <w:rFonts w:ascii="Times New Roman" w:hAnsi="Times New Roman"/>
+          <w:i/>
+        </w:rPr>
+        <w:t xml:space="preserve"> (Dual Degree)</w:t>
+      </w:r>
+      <w:r>
+        <w:rPr>
+          <w:rFonts w:ascii="Times New Roman" w:hAnsi="Times New Roman"/>
+          <w:i/>
         </w:rPr>
         <w:tab/>
       </w:r>
       <w:r>
         <w:rPr>
-          <w:rFonts w:ascii="Times New Roman" w:hAnsi="Times New Roman" w:hint="eastAsia"/>
-          <w:b/>
-          <w:lang w:eastAsia="zh-CN"/>
-        </w:rPr>
-        <w:t>Ann Arbor, MI</w:t>
+          <w:rFonts w:ascii="Times New Roman" w:hAnsi="Times New Roman"/>
+          <w:i/>
+        </w:rPr>
+        <w:t>Sept. 2020 – August 2024</w:t>
       </w:r>
     </w:p>
     <w:p>
@@ -276,41 +492,6 @@
           <w:lang w:eastAsia="zh-CN"/>
         </w:rPr>
       </w:pPr>
-      <w:r>
-        <w:rPr>
-          <w:rFonts w:ascii="Times New Roman" w:hAnsi="Times New Roman"/>
-          <w:i/>
-        </w:rPr>
-        <w:t xml:space="preserve">B.S.E. Computer </w:t>
-      </w:r>
-      <w:r>
-        <w:rPr>
-          <w:rFonts w:ascii="Times New Roman" w:hAnsi="Times New Roman"/>
-          <w:i/>
-        </w:rPr>
-        <w:t>Engineering</w:t>
-      </w:r>
-      <w:r>
-        <w:rPr>
-          <w:rFonts w:ascii="Times New Roman" w:hAnsi="Times New Roman"/>
-          <w:i/>
-        </w:rPr>
-        <w:t xml:space="preserve"> (Dual Degree)</w:t>
-      </w:r>
-      <w:r>
-        <w:rPr>
-          <w:rFonts w:ascii="Times New Roman" w:hAnsi="Times New Roman"/>
-          <w:i/>
-        </w:rPr>
-        <w:tab/>
-      </w:r>
-      <w:r>
-        <w:rPr>
-          <w:rFonts w:ascii="Times New Roman" w:hAnsi="Times New Roman"/>
-          <w:i/>
-        </w:rPr>
-        <w:t>August 2022 – May 2024</w:t>
-      </w:r>
     </w:p>
     <w:p>
       <w:pPr>
@@ -319,144 +500,23 @@
         </w:tabs>
         <w:spacing w:after="10" w:line="240" w:lineRule="auto"/>
         <w:rPr>
-          <w:rFonts w:ascii="Times New Roman" w:hAnsi="Times New Roman" w:hint="eastAsia"/>
-          <w:lang w:eastAsia="zh-CN"/>
-        </w:rPr>
-      </w:pPr>
-      <w:r>
-        <w:rPr>
-          <w:rFonts w:ascii="Times New Roman" w:hAnsi="Times New Roman"/>
-        </w:rPr>
-        <w:t xml:space="preserve">GPA: </w:t>
-      </w:r>
-      <w:r>
-        <w:rPr>
-          <w:rFonts w:ascii="Times New Roman" w:hAnsi="Times New Roman"/>
-        </w:rPr>
-        <w:t>3.58</w:t>
-      </w:r>
-      <w:r>
-        <w:rPr>
-          <w:rFonts w:ascii="Times New Roman" w:hAnsi="Times New Roman"/>
-        </w:rPr>
-        <w:t xml:space="preserve"> / 4.00</w:t>
-      </w:r>
-    </w:p>
-    <w:p>
-      <w:pPr>
-        <w:tabs>
-          <w:tab w:val="right" w:pos="11160"/>
-        </w:tabs>
-        <w:spacing w:after="10" w:line="240" w:lineRule="auto"/>
-        <w:rPr>
-          <w:rFonts w:ascii="Times New Roman" w:hAnsi="Times New Roman"/>
-        </w:rPr>
-      </w:pPr>
-      <w:r>
-        <w:rPr>
-          <w:rFonts w:ascii="Times New Roman" w:hAnsi="Times New Roman"/>
-          <w:b/>
-        </w:rPr>
-        <w:t xml:space="preserve">Shanghai Jiao Tong </w:t>
-      </w:r>
-      <w:r>
-        <w:rPr>
-          <w:rFonts w:ascii="Times New Roman" w:hAnsi="Times New Roman"/>
-          <w:b/>
-        </w:rPr>
-        <w:t>University</w:t>
-      </w:r>
-      <w:r>
-        <w:rPr>
-          <w:rFonts w:ascii="Times New Roman" w:hAnsi="Times New Roman"/>
-        </w:rPr>
-        <w:tab/>
-      </w:r>
-      <w:r>
-        <w:rPr>
-          <w:rFonts w:ascii="Times New Roman" w:hAnsi="Times New Roman"/>
-          <w:b/>
-          <w:lang w:eastAsia="zh-CN"/>
-        </w:rPr>
-        <w:t>Shanghai</w:t>
-      </w:r>
-      <w:r>
-        <w:rPr>
-          <w:rFonts w:ascii="Times New Roman" w:hAnsi="Times New Roman" w:hint="eastAsia"/>
-          <w:b/>
-          <w:lang w:eastAsia="zh-CN"/>
-        </w:rPr>
-        <w:t xml:space="preserve">, </w:t>
-      </w:r>
-      <w:r>
-        <w:rPr>
-          <w:rFonts w:ascii="Times New Roman" w:hAnsi="Times New Roman"/>
-          <w:b/>
-          <w:lang w:eastAsia="zh-CN"/>
-        </w:rPr>
-        <w:t>China</w:t>
-      </w:r>
-    </w:p>
-    <w:p>
-      <w:pPr>
-        <w:tabs>
-          <w:tab w:val="right" w:pos="11160"/>
-        </w:tabs>
-        <w:spacing w:after="10" w:line="240" w:lineRule="auto"/>
-        <w:rPr>
-          <w:rFonts w:ascii="Times New Roman" w:hAnsi="Times New Roman"/>
-          <w:i/>
-          <w:lang w:eastAsia="zh-CN"/>
-        </w:rPr>
-      </w:pPr>
-      <w:r>
-        <w:rPr>
-          <w:rFonts w:ascii="Times New Roman" w:hAnsi="Times New Roman"/>
-          <w:i/>
-        </w:rPr>
-        <w:t xml:space="preserve">B.S.E. </w:t>
-      </w:r>
-      <w:r>
-        <w:rPr>
-          <w:rFonts w:ascii="Times New Roman" w:hAnsi="Times New Roman"/>
-          <w:i/>
-        </w:rPr>
-        <w:t xml:space="preserve">Electrical and </w:t>
-      </w:r>
-      <w:r>
-        <w:rPr>
-          <w:rFonts w:ascii="Times New Roman" w:hAnsi="Times New Roman"/>
-          <w:i/>
-        </w:rPr>
-        <w:t xml:space="preserve">Computer </w:t>
-      </w:r>
-      <w:r>
-        <w:rPr>
-          <w:rFonts w:ascii="Times New Roman" w:hAnsi="Times New Roman"/>
-          <w:i/>
-        </w:rPr>
-        <w:t>Engineering</w:t>
-      </w:r>
-      <w:r>
-        <w:rPr>
-          <w:rFonts w:ascii="Times New Roman" w:hAnsi="Times New Roman"/>
-          <w:i/>
-        </w:rPr>
-        <w:t xml:space="preserve"> (Dual Degree)</w:t>
-      </w:r>
-      <w:r>
-        <w:rPr>
-          <w:rFonts w:ascii="Times New Roman" w:hAnsi="Times New Roman"/>
-          <w:i/>
-        </w:rPr>
-        <w:tab/>
-      </w:r>
-      <w:r>
-        <w:rPr>
-          <w:rFonts w:ascii="Times New Roman" w:hAnsi="Times New Roman"/>
-          <w:i/>
-        </w:rPr>
-        <w:t>Sept. 2020 – August 2024</w:t>
+          <w:rFonts w:ascii="Times New Roman" w:hAnsi="Times New Roman"/>
+          <w:lang w:eastAsia="zh-CN"/>
+        </w:rPr>
+      </w:pPr>
+      <w:r>
+        <w:rPr>
+          <w:rFonts w:ascii="Times New Roman" w:hAnsi="Times New Roman"/>
+          <w:lang w:eastAsia="zh-CN"/>
+        </w:rPr>
+        <w:t xml:space="preserve">Research Interest: LLMs, ML system infrastructure, LLM </w:t>
+      </w:r>
+      <w:r>
+        <w:rPr>
+          <w:rFonts w:ascii="Times New Roman" w:hAnsi="Times New Roman"/>
+          <w:lang w:eastAsia="zh-CN"/>
+        </w:rPr>
+        <w:t>systems</w:t>
       </w:r>
     </w:p>
     <w:p>
@@ -467,53 +527,13 @@
         <w:spacing w:after="10" w:line="240" w:lineRule="auto"/>
         <w:rPr>
           <w:rFonts w:ascii="Times New Roman" w:hAnsi="Times New Roman"/>
-        </w:rPr>
-      </w:pPr>
-      <w:r>
-        <w:rPr>
-          <w:rFonts w:ascii="Times New Roman" w:hAnsi="Times New Roman"/>
-        </w:rPr>
-        <w:t xml:space="preserve">GPA: </w:t>
-      </w:r>
-      <w:r>
-        <w:rPr>
-          <w:rFonts w:ascii="Times New Roman" w:hAnsi="Times New Roman"/>
-        </w:rPr>
-        <w:t xml:space="preserve">3.75 </w:t>
-      </w:r>
-      <w:r>
-        <w:rPr>
-          <w:rFonts w:ascii="Times New Roman" w:hAnsi="Times New Roman"/>
-        </w:rPr>
-        <w:t>/ 4.00</w:t>
-      </w:r>
-    </w:p>
-    <w:p>
-      <w:pPr>
-        <w:tabs>
-          <w:tab w:val="right" w:pos="10710"/>
-        </w:tabs>
-        <w:spacing w:after="10" w:line="240" w:lineRule="auto"/>
-        <w:rPr>
-          <w:rFonts w:ascii="Times New Roman" w:hAnsi="Times New Roman"/>
-          <w:lang w:eastAsia="zh-CN"/>
-        </w:rPr>
-      </w:pPr>
-    </w:p>
-    <w:p>
-      <w:pPr>
-        <w:tabs>
-          <w:tab w:val="right" w:pos="10710"/>
-        </w:tabs>
-        <w:spacing w:after="10" w:line="240" w:lineRule="auto"/>
-        <w:rPr>
-          <w:rFonts w:ascii="Times New Roman" w:hAnsi="Times New Roman"/>
-          <w:lang w:eastAsia="zh-CN"/>
-        </w:rPr>
-      </w:pPr>
-      <w:r>
-        <w:rPr>
-          <w:rFonts w:ascii="Times New Roman" w:hAnsi="Times New Roman"/>
+          <w:lang w:eastAsia="zh-CN"/>
+        </w:rPr>
+      </w:pPr>
+      <w:r>
+        <w:rPr>
+          <w:rFonts w:ascii="Times New Roman" w:hAnsi="Times New Roman"/>
+          <w:lang w:eastAsia="zh-CN"/>
         </w:rPr>
         <w:t>Coursework</w:t>
       </w:r>
@@ -792,23 +812,7 @@
           <w:rFonts w:ascii="Times New Roman" w:hAnsi="Times New Roman"/>
           <w:lang w:eastAsia="zh-CN"/>
         </w:rPr>
-        <w:t>Latency-Intensive: SLO based on Quality of Experience (</w:t>
-      </w:r>
-      <w:proofErr w:type="spellStart"/>
-      <w:r>
-        <w:rPr>
-          <w:rFonts w:ascii="Times New Roman" w:hAnsi="Times New Roman"/>
-          <w:lang w:eastAsia="zh-CN"/>
-        </w:rPr>
-        <w:t>QoE</w:t>
-      </w:r>
-      <w:proofErr w:type="spellEnd"/>
-      <w:r>
-        <w:rPr>
-          <w:rFonts w:ascii="Times New Roman" w:hAnsi="Times New Roman"/>
-          <w:lang w:eastAsia="zh-CN"/>
-        </w:rPr>
-        <w:t>).</w:t>
+        <w:t>Latency-Intensive: SLO based on Quality of Experience (QoE).</w:t>
       </w:r>
     </w:p>
     <w:p>
@@ -979,7 +983,6 @@
         </w:rPr>
         <w:t xml:space="preserve">Supervisor: </w:t>
       </w:r>
-      <w:proofErr w:type="spellStart"/>
       <w:r>
         <w:rPr>
           <w:rFonts w:ascii="Times New Roman" w:hAnsi="Times New Roman"/>
@@ -988,7 +991,6 @@
         </w:rPr>
         <w:t>Mosharaf</w:t>
       </w:r>
-      <w:proofErr w:type="spellEnd"/>
       <w:r>
         <w:rPr>
           <w:rFonts w:ascii="Times New Roman" w:hAnsi="Times New Roman" w:hint="eastAsia"/>
@@ -1069,23 +1071,7 @@
           <w:rFonts w:ascii="Times New Roman" w:hAnsi="Times New Roman"/>
           <w:lang w:eastAsia="zh-CN"/>
         </w:rPr>
-        <w:t>Defined Quality of Experience (</w:t>
-      </w:r>
-      <w:proofErr w:type="spellStart"/>
-      <w:r>
-        <w:rPr>
-          <w:rFonts w:ascii="Times New Roman" w:hAnsi="Times New Roman"/>
-          <w:lang w:eastAsia="zh-CN"/>
-        </w:rPr>
-        <w:t>QoE</w:t>
-      </w:r>
-      <w:proofErr w:type="spellEnd"/>
-      <w:r>
-        <w:rPr>
-          <w:rFonts w:ascii="Times New Roman" w:hAnsi="Times New Roman"/>
-          <w:lang w:eastAsia="zh-CN"/>
-        </w:rPr>
-        <w:t>) in LLM serving by tracking each step of text generation and monitoring the overall user experience throughout the entire streaming process.</w:t>
+        <w:t>Defined Quality of Experience (QoE) in LLM serving by tracking each step of text generation and monitoring the overall user experience throughout the entire streaming process.</w:t>
       </w:r>
     </w:p>
     <w:p>
@@ -1106,23 +1092,7 @@
           <w:rFonts w:ascii="Times New Roman" w:hAnsi="Times New Roman"/>
           <w:lang w:eastAsia="zh-CN"/>
         </w:rPr>
-        <w:t xml:space="preserve">Formulated the problem as a knapsack optimization and developed a scheduling algorithm to maximize </w:t>
-      </w:r>
-      <w:proofErr w:type="spellStart"/>
-      <w:r>
-        <w:rPr>
-          <w:rFonts w:ascii="Times New Roman" w:hAnsi="Times New Roman"/>
-          <w:lang w:eastAsia="zh-CN"/>
-        </w:rPr>
-        <w:t>QoE</w:t>
-      </w:r>
-      <w:proofErr w:type="spellEnd"/>
-      <w:r>
-        <w:rPr>
-          <w:rFonts w:ascii="Times New Roman" w:hAnsi="Times New Roman"/>
-          <w:lang w:eastAsia="zh-CN"/>
-        </w:rPr>
-        <w:t xml:space="preserve"> in online LLM serving.</w:t>
+        <w:t>Formulated the problem as a knapsack optimization and developed a scheduling algorithm to maximize QoE in online LLM serving.</w:t>
       </w:r>
     </w:p>
     <w:p>
@@ -1142,39 +1112,7 @@
           <w:rFonts w:ascii="Times New Roman" w:hAnsi="Times New Roman"/>
           <w:lang w:eastAsia="zh-CN"/>
         </w:rPr>
-        <w:t xml:space="preserve">Built Andes, an LLM serving system on top of </w:t>
-      </w:r>
-      <w:proofErr w:type="spellStart"/>
-      <w:r>
-        <w:rPr>
-          <w:rFonts w:ascii="Times New Roman" w:hAnsi="Times New Roman"/>
-          <w:lang w:eastAsia="zh-CN"/>
-        </w:rPr>
-        <w:t>vLLM</w:t>
-      </w:r>
-      <w:proofErr w:type="spellEnd"/>
-      <w:r>
-        <w:rPr>
-          <w:rFonts w:ascii="Times New Roman" w:hAnsi="Times New Roman"/>
-          <w:lang w:eastAsia="zh-CN"/>
-        </w:rPr>
-        <w:t xml:space="preserve">, integrating the scheduling algorithm to enhance </w:t>
-      </w:r>
-      <w:proofErr w:type="spellStart"/>
-      <w:r>
-        <w:rPr>
-          <w:rFonts w:ascii="Times New Roman" w:hAnsi="Times New Roman"/>
-          <w:lang w:eastAsia="zh-CN"/>
-        </w:rPr>
-        <w:t>QoE</w:t>
-      </w:r>
-      <w:proofErr w:type="spellEnd"/>
-      <w:r>
-        <w:rPr>
-          <w:rFonts w:ascii="Times New Roman" w:hAnsi="Times New Roman"/>
-          <w:lang w:eastAsia="zh-CN"/>
-        </w:rPr>
-        <w:t xml:space="preserve"> in real-time LLM services.</w:t>
+        <w:t>Built Andes, an LLM serving system on top of vLLM, integrating the scheduling algorithm to enhance QoE in real-time LLM services.</w:t>
       </w:r>
     </w:p>
     <w:p>
@@ -1203,7 +1141,7 @@
         <w:ind w:left="360"/>
         <w:jc w:val="both"/>
         <w:rPr>
-          <w:rFonts w:ascii="Times New Roman" w:hAnsi="Times New Roman" w:hint="eastAsia"/>
+          <w:rFonts w:ascii="Times New Roman" w:hAnsi="Times New Roman"/>
         </w:rPr>
       </w:pPr>
     </w:p>
@@ -1215,7 +1153,7 @@
         <w:spacing w:after="10" w:line="240" w:lineRule="auto"/>
         <w:jc w:val="both"/>
         <w:rPr>
-          <w:rFonts w:ascii="Times New Roman" w:hAnsi="Times New Roman" w:hint="eastAsia"/>
+          <w:rFonts w:ascii="Times New Roman" w:hAnsi="Times New Roman"/>
           <w:b/>
           <w:lang w:eastAsia="zh-CN"/>
         </w:rPr>
@@ -1277,43 +1215,7 @@
           <w:iCs/>
           <w:lang w:eastAsia="zh-CN"/>
         </w:rPr>
-        <w:t xml:space="preserve">, Jae-Won Chung, Fan Lai, </w:t>
-      </w:r>
-      <w:proofErr w:type="spellStart"/>
-      <w:r>
-        <w:rPr>
-          <w:rFonts w:ascii="Times New Roman" w:hAnsi="Times New Roman"/>
-          <w:iCs/>
-          <w:lang w:eastAsia="zh-CN"/>
-        </w:rPr>
-        <w:t>Myungjin</w:t>
-      </w:r>
-      <w:proofErr w:type="spellEnd"/>
-      <w:r>
-        <w:rPr>
-          <w:rFonts w:ascii="Times New Roman" w:hAnsi="Times New Roman"/>
-          <w:iCs/>
-          <w:lang w:eastAsia="zh-CN"/>
-        </w:rPr>
-        <w:t xml:space="preserve"> Lee, </w:t>
-      </w:r>
-      <w:proofErr w:type="spellStart"/>
-      <w:r>
-        <w:rPr>
-          <w:rFonts w:ascii="Times New Roman" w:hAnsi="Times New Roman"/>
-          <w:iCs/>
-          <w:lang w:eastAsia="zh-CN"/>
-        </w:rPr>
-        <w:t>Mosharaf</w:t>
-      </w:r>
-      <w:proofErr w:type="spellEnd"/>
-      <w:r>
-        <w:rPr>
-          <w:rFonts w:ascii="Times New Roman" w:hAnsi="Times New Roman"/>
-          <w:iCs/>
-          <w:lang w:eastAsia="zh-CN"/>
-        </w:rPr>
-        <w:t xml:space="preserve"> Chowdhury</w:t>
+        <w:t>, Jae-Won Chung, Fan Lai, Myungjin Lee, Mosharaf Chowdhury</w:t>
       </w:r>
     </w:p>
     <w:p>
@@ -1323,7 +1225,7 @@
         </w:tabs>
         <w:spacing w:after="10" w:line="192" w:lineRule="auto"/>
         <w:rPr>
-          <w:rFonts w:ascii="Times New Roman" w:hAnsi="Times New Roman" w:hint="eastAsia"/>
+          <w:rFonts w:ascii="Times New Roman" w:hAnsi="Times New Roman"/>
           <w:b/>
           <w:lang w:val="en-CA" w:eastAsia="zh-CN"/>
         </w:rPr>
@@ -1481,23 +1383,7 @@
           <w:lang w:eastAsia="zh-CN"/>
         </w:rPr>
         <w:lastRenderedPageBreak/>
-        <w:t xml:space="preserve">Developed the </w:t>
-      </w:r>
-      <w:proofErr w:type="gramStart"/>
-      <w:r>
-        <w:rPr>
-          <w:rFonts w:ascii="Times New Roman" w:hAnsi="Times New Roman"/>
-          <w:lang w:eastAsia="zh-CN"/>
-        </w:rPr>
-        <w:t>ML.ENERGY</w:t>
-      </w:r>
-      <w:proofErr w:type="gramEnd"/>
-      <w:r>
-        <w:rPr>
-          <w:rFonts w:ascii="Times New Roman" w:hAnsi="Times New Roman"/>
-          <w:lang w:eastAsia="zh-CN"/>
-        </w:rPr>
-        <w:t xml:space="preserve"> Leaderboard, an open-source platform for benchmarking the energy efficiency and NLP performance of LLM models.</w:t>
+        <w:t>Developed the ML.ENERGY Leaderboard, an open-source platform for benchmarking the energy efficiency and NLP performance of LLM models.</w:t>
       </w:r>
     </w:p>
     <w:p>
@@ -1691,7 +1577,7 @@
         </w:tabs>
         <w:spacing w:after="10" w:line="240" w:lineRule="auto"/>
         <w:rPr>
-          <w:rFonts w:ascii="Times New Roman" w:hAnsi="Times New Roman" w:hint="eastAsia"/>
+          <w:rFonts w:ascii="Times New Roman" w:hAnsi="Times New Roman"/>
           <w:b/>
           <w:bCs/>
           <w:lang w:eastAsia="zh-CN"/>
@@ -1824,7 +1710,7 @@
         <w:spacing w:after="10" w:line="240" w:lineRule="auto"/>
         <w:jc w:val="both"/>
         <w:rPr>
-          <w:rFonts w:ascii="Times New Roman" w:hAnsi="Times New Roman" w:hint="eastAsia"/>
+          <w:rFonts w:ascii="Times New Roman" w:hAnsi="Times New Roman"/>
         </w:rPr>
       </w:pPr>
     </w:p>
@@ -2020,7 +1906,7 @@
         </w:tabs>
         <w:spacing w:after="10" w:line="240" w:lineRule="auto"/>
         <w:rPr>
-          <w:rFonts w:ascii="Times New Roman" w:hAnsi="Times New Roman" w:hint="eastAsia"/>
+          <w:rFonts w:ascii="Times New Roman" w:hAnsi="Times New Roman"/>
           <w:b/>
           <w:bCs/>
           <w:lang w:eastAsia="zh-CN"/>
@@ -2045,27 +1931,11 @@
       </w:r>
       <w:r>
         <w:rPr>
-          <w:rFonts w:ascii="Times New Roman" w:hAnsi="Times New Roman" w:hint="eastAsia"/>
-          <w:b/>
-          <w:lang w:eastAsia="zh-CN"/>
-        </w:rPr>
-        <w:t>Shanghai</w:t>
-      </w:r>
-      <w:r>
-        <w:rPr>
-          <w:rFonts w:ascii="Times New Roman" w:hAnsi="Times New Roman"/>
-          <w:b/>
-          <w:lang w:eastAsia="zh-CN"/>
-        </w:rPr>
-        <w:t xml:space="preserve">, </w:t>
-      </w:r>
-      <w:r>
-        <w:rPr>
-          <w:rFonts w:ascii="Times New Roman" w:hAnsi="Times New Roman" w:hint="eastAsia"/>
-          <w:b/>
-          <w:lang w:eastAsia="zh-CN"/>
-        </w:rPr>
-        <w:t>China</w:t>
+          <w:rFonts w:ascii="Times New Roman" w:hAnsi="Times New Roman"/>
+          <w:b/>
+          <w:lang w:eastAsia="zh-CN"/>
+        </w:rPr>
+        <w:t>Ann Arbor, MI</w:t>
       </w:r>
     </w:p>
     <w:p>
@@ -2157,7 +2027,7 @@
         <w:spacing w:after="10" w:line="240" w:lineRule="auto"/>
         <w:jc w:val="both"/>
         <w:rPr>
-          <w:rFonts w:ascii="Times New Roman" w:hAnsi="Times New Roman" w:hint="eastAsia"/>
+          <w:rFonts w:ascii="Times New Roman" w:hAnsi="Times New Roman"/>
         </w:rPr>
       </w:pPr>
       <w:r>
@@ -2172,7 +2042,7 @@
       <w:pPr>
         <w:spacing w:after="10" w:line="168" w:lineRule="auto"/>
         <w:rPr>
-          <w:rFonts w:ascii="Times New Roman" w:hAnsi="Times New Roman" w:hint="eastAsia"/>
+          <w:rFonts w:ascii="Times New Roman" w:hAnsi="Times New Roman"/>
           <w:lang w:eastAsia="zh-CN"/>
         </w:rPr>
       </w:pPr>
@@ -2186,7 +2056,7 @@
         <w:spacing w:after="10" w:line="240" w:lineRule="auto"/>
         <w:jc w:val="both"/>
         <w:rPr>
-          <w:rFonts w:ascii="Times New Roman" w:hAnsi="Times New Roman" w:hint="eastAsia"/>
+          <w:rFonts w:ascii="Times New Roman" w:hAnsi="Times New Roman"/>
           <w:b/>
           <w:lang w:eastAsia="zh-CN"/>
         </w:rPr>
@@ -2208,7 +2078,7 @@
           <w:numId w:val="6"/>
         </w:numPr>
         <w:rPr>
-          <w:rFonts w:ascii="Times New Roman" w:hAnsi="Times New Roman" w:hint="eastAsia"/>
+          <w:rFonts w:ascii="Times New Roman" w:hAnsi="Times New Roman"/>
           <w:iCs/>
           <w:lang w:eastAsia="zh-CN"/>
         </w:rPr>
@@ -2293,25 +2163,7 @@
           <w:iCs/>
           <w:lang w:eastAsia="zh-CN"/>
         </w:rPr>
-        <w:t xml:space="preserve">C++, C, Python, Rust, </w:t>
-      </w:r>
-      <w:proofErr w:type="spellStart"/>
-      <w:r>
-        <w:rPr>
-          <w:rFonts w:ascii="Times New Roman" w:hAnsi="Times New Roman"/>
-          <w:iCs/>
-          <w:lang w:eastAsia="zh-CN"/>
-        </w:rPr>
-        <w:t>Pytorch</w:t>
-      </w:r>
-      <w:proofErr w:type="spellEnd"/>
-      <w:r>
-        <w:rPr>
-          <w:rFonts w:ascii="Times New Roman" w:hAnsi="Times New Roman"/>
-          <w:iCs/>
-          <w:lang w:eastAsia="zh-CN"/>
-        </w:rPr>
-        <w:t>, CUDA</w:t>
+        <w:t>C++, C, Python, Rust, Pytorch, CUDA</w:t>
       </w:r>
       <w:r>
         <w:rPr>
@@ -2386,7 +2238,6 @@
         </w:rPr>
         <w:t xml:space="preserve">Dean List, </w:t>
       </w:r>
-      <w:proofErr w:type="spellStart"/>
       <w:r>
         <w:rPr>
           <w:rFonts w:ascii="Times New Roman" w:hAnsi="Times New Roman" w:hint="eastAsia"/>
@@ -2396,7 +2247,6 @@
         </w:rPr>
         <w:t>Umich</w:t>
       </w:r>
-      <w:proofErr w:type="spellEnd"/>
       <w:r>
         <w:rPr>
           <w:rFonts w:ascii="Times New Roman" w:hAnsi="Times New Roman"/>
@@ -2432,7 +2282,6 @@
         </w:rPr>
         <w:t xml:space="preserve">University Honor, </w:t>
       </w:r>
-      <w:proofErr w:type="spellStart"/>
       <w:r>
         <w:rPr>
           <w:rFonts w:ascii="Times New Roman" w:hAnsi="Times New Roman" w:hint="eastAsia"/>
@@ -2442,7 +2291,6 @@
         </w:rPr>
         <w:t>Umich</w:t>
       </w:r>
-      <w:proofErr w:type="spellEnd"/>
       <w:r>
         <w:rPr>
           <w:rFonts w:ascii="Times New Roman" w:hAnsi="Times New Roman"/>
@@ -2480,23 +2328,7 @@
           <w:rFonts w:ascii="Times New Roman" w:hAnsi="Times New Roman" w:hint="eastAsia"/>
           <w:lang w:eastAsia="zh-CN"/>
         </w:rPr>
-        <w:t xml:space="preserve">Tang </w:t>
-      </w:r>
-      <w:proofErr w:type="spellStart"/>
-      <w:r>
-        <w:rPr>
-          <w:rFonts w:ascii="Times New Roman" w:hAnsi="Times New Roman" w:hint="eastAsia"/>
-          <w:lang w:eastAsia="zh-CN"/>
-        </w:rPr>
-        <w:t>Junyuan</w:t>
-      </w:r>
-      <w:proofErr w:type="spellEnd"/>
-      <w:r>
-        <w:rPr>
-          <w:rFonts w:ascii="Times New Roman" w:hAnsi="Times New Roman" w:hint="eastAsia"/>
-          <w:lang w:eastAsia="zh-CN"/>
-        </w:rPr>
-        <w:t xml:space="preserve"> Scholarship,</w:t>
+        <w:t>Tang Junyuan Scholarship,</w:t>
       </w:r>
       <w:r>
         <w:rPr>
@@ -2598,7 +2430,7 @@
 </file>
 
 <file path=word/numbering.xml><?xml version="1.0" encoding="utf-8"?>
-<w:numbering xmlns:wpc="http://schemas.microsoft.com/office/word/2010/wordprocessingCanvas" xmlns:cx="http://schemas.microsoft.com/office/drawing/2014/chartex" xmlns:cx1="http://schemas.microsoft.com/office/drawing/2015/9/8/chartex" xmlns:cx2="http://schemas.microsoft.com/office/drawing/2015/10/21/chartex" xmlns:cx3="http://schemas.microsoft.com/office/drawing/2016/5/9/chartex" xmlns:cx4="http://schemas.microsoft.com/office/drawing/2016/5/10/chartex" xmlns:cx5="http://schemas.microsoft.com/office/drawing/2016/5/11/chartex" xmlns:cx6="http://schemas.microsoft.com/office/drawing/2016/5/12/chartex" xmlns:cx7="http://schemas.microsoft.com/office/drawing/2016/5/13/chartex" xmlns:cx8="http://schemas.microsoft.com/office/drawing/2016/5/14/chartex" xmlns:mc="http://schemas.openxmlformats.org/markup-compatibility/2006" xmlns:aink="http://schemas.microsoft.com/office/drawing/2016/ink" xmlns:am3d="http://schemas.microsoft.com/office/drawing/2017/model3d" xmlns:o="urn:schemas-microsoft-com:office:office" xmlns:oel="http://schemas.microsoft.com/office/2019/extlst" xmlns:r="http://schemas.openxmlformats.org/officeDocument/2006/relationships" xmlns:m="http://schemas.openxmlformats.org/officeDocument/2006/math" xmlns:v="urn:schemas-microsoft-com:vml" xmlns:wp14="http://schemas.microsoft.com/office/word/2010/wordprocessingDrawing" xmlns:wp="http://schemas.openxmlformats.org/drawingml/2006/wordprocessingDrawing" xmlns:w10="urn:schemas-microsoft-com:office:word" xmlns:w="http://schemas.openxmlformats.org/wordprocessingml/2006/main" xmlns:w14="http://schemas.microsoft.com/office/word/2010/wordml" xmlns:w15="http://schemas.microsoft.com/office/word/2012/wordml" xmlns:w16cex="http://schemas.microsoft.com/office/word/2018/wordml/cex" xmlns:w16cid="http://schemas.microsoft.com/office/word/2016/wordml/cid" xmlns:w16="http://schemas.microsoft.com/office/word/2018/wordml" xmlns:w16du="http://schemas.microsoft.com/office/word/2023/wordml/word16du" xmlns:w16sdtdh="http://schemas.microsoft.com/office/word/2020/wordml/sdtdatahash" xmlns:w16se="http://schemas.microsoft.com/office/word/2015/wordml/symex" xmlns:wpg="http://schemas.microsoft.com/office/word/2010/wordprocessingGroup" xmlns:wpi="http://schemas.microsoft.com/office/word/2010/wordprocessingInk" xmlns:wne="http://schemas.microsoft.com/office/word/2006/wordml" xmlns:wps="http://schemas.microsoft.com/office/word/2010/wordprocessingShape" mc:Ignorable="w14 w15 w16se w16cid w16 w16cex w16sdtdh w16du wp14">
+<w:numbering xmlns:wpc="http://schemas.microsoft.com/office/word/2010/wordprocessingCanvas" xmlns:cx="http://schemas.microsoft.com/office/drawing/2014/chartex" xmlns:cx1="http://schemas.microsoft.com/office/drawing/2015/9/8/chartex" xmlns:cx2="http://schemas.microsoft.com/office/drawing/2015/10/21/chartex" xmlns:cx3="http://schemas.microsoft.com/office/drawing/2016/5/9/chartex" xmlns:cx4="http://schemas.microsoft.com/office/drawing/2016/5/10/chartex" xmlns:cx5="http://schemas.microsoft.com/office/drawing/2016/5/11/chartex" xmlns:cx6="http://schemas.microsoft.com/office/drawing/2016/5/12/chartex" xmlns:cx7="http://schemas.microsoft.com/office/drawing/2016/5/13/chartex" xmlns:cx8="http://schemas.microsoft.com/office/drawing/2016/5/14/chartex" xmlns:mc="http://schemas.openxmlformats.org/markup-compatibility/2006" xmlns:aink="http://schemas.microsoft.com/office/drawing/2016/ink" xmlns:am3d="http://schemas.microsoft.com/office/drawing/2017/model3d" xmlns:o="urn:schemas-microsoft-com:office:office" xmlns:oel="http://schemas.microsoft.com/office/2019/extlst" xmlns:r="http://schemas.openxmlformats.org/officeDocument/2006/relationships" xmlns:m="http://schemas.openxmlformats.org/officeDocument/2006/math" xmlns:v="urn:schemas-microsoft-com:vml" xmlns:wp14="http://schemas.microsoft.com/office/word/2010/wordprocessingDrawing" xmlns:wp="http://schemas.openxmlformats.org/drawingml/2006/wordprocessingDrawing" xmlns:w10="urn:schemas-microsoft-com:office:word" xmlns:w="http://schemas.openxmlformats.org/wordprocessingml/2006/main" xmlns:w14="http://schemas.microsoft.com/office/word/2010/wordml" xmlns:w15="http://schemas.microsoft.com/office/word/2012/wordml" xmlns:w16cex="http://schemas.microsoft.com/office/word/2018/wordml/cex" xmlns:w16cid="http://schemas.microsoft.com/office/word/2016/wordml/cid" xmlns:w16="http://schemas.microsoft.com/office/word/2018/wordml" xmlns:w16sdtdh="http://schemas.microsoft.com/office/word/2020/wordml/sdtdatahash" xmlns:w16se="http://schemas.microsoft.com/office/word/2015/wordml/symex" xmlns:wpg="http://schemas.microsoft.com/office/word/2010/wordprocessingGroup" xmlns:wpi="http://schemas.microsoft.com/office/word/2010/wordprocessingInk" xmlns:wne="http://schemas.microsoft.com/office/word/2006/wordml" xmlns:wps="http://schemas.microsoft.com/office/word/2010/wordprocessingShape" mc:Ignorable="w14 w15 w16se w16cid w16 w16cex w16sdtdh wp14">
   <w:abstractNum w:abstractNumId="0" w15:restartNumberingAfterBreak="0">
     <w:nsid w:val="03910F2B"/>
     <w:multiLevelType w:val="multilevel"/>
@@ -5499,7 +5331,7 @@
 </file>
 
 <file path=word/styles.xml><?xml version="1.0" encoding="utf-8"?>
-<w:styles xmlns:mc="http://schemas.openxmlformats.org/markup-compatibility/2006" xmlns:r="http://schemas.openxmlformats.org/officeDocument/2006/relationships" xmlns:w="http://schemas.openxmlformats.org/wordprocessingml/2006/main" xmlns:w14="http://schemas.microsoft.com/office/word/2010/wordml" xmlns:w15="http://schemas.microsoft.com/office/word/2012/wordml" xmlns:w16cex="http://schemas.microsoft.com/office/word/2018/wordml/cex" xmlns:w16cid="http://schemas.microsoft.com/office/word/2016/wordml/cid" xmlns:w16="http://schemas.microsoft.com/office/word/2018/wordml" xmlns:w16du="http://schemas.microsoft.com/office/word/2023/wordml/word16du" xmlns:w16sdtdh="http://schemas.microsoft.com/office/word/2020/wordml/sdtdatahash" xmlns:w16se="http://schemas.microsoft.com/office/word/2015/wordml/symex" mc:Ignorable="w14 w15 w16se w16cid w16 w16cex w16sdtdh w16du">
+<w:styles xmlns:mc="http://schemas.openxmlformats.org/markup-compatibility/2006" xmlns:r="http://schemas.openxmlformats.org/officeDocument/2006/relationships" xmlns:w="http://schemas.openxmlformats.org/wordprocessingml/2006/main" xmlns:w14="http://schemas.microsoft.com/office/word/2010/wordml" xmlns:w15="http://schemas.microsoft.com/office/word/2012/wordml" xmlns:w16cex="http://schemas.microsoft.com/office/word/2018/wordml/cex" xmlns:w16cid="http://schemas.microsoft.com/office/word/2016/wordml/cid" xmlns:w16="http://schemas.microsoft.com/office/word/2018/wordml" xmlns:w16sdtdh="http://schemas.microsoft.com/office/word/2020/wordml/sdtdatahash" xmlns:w16se="http://schemas.microsoft.com/office/word/2015/wordml/symex" mc:Ignorable="w14 w15 w16se w16cid w16 w16cex w16sdtdh">
   <w:docDefaults>
     <w:rPrDefault>
       <w:rPr>
@@ -5901,6 +5733,7 @@
   <w:style w:type="character" w:default="1" w:styleId="DefaultParagraphFont">
     <w:name w:val="Default Paragraph Font"/>
     <w:uiPriority w:val="1"/>
+    <w:semiHidden/>
     <w:unhideWhenUsed/>
   </w:style>
   <w:style w:type="table" w:default="1" w:styleId="TableNormal">

--- a/assets/CV.docx
+++ b/assets/CV.docx
@@ -1,6 +1,6 @@
 
 <file path=word/document.xml><?xml version="1.0" encoding="utf-8"?>
-<w:document xmlns:wpc="http://schemas.microsoft.com/office/word/2010/wordprocessingCanvas" xmlns:cx="http://schemas.microsoft.com/office/drawing/2014/chartex" xmlns:cx1="http://schemas.microsoft.com/office/drawing/2015/9/8/chartex" xmlns:cx2="http://schemas.microsoft.com/office/drawing/2015/10/21/chartex" xmlns:cx3="http://schemas.microsoft.com/office/drawing/2016/5/9/chartex" xmlns:cx4="http://schemas.microsoft.com/office/drawing/2016/5/10/chartex" xmlns:cx5="http://schemas.microsoft.com/office/drawing/2016/5/11/chartex" xmlns:cx6="http://schemas.microsoft.com/office/drawing/2016/5/12/chartex" xmlns:cx7="http://schemas.microsoft.com/office/drawing/2016/5/13/chartex" xmlns:cx8="http://schemas.microsoft.com/office/drawing/2016/5/14/chartex" xmlns:mc="http://schemas.openxmlformats.org/markup-compatibility/2006" xmlns:aink="http://schemas.microsoft.com/office/drawing/2016/ink" xmlns:am3d="http://schemas.microsoft.com/office/drawing/2017/model3d" xmlns:o="urn:schemas-microsoft-com:office:office" xmlns:oel="http://schemas.microsoft.com/office/2019/extlst" xmlns:r="http://schemas.openxmlformats.org/officeDocument/2006/relationships" xmlns:m="http://schemas.openxmlformats.org/officeDocument/2006/math" xmlns:v="urn:schemas-microsoft-com:vml" xmlns:wp14="http://schemas.microsoft.com/office/word/2010/wordprocessingDrawing" xmlns:wp="http://schemas.openxmlformats.org/drawingml/2006/wordprocessingDrawing" xmlns:w10="urn:schemas-microsoft-com:office:word" xmlns:w="http://schemas.openxmlformats.org/wordprocessingml/2006/main" xmlns:w14="http://schemas.microsoft.com/office/word/2010/wordml" xmlns:w15="http://schemas.microsoft.com/office/word/2012/wordml" xmlns:w16cex="http://schemas.microsoft.com/office/word/2018/wordml/cex" xmlns:w16cid="http://schemas.microsoft.com/office/word/2016/wordml/cid" xmlns:w16="http://schemas.microsoft.com/office/word/2018/wordml" xmlns:w16sdtdh="http://schemas.microsoft.com/office/word/2020/wordml/sdtdatahash" xmlns:w16se="http://schemas.microsoft.com/office/word/2015/wordml/symex" xmlns:wpg="http://schemas.microsoft.com/office/word/2010/wordprocessingGroup" xmlns:wpi="http://schemas.microsoft.com/office/word/2010/wordprocessingInk" xmlns:wne="http://schemas.microsoft.com/office/word/2006/wordml" xmlns:wps="http://schemas.microsoft.com/office/word/2010/wordprocessingShape" mc:Ignorable="w14 w15 w16se w16cid w16 w16cex w16sdtdh wp14">
+<w:document xmlns:wpc="http://schemas.microsoft.com/office/word/2010/wordprocessingCanvas" xmlns:cx="http://schemas.microsoft.com/office/drawing/2014/chartex" xmlns:cx1="http://schemas.microsoft.com/office/drawing/2015/9/8/chartex" xmlns:cx2="http://schemas.microsoft.com/office/drawing/2015/10/21/chartex" xmlns:cx3="http://schemas.microsoft.com/office/drawing/2016/5/9/chartex" xmlns:cx4="http://schemas.microsoft.com/office/drawing/2016/5/10/chartex" xmlns:cx5="http://schemas.microsoft.com/office/drawing/2016/5/11/chartex" xmlns:cx6="http://schemas.microsoft.com/office/drawing/2016/5/12/chartex" xmlns:cx7="http://schemas.microsoft.com/office/drawing/2016/5/13/chartex" xmlns:cx8="http://schemas.microsoft.com/office/drawing/2016/5/14/chartex" xmlns:mc="http://schemas.openxmlformats.org/markup-compatibility/2006" xmlns:aink="http://schemas.microsoft.com/office/drawing/2016/ink" xmlns:am3d="http://schemas.microsoft.com/office/drawing/2017/model3d" xmlns:o="urn:schemas-microsoft-com:office:office" xmlns:oel="http://schemas.microsoft.com/office/2019/extlst" xmlns:r="http://schemas.openxmlformats.org/officeDocument/2006/relationships" xmlns:m="http://schemas.openxmlformats.org/officeDocument/2006/math" xmlns:v="urn:schemas-microsoft-com:vml" xmlns:wp14="http://schemas.microsoft.com/office/word/2010/wordprocessingDrawing" xmlns:wp="http://schemas.openxmlformats.org/drawingml/2006/wordprocessingDrawing" xmlns:w10="urn:schemas-microsoft-com:office:word" xmlns:w="http://schemas.openxmlformats.org/wordprocessingml/2006/main" xmlns:w14="http://schemas.microsoft.com/office/word/2010/wordml" xmlns:w15="http://schemas.microsoft.com/office/word/2012/wordml" xmlns:w16cex="http://schemas.microsoft.com/office/word/2018/wordml/cex" xmlns:w16cid="http://schemas.microsoft.com/office/word/2016/wordml/cid" xmlns:w16="http://schemas.microsoft.com/office/word/2018/wordml" xmlns:w16du="http://schemas.microsoft.com/office/word/2023/wordml/word16du" xmlns:w16sdtdh="http://schemas.microsoft.com/office/word/2020/wordml/sdtdatahash" xmlns:w16se="http://schemas.microsoft.com/office/word/2015/wordml/symex" xmlns:wpg="http://schemas.microsoft.com/office/word/2010/wordprocessingGroup" xmlns:wpi="http://schemas.microsoft.com/office/word/2010/wordprocessingInk" xmlns:wne="http://schemas.microsoft.com/office/word/2006/wordml" xmlns:wps="http://schemas.microsoft.com/office/word/2010/wordprocessingShape" mc:Ignorable="w14 w15 w16se w16cid w16 w16cex w16sdtdh w16du wp14">
   <w:body>
     <w:p>
       <w:pPr>
@@ -14,6 +14,7 @@
           <w:szCs w:val="28"/>
         </w:rPr>
       </w:pPr>
+      <w:proofErr w:type="spellStart"/>
       <w:r>
         <w:rPr>
           <w:rFonts w:ascii="Times New Roman" w:hAnsi="Times New Roman" w:cs="Times New Roman"/>
@@ -22,7 +23,18 @@
           <w:sz w:val="28"/>
           <w:szCs w:val="28"/>
         </w:rPr>
-        <w:t>Zhiyu Wu</w:t>
+        <w:t>Zhiyu</w:t>
+      </w:r>
+      <w:proofErr w:type="spellEnd"/>
+      <w:r>
+        <w:rPr>
+          <w:rFonts w:ascii="Times New Roman" w:hAnsi="Times New Roman" w:cs="Times New Roman"/>
+          <w:b/>
+          <w:bCs/>
+          <w:sz w:val="28"/>
+          <w:szCs w:val="28"/>
+        </w:rPr>
+        <w:t xml:space="preserve"> Wu</w:t>
       </w:r>
     </w:p>
     <w:p>
@@ -30,7 +42,7 @@
         <w:spacing w:after="0" w:line="240" w:lineRule="auto"/>
         <w:jc w:val="center"/>
         <w:rPr>
-          <w:rFonts w:ascii="Times New Roman" w:hAnsi="Times New Roman" w:cs="Times New Roman" w:hint="eastAsia"/>
+          <w:rFonts w:ascii="Times New Roman" w:hAnsi="Times New Roman" w:cs="Times New Roman"/>
           <w:lang w:eastAsia="zh-CN"/>
         </w:rPr>
       </w:pPr>
@@ -516,7 +528,7 @@
           <w:rFonts w:ascii="Times New Roman" w:hAnsi="Times New Roman"/>
           <w:lang w:eastAsia="zh-CN"/>
         </w:rPr>
-        <w:t>systems</w:t>
+        <w:t>systems.</w:t>
       </w:r>
     </w:p>
     <w:p>
@@ -812,7 +824,23 @@
           <w:rFonts w:ascii="Times New Roman" w:hAnsi="Times New Roman"/>
           <w:lang w:eastAsia="zh-CN"/>
         </w:rPr>
-        <w:t>Latency-Intensive: SLO based on Quality of Experience (QoE).</w:t>
+        <w:t>Latency-Intensive: SLO based on Quality of Experience (</w:t>
+      </w:r>
+      <w:proofErr w:type="spellStart"/>
+      <w:r>
+        <w:rPr>
+          <w:rFonts w:ascii="Times New Roman" w:hAnsi="Times New Roman"/>
+          <w:lang w:eastAsia="zh-CN"/>
+        </w:rPr>
+        <w:t>QoE</w:t>
+      </w:r>
+      <w:proofErr w:type="spellEnd"/>
+      <w:r>
+        <w:rPr>
+          <w:rFonts w:ascii="Times New Roman" w:hAnsi="Times New Roman"/>
+          <w:lang w:eastAsia="zh-CN"/>
+        </w:rPr>
+        <w:t>).</w:t>
       </w:r>
     </w:p>
     <w:p>
@@ -983,6 +1011,7 @@
         </w:rPr>
         <w:t xml:space="preserve">Supervisor: </w:t>
       </w:r>
+      <w:proofErr w:type="spellStart"/>
       <w:r>
         <w:rPr>
           <w:rFonts w:ascii="Times New Roman" w:hAnsi="Times New Roman"/>
@@ -991,6 +1020,7 @@
         </w:rPr>
         <w:t>Mosharaf</w:t>
       </w:r>
+      <w:proofErr w:type="spellEnd"/>
       <w:r>
         <w:rPr>
           <w:rFonts w:ascii="Times New Roman" w:hAnsi="Times New Roman" w:hint="eastAsia"/>
@@ -1071,7 +1101,23 @@
           <w:rFonts w:ascii="Times New Roman" w:hAnsi="Times New Roman"/>
           <w:lang w:eastAsia="zh-CN"/>
         </w:rPr>
-        <w:t>Defined Quality of Experience (QoE) in LLM serving by tracking each step of text generation and monitoring the overall user experience throughout the entire streaming process.</w:t>
+        <w:t>Defined Quality of Experience (</w:t>
+      </w:r>
+      <w:proofErr w:type="spellStart"/>
+      <w:r>
+        <w:rPr>
+          <w:rFonts w:ascii="Times New Roman" w:hAnsi="Times New Roman"/>
+          <w:lang w:eastAsia="zh-CN"/>
+        </w:rPr>
+        <w:t>QoE</w:t>
+      </w:r>
+      <w:proofErr w:type="spellEnd"/>
+      <w:r>
+        <w:rPr>
+          <w:rFonts w:ascii="Times New Roman" w:hAnsi="Times New Roman"/>
+          <w:lang w:eastAsia="zh-CN"/>
+        </w:rPr>
+        <w:t>) in LLM serving by tracking each step of text generation and monitoring the overall user experience throughout the entire streaming process.</w:t>
       </w:r>
     </w:p>
     <w:p>
@@ -1092,7 +1138,23 @@
           <w:rFonts w:ascii="Times New Roman" w:hAnsi="Times New Roman"/>
           <w:lang w:eastAsia="zh-CN"/>
         </w:rPr>
-        <w:t>Formulated the problem as a knapsack optimization and developed a scheduling algorithm to maximize QoE in online LLM serving.</w:t>
+        <w:t xml:space="preserve">Formulated the problem as a knapsack optimization and developed a scheduling algorithm to maximize </w:t>
+      </w:r>
+      <w:proofErr w:type="spellStart"/>
+      <w:r>
+        <w:rPr>
+          <w:rFonts w:ascii="Times New Roman" w:hAnsi="Times New Roman"/>
+          <w:lang w:eastAsia="zh-CN"/>
+        </w:rPr>
+        <w:t>QoE</w:t>
+      </w:r>
+      <w:proofErr w:type="spellEnd"/>
+      <w:r>
+        <w:rPr>
+          <w:rFonts w:ascii="Times New Roman" w:hAnsi="Times New Roman"/>
+          <w:lang w:eastAsia="zh-CN"/>
+        </w:rPr>
+        <w:t xml:space="preserve"> in online LLM serving.</w:t>
       </w:r>
     </w:p>
     <w:p>
@@ -1112,7 +1174,39 @@
           <w:rFonts w:ascii="Times New Roman" w:hAnsi="Times New Roman"/>
           <w:lang w:eastAsia="zh-CN"/>
         </w:rPr>
-        <w:t>Built Andes, an LLM serving system on top of vLLM, integrating the scheduling algorithm to enhance QoE in real-time LLM services.</w:t>
+        <w:t xml:space="preserve">Built Andes, an LLM serving system on top of </w:t>
+      </w:r>
+      <w:proofErr w:type="spellStart"/>
+      <w:r>
+        <w:rPr>
+          <w:rFonts w:ascii="Times New Roman" w:hAnsi="Times New Roman"/>
+          <w:lang w:eastAsia="zh-CN"/>
+        </w:rPr>
+        <w:t>vLLM</w:t>
+      </w:r>
+      <w:proofErr w:type="spellEnd"/>
+      <w:r>
+        <w:rPr>
+          <w:rFonts w:ascii="Times New Roman" w:hAnsi="Times New Roman"/>
+          <w:lang w:eastAsia="zh-CN"/>
+        </w:rPr>
+        <w:t xml:space="preserve">, integrating the scheduling algorithm to enhance </w:t>
+      </w:r>
+      <w:proofErr w:type="spellStart"/>
+      <w:r>
+        <w:rPr>
+          <w:rFonts w:ascii="Times New Roman" w:hAnsi="Times New Roman"/>
+          <w:lang w:eastAsia="zh-CN"/>
+        </w:rPr>
+        <w:t>QoE</w:t>
+      </w:r>
+      <w:proofErr w:type="spellEnd"/>
+      <w:r>
+        <w:rPr>
+          <w:rFonts w:ascii="Times New Roman" w:hAnsi="Times New Roman"/>
+          <w:lang w:eastAsia="zh-CN"/>
+        </w:rPr>
+        <w:t xml:space="preserve"> in real-time LLM services.</w:t>
       </w:r>
     </w:p>
     <w:p>
@@ -1199,6 +1293,7 @@
         </w:rPr>
         <w:t xml:space="preserve">; Preprint, 2024; Jiachen Liu, </w:t>
       </w:r>
+      <w:proofErr w:type="spellStart"/>
       <w:r>
         <w:rPr>
           <w:rFonts w:ascii="Times New Roman" w:hAnsi="Times New Roman"/>
@@ -1207,15 +1302,62 @@
           <w:iCs/>
           <w:lang w:eastAsia="zh-CN"/>
         </w:rPr>
-        <w:t>Zhiyu Wu</w:t>
-      </w:r>
-      <w:r>
-        <w:rPr>
-          <w:rFonts w:ascii="Times New Roman" w:hAnsi="Times New Roman"/>
+        <w:t>Zhiyu</w:t>
+      </w:r>
+      <w:proofErr w:type="spellEnd"/>
+      <w:r>
+        <w:rPr>
+          <w:rFonts w:ascii="Times New Roman" w:hAnsi="Times New Roman"/>
+          <w:b/>
+          <w:bCs/>
           <w:iCs/>
           <w:lang w:eastAsia="zh-CN"/>
         </w:rPr>
-        <w:t>, Jae-Won Chung, Fan Lai, Myungjin Lee, Mosharaf Chowdhury</w:t>
+        <w:t xml:space="preserve"> Wu</w:t>
+      </w:r>
+      <w:r>
+        <w:rPr>
+          <w:rFonts w:ascii="Times New Roman" w:hAnsi="Times New Roman"/>
+          <w:iCs/>
+          <w:lang w:eastAsia="zh-CN"/>
+        </w:rPr>
+        <w:t xml:space="preserve">, Jae-Won Chung, Fan Lai, </w:t>
+      </w:r>
+      <w:proofErr w:type="spellStart"/>
+      <w:r>
+        <w:rPr>
+          <w:rFonts w:ascii="Times New Roman" w:hAnsi="Times New Roman"/>
+          <w:iCs/>
+          <w:lang w:eastAsia="zh-CN"/>
+        </w:rPr>
+        <w:t>Myungjin</w:t>
+      </w:r>
+      <w:proofErr w:type="spellEnd"/>
+      <w:r>
+        <w:rPr>
+          <w:rFonts w:ascii="Times New Roman" w:hAnsi="Times New Roman"/>
+          <w:iCs/>
+          <w:lang w:eastAsia="zh-CN"/>
+        </w:rPr>
+        <w:t xml:space="preserve"> Lee, </w:t>
+      </w:r>
+      <w:proofErr w:type="spellStart"/>
+      <w:r>
+        <w:rPr>
+          <w:rFonts w:ascii="Times New Roman" w:hAnsi="Times New Roman"/>
+          <w:iCs/>
+          <w:lang w:eastAsia="zh-CN"/>
+        </w:rPr>
+        <w:t>Mosharaf</w:t>
+      </w:r>
+      <w:proofErr w:type="spellEnd"/>
+      <w:r>
+        <w:rPr>
+          <w:rFonts w:ascii="Times New Roman" w:hAnsi="Times New Roman"/>
+          <w:iCs/>
+          <w:lang w:eastAsia="zh-CN"/>
+        </w:rPr>
+        <w:t xml:space="preserve"> Chowdhury</w:t>
       </w:r>
     </w:p>
     <w:p>
@@ -1383,7 +1525,23 @@
           <w:lang w:eastAsia="zh-CN"/>
         </w:rPr>
         <w:lastRenderedPageBreak/>
-        <w:t>Developed the ML.ENERGY Leaderboard, an open-source platform for benchmarking the energy efficiency and NLP performance of LLM models.</w:t>
+        <w:t xml:space="preserve">Developed the </w:t>
+      </w:r>
+      <w:proofErr w:type="gramStart"/>
+      <w:r>
+        <w:rPr>
+          <w:rFonts w:ascii="Times New Roman" w:hAnsi="Times New Roman"/>
+          <w:lang w:eastAsia="zh-CN"/>
+        </w:rPr>
+        <w:t>ML.ENERGY</w:t>
+      </w:r>
+      <w:proofErr w:type="gramEnd"/>
+      <w:r>
+        <w:rPr>
+          <w:rFonts w:ascii="Times New Roman" w:hAnsi="Times New Roman"/>
+          <w:lang w:eastAsia="zh-CN"/>
+        </w:rPr>
+        <w:t xml:space="preserve"> Leaderboard, an open-source platform for benchmarking the energy efficiency and NLP performance of LLM models.</w:t>
       </w:r>
     </w:p>
     <w:p>
@@ -2163,7 +2321,25 @@
           <w:iCs/>
           <w:lang w:eastAsia="zh-CN"/>
         </w:rPr>
-        <w:t>C++, C, Python, Rust, Pytorch, CUDA</w:t>
+        <w:t xml:space="preserve">C++, C, Python, Rust, </w:t>
+      </w:r>
+      <w:proofErr w:type="spellStart"/>
+      <w:r>
+        <w:rPr>
+          <w:rFonts w:ascii="Times New Roman" w:hAnsi="Times New Roman"/>
+          <w:iCs/>
+          <w:lang w:eastAsia="zh-CN"/>
+        </w:rPr>
+        <w:t>Pytorch</w:t>
+      </w:r>
+      <w:proofErr w:type="spellEnd"/>
+      <w:r>
+        <w:rPr>
+          <w:rFonts w:ascii="Times New Roman" w:hAnsi="Times New Roman"/>
+          <w:iCs/>
+          <w:lang w:eastAsia="zh-CN"/>
+        </w:rPr>
+        <w:t>, CUDA</w:t>
       </w:r>
       <w:r>
         <w:rPr>
@@ -2238,6 +2414,7 @@
         </w:rPr>
         <w:t xml:space="preserve">Dean List, </w:t>
       </w:r>
+      <w:proofErr w:type="spellStart"/>
       <w:r>
         <w:rPr>
           <w:rFonts w:ascii="Times New Roman" w:hAnsi="Times New Roman" w:hint="eastAsia"/>
@@ -2247,6 +2424,7 @@
         </w:rPr>
         <w:t>Umich</w:t>
       </w:r>
+      <w:proofErr w:type="spellEnd"/>
       <w:r>
         <w:rPr>
           <w:rFonts w:ascii="Times New Roman" w:hAnsi="Times New Roman"/>
@@ -2282,6 +2460,7 @@
         </w:rPr>
         <w:t xml:space="preserve">University Honor, </w:t>
       </w:r>
+      <w:proofErr w:type="spellStart"/>
       <w:r>
         <w:rPr>
           <w:rFonts w:ascii="Times New Roman" w:hAnsi="Times New Roman" w:hint="eastAsia"/>
@@ -2291,6 +2470,7 @@
         </w:rPr>
         <w:t>Umich</w:t>
       </w:r>
+      <w:proofErr w:type="spellEnd"/>
       <w:r>
         <w:rPr>
           <w:rFonts w:ascii="Times New Roman" w:hAnsi="Times New Roman"/>
@@ -2328,7 +2508,23 @@
           <w:rFonts w:ascii="Times New Roman" w:hAnsi="Times New Roman" w:hint="eastAsia"/>
           <w:lang w:eastAsia="zh-CN"/>
         </w:rPr>
-        <w:t>Tang Junyuan Scholarship,</w:t>
+        <w:t xml:space="preserve">Tang </w:t>
+      </w:r>
+      <w:proofErr w:type="spellStart"/>
+      <w:r>
+        <w:rPr>
+          <w:rFonts w:ascii="Times New Roman" w:hAnsi="Times New Roman" w:hint="eastAsia"/>
+          <w:lang w:eastAsia="zh-CN"/>
+        </w:rPr>
+        <w:t>Junyuan</w:t>
+      </w:r>
+      <w:proofErr w:type="spellEnd"/>
+      <w:r>
+        <w:rPr>
+          <w:rFonts w:ascii="Times New Roman" w:hAnsi="Times New Roman" w:hint="eastAsia"/>
+          <w:lang w:eastAsia="zh-CN"/>
+        </w:rPr>
+        <w:t xml:space="preserve"> Scholarship,</w:t>
       </w:r>
       <w:r>
         <w:rPr>
@@ -2430,7 +2626,7 @@
 </file>
 
 <file path=word/numbering.xml><?xml version="1.0" encoding="utf-8"?>
-<w:numbering xmlns:wpc="http://schemas.microsoft.com/office/word/2010/wordprocessingCanvas" xmlns:cx="http://schemas.microsoft.com/office/drawing/2014/chartex" xmlns:cx1="http://schemas.microsoft.com/office/drawing/2015/9/8/chartex" xmlns:cx2="http://schemas.microsoft.com/office/drawing/2015/10/21/chartex" xmlns:cx3="http://schemas.microsoft.com/office/drawing/2016/5/9/chartex" xmlns:cx4="http://schemas.microsoft.com/office/drawing/2016/5/10/chartex" xmlns:cx5="http://schemas.microsoft.com/office/drawing/2016/5/11/chartex" xmlns:cx6="http://schemas.microsoft.com/office/drawing/2016/5/12/chartex" xmlns:cx7="http://schemas.microsoft.com/office/drawing/2016/5/13/chartex" xmlns:cx8="http://schemas.microsoft.com/office/drawing/2016/5/14/chartex" xmlns:mc="http://schemas.openxmlformats.org/markup-compatibility/2006" xmlns:aink="http://schemas.microsoft.com/office/drawing/2016/ink" xmlns:am3d="http://schemas.microsoft.com/office/drawing/2017/model3d" xmlns:o="urn:schemas-microsoft-com:office:office" xmlns:oel="http://schemas.microsoft.com/office/2019/extlst" xmlns:r="http://schemas.openxmlformats.org/officeDocument/2006/relationships" xmlns:m="http://schemas.openxmlformats.org/officeDocument/2006/math" xmlns:v="urn:schemas-microsoft-com:vml" xmlns:wp14="http://schemas.microsoft.com/office/word/2010/wordprocessingDrawing" xmlns:wp="http://schemas.openxmlformats.org/drawingml/2006/wordprocessingDrawing" xmlns:w10="urn:schemas-microsoft-com:office:word" xmlns:w="http://schemas.openxmlformats.org/wordprocessingml/2006/main" xmlns:w14="http://schemas.microsoft.com/office/word/2010/wordml" xmlns:w15="http://schemas.microsoft.com/office/word/2012/wordml" xmlns:w16cex="http://schemas.microsoft.com/office/word/2018/wordml/cex" xmlns:w16cid="http://schemas.microsoft.com/office/word/2016/wordml/cid" xmlns:w16="http://schemas.microsoft.com/office/word/2018/wordml" xmlns:w16sdtdh="http://schemas.microsoft.com/office/word/2020/wordml/sdtdatahash" xmlns:w16se="http://schemas.microsoft.com/office/word/2015/wordml/symex" xmlns:wpg="http://schemas.microsoft.com/office/word/2010/wordprocessingGroup" xmlns:wpi="http://schemas.microsoft.com/office/word/2010/wordprocessingInk" xmlns:wne="http://schemas.microsoft.com/office/word/2006/wordml" xmlns:wps="http://schemas.microsoft.com/office/word/2010/wordprocessingShape" mc:Ignorable="w14 w15 w16se w16cid w16 w16cex w16sdtdh wp14">
+<w:numbering xmlns:wpc="http://schemas.microsoft.com/office/word/2010/wordprocessingCanvas" xmlns:cx="http://schemas.microsoft.com/office/drawing/2014/chartex" xmlns:cx1="http://schemas.microsoft.com/office/drawing/2015/9/8/chartex" xmlns:cx2="http://schemas.microsoft.com/office/drawing/2015/10/21/chartex" xmlns:cx3="http://schemas.microsoft.com/office/drawing/2016/5/9/chartex" xmlns:cx4="http://schemas.microsoft.com/office/drawing/2016/5/10/chartex" xmlns:cx5="http://schemas.microsoft.com/office/drawing/2016/5/11/chartex" xmlns:cx6="http://schemas.microsoft.com/office/drawing/2016/5/12/chartex" xmlns:cx7="http://schemas.microsoft.com/office/drawing/2016/5/13/chartex" xmlns:cx8="http://schemas.microsoft.com/office/drawing/2016/5/14/chartex" xmlns:mc="http://schemas.openxmlformats.org/markup-compatibility/2006" xmlns:aink="http://schemas.microsoft.com/office/drawing/2016/ink" xmlns:am3d="http://schemas.microsoft.com/office/drawing/2017/model3d" xmlns:o="urn:schemas-microsoft-com:office:office" xmlns:oel="http://schemas.microsoft.com/office/2019/extlst" xmlns:r="http://schemas.openxmlformats.org/officeDocument/2006/relationships" xmlns:m="http://schemas.openxmlformats.org/officeDocument/2006/math" xmlns:v="urn:schemas-microsoft-com:vml" xmlns:wp14="http://schemas.microsoft.com/office/word/2010/wordprocessingDrawing" xmlns:wp="http://schemas.openxmlformats.org/drawingml/2006/wordprocessingDrawing" xmlns:w10="urn:schemas-microsoft-com:office:word" xmlns:w="http://schemas.openxmlformats.org/wordprocessingml/2006/main" xmlns:w14="http://schemas.microsoft.com/office/word/2010/wordml" xmlns:w15="http://schemas.microsoft.com/office/word/2012/wordml" xmlns:w16cex="http://schemas.microsoft.com/office/word/2018/wordml/cex" xmlns:w16cid="http://schemas.microsoft.com/office/word/2016/wordml/cid" xmlns:w16="http://schemas.microsoft.com/office/word/2018/wordml" xmlns:w16du="http://schemas.microsoft.com/office/word/2023/wordml/word16du" xmlns:w16sdtdh="http://schemas.microsoft.com/office/word/2020/wordml/sdtdatahash" xmlns:w16se="http://schemas.microsoft.com/office/word/2015/wordml/symex" xmlns:wpg="http://schemas.microsoft.com/office/word/2010/wordprocessingGroup" xmlns:wpi="http://schemas.microsoft.com/office/word/2010/wordprocessingInk" xmlns:wne="http://schemas.microsoft.com/office/word/2006/wordml" xmlns:wps="http://schemas.microsoft.com/office/word/2010/wordprocessingShape" mc:Ignorable="w14 w15 w16se w16cid w16 w16cex w16sdtdh w16du wp14">
   <w:abstractNum w:abstractNumId="0" w15:restartNumberingAfterBreak="0">
     <w:nsid w:val="03910F2B"/>
     <w:multiLevelType w:val="multilevel"/>
@@ -5331,7 +5527,7 @@
 </file>
 
 <file path=word/styles.xml><?xml version="1.0" encoding="utf-8"?>
-<w:styles xmlns:mc="http://schemas.openxmlformats.org/markup-compatibility/2006" xmlns:r="http://schemas.openxmlformats.org/officeDocument/2006/relationships" xmlns:w="http://schemas.openxmlformats.org/wordprocessingml/2006/main" xmlns:w14="http://schemas.microsoft.com/office/word/2010/wordml" xmlns:w15="http://schemas.microsoft.com/office/word/2012/wordml" xmlns:w16cex="http://schemas.microsoft.com/office/word/2018/wordml/cex" xmlns:w16cid="http://schemas.microsoft.com/office/word/2016/wordml/cid" xmlns:w16="http://schemas.microsoft.com/office/word/2018/wordml" xmlns:w16sdtdh="http://schemas.microsoft.com/office/word/2020/wordml/sdtdatahash" xmlns:w16se="http://schemas.microsoft.com/office/word/2015/wordml/symex" mc:Ignorable="w14 w15 w16se w16cid w16 w16cex w16sdtdh">
+<w:styles xmlns:mc="http://schemas.openxmlformats.org/markup-compatibility/2006" xmlns:r="http://schemas.openxmlformats.org/officeDocument/2006/relationships" xmlns:w="http://schemas.openxmlformats.org/wordprocessingml/2006/main" xmlns:w14="http://schemas.microsoft.com/office/word/2010/wordml" xmlns:w15="http://schemas.microsoft.com/office/word/2012/wordml" xmlns:w16cex="http://schemas.microsoft.com/office/word/2018/wordml/cex" xmlns:w16cid="http://schemas.microsoft.com/office/word/2016/wordml/cid" xmlns:w16="http://schemas.microsoft.com/office/word/2018/wordml" xmlns:w16du="http://schemas.microsoft.com/office/word/2023/wordml/word16du" xmlns:w16sdtdh="http://schemas.microsoft.com/office/word/2020/wordml/sdtdatahash" xmlns:w16se="http://schemas.microsoft.com/office/word/2015/wordml/symex" mc:Ignorable="w14 w15 w16se w16cid w16 w16cex w16sdtdh w16du">
   <w:docDefaults>
     <w:rPrDefault>
       <w:rPr>

--- a/assets/CV.docx
+++ b/assets/CV.docx
@@ -1,6 +1,6 @@
 
 <file path=word/document.xml><?xml version="1.0" encoding="utf-8"?>
-<w:document xmlns:wpc="http://schemas.microsoft.com/office/word/2010/wordprocessingCanvas" xmlns:cx="http://schemas.microsoft.com/office/drawing/2014/chartex" xmlns:cx1="http://schemas.microsoft.com/office/drawing/2015/9/8/chartex" xmlns:cx2="http://schemas.microsoft.com/office/drawing/2015/10/21/chartex" xmlns:cx3="http://schemas.microsoft.com/office/drawing/2016/5/9/chartex" xmlns:cx4="http://schemas.microsoft.com/office/drawing/2016/5/10/chartex" xmlns:cx5="http://schemas.microsoft.com/office/drawing/2016/5/11/chartex" xmlns:cx6="http://schemas.microsoft.com/office/drawing/2016/5/12/chartex" xmlns:cx7="http://schemas.microsoft.com/office/drawing/2016/5/13/chartex" xmlns:cx8="http://schemas.microsoft.com/office/drawing/2016/5/14/chartex" xmlns:mc="http://schemas.openxmlformats.org/markup-compatibility/2006" xmlns:aink="http://schemas.microsoft.com/office/drawing/2016/ink" xmlns:am3d="http://schemas.microsoft.com/office/drawing/2017/model3d" xmlns:o="urn:schemas-microsoft-com:office:office" xmlns:oel="http://schemas.microsoft.com/office/2019/extlst" xmlns:r="http://schemas.openxmlformats.org/officeDocument/2006/relationships" xmlns:m="http://schemas.openxmlformats.org/officeDocument/2006/math" xmlns:v="urn:schemas-microsoft-com:vml" xmlns:wp14="http://schemas.microsoft.com/office/word/2010/wordprocessingDrawing" xmlns:wp="http://schemas.openxmlformats.org/drawingml/2006/wordprocessingDrawing" xmlns:w10="urn:schemas-microsoft-com:office:word" xmlns:w="http://schemas.openxmlformats.org/wordprocessingml/2006/main" xmlns:w14="http://schemas.microsoft.com/office/word/2010/wordml" xmlns:w15="http://schemas.microsoft.com/office/word/2012/wordml" xmlns:w16cex="http://schemas.microsoft.com/office/word/2018/wordml/cex" xmlns:w16cid="http://schemas.microsoft.com/office/word/2016/wordml/cid" xmlns:w16="http://schemas.microsoft.com/office/word/2018/wordml" xmlns:w16du="http://schemas.microsoft.com/office/word/2023/wordml/word16du" xmlns:w16sdtdh="http://schemas.microsoft.com/office/word/2020/wordml/sdtdatahash" xmlns:w16se="http://schemas.microsoft.com/office/word/2015/wordml/symex" xmlns:wpg="http://schemas.microsoft.com/office/word/2010/wordprocessingGroup" xmlns:wpi="http://schemas.microsoft.com/office/word/2010/wordprocessingInk" xmlns:wne="http://schemas.microsoft.com/office/word/2006/wordml" xmlns:wps="http://schemas.microsoft.com/office/word/2010/wordprocessingShape" mc:Ignorable="w14 w15 w16se w16cid w16 w16cex w16sdtdh w16du wp14">
+<w:document xmlns:wpc="http://schemas.microsoft.com/office/word/2010/wordprocessingCanvas" xmlns:cx="http://schemas.microsoft.com/office/drawing/2014/chartex" xmlns:cx1="http://schemas.microsoft.com/office/drawing/2015/9/8/chartex" xmlns:cx2="http://schemas.microsoft.com/office/drawing/2015/10/21/chartex" xmlns:cx3="http://schemas.microsoft.com/office/drawing/2016/5/9/chartex" xmlns:cx4="http://schemas.microsoft.com/office/drawing/2016/5/10/chartex" xmlns:cx5="http://schemas.microsoft.com/office/drawing/2016/5/11/chartex" xmlns:cx6="http://schemas.microsoft.com/office/drawing/2016/5/12/chartex" xmlns:cx7="http://schemas.microsoft.com/office/drawing/2016/5/13/chartex" xmlns:cx8="http://schemas.microsoft.com/office/drawing/2016/5/14/chartex" xmlns:mc="http://schemas.openxmlformats.org/markup-compatibility/2006" xmlns:aink="http://schemas.microsoft.com/office/drawing/2016/ink" xmlns:am3d="http://schemas.microsoft.com/office/drawing/2017/model3d" xmlns:o="urn:schemas-microsoft-com:office:office" xmlns:oel="http://schemas.microsoft.com/office/2019/extlst" xmlns:r="http://schemas.openxmlformats.org/officeDocument/2006/relationships" xmlns:m="http://schemas.openxmlformats.org/officeDocument/2006/math" xmlns:v="urn:schemas-microsoft-com:vml" xmlns:wp14="http://schemas.microsoft.com/office/word/2010/wordprocessingDrawing" xmlns:wp="http://schemas.openxmlformats.org/drawingml/2006/wordprocessingDrawing" xmlns:w10="urn:schemas-microsoft-com:office:word" xmlns:w="http://schemas.openxmlformats.org/wordprocessingml/2006/main" xmlns:w14="http://schemas.microsoft.com/office/word/2010/wordml" xmlns:w15="http://schemas.microsoft.com/office/word/2012/wordml" xmlns:w16cex="http://schemas.microsoft.com/office/word/2018/wordml/cex" xmlns:w16cid="http://schemas.microsoft.com/office/word/2016/wordml/cid" xmlns:w16="http://schemas.microsoft.com/office/word/2018/wordml" xmlns:w16sdtdh="http://schemas.microsoft.com/office/word/2020/wordml/sdtdatahash" xmlns:w16se="http://schemas.microsoft.com/office/word/2015/wordml/symex" xmlns:wpg="http://schemas.microsoft.com/office/word/2010/wordprocessingGroup" xmlns:wpi="http://schemas.microsoft.com/office/word/2010/wordprocessingInk" xmlns:wne="http://schemas.microsoft.com/office/word/2006/wordml" xmlns:wps="http://schemas.microsoft.com/office/word/2010/wordprocessingShape" mc:Ignorable="w14 w15 w16se w16cid w16 w16cex w16sdtdh wp14">
   <w:body>
     <w:p>
       <w:pPr>
@@ -14,7 +14,6 @@
           <w:szCs w:val="28"/>
         </w:rPr>
       </w:pPr>
-      <w:proofErr w:type="spellStart"/>
       <w:r>
         <w:rPr>
           <w:rFonts w:ascii="Times New Roman" w:hAnsi="Times New Roman" w:cs="Times New Roman"/>
@@ -23,18 +22,7 @@
           <w:sz w:val="28"/>
           <w:szCs w:val="28"/>
         </w:rPr>
-        <w:t>Zhiyu</w:t>
-      </w:r>
-      <w:proofErr w:type="spellEnd"/>
-      <w:r>
-        <w:rPr>
-          <w:rFonts w:ascii="Times New Roman" w:hAnsi="Times New Roman" w:cs="Times New Roman"/>
-          <w:b/>
-          <w:bCs/>
-          <w:sz w:val="28"/>
-          <w:szCs w:val="28"/>
-        </w:rPr>
-        <w:t xml:space="preserve"> Wu</w:t>
+        <w:t>Zhiyu Wu</w:t>
       </w:r>
     </w:p>
     <w:p>
@@ -50,12 +38,18 @@
         <w:rPr>
           <w:rFonts w:ascii="Times New Roman" w:hAnsi="Times New Roman" w:cs="Times New Roman"/>
         </w:rPr>
-        <w:t>Zhiyuwu2</w:t>
+        <w:t>z</w:t>
       </w:r>
       <w:r>
         <w:rPr>
           <w:rFonts w:ascii="Times New Roman" w:hAnsi="Times New Roman" w:cs="Times New Roman"/>
         </w:rPr>
+        <w:t>hiyuwu2</w:t>
+      </w:r>
+      <w:r>
+        <w:rPr>
+          <w:rFonts w:ascii="Times New Roman" w:hAnsi="Times New Roman" w:cs="Times New Roman"/>
+        </w:rPr>
         <w:t>@</w:t>
       </w:r>
       <w:r>
@@ -70,7 +64,7 @@
         </w:rPr>
         <w:t xml:space="preserve">.edu • </w:t>
       </w:r>
-      <w:hyperlink r:id="rId6" w:history="1">
+      <w:hyperlink r:id="rId8" w:history="1">
         <w:r>
           <w:rPr>
             <w:rStyle w:val="Hyperlink"/>
@@ -101,35 +95,10 @@
       </w:r>
       <w:r>
         <w:rPr>
-          <w:rFonts w:ascii="Times New Roman" w:hAnsi="Times New Roman" w:cs="Times New Roman" w:hint="eastAsia"/>
-          <w:lang w:eastAsia="zh-CN"/>
-        </w:rPr>
-        <w:t>Urbana</w:t>
-      </w:r>
-      <w:r>
-        <w:rPr>
-          <w:rFonts w:ascii="Times New Roman" w:hAnsi="Times New Roman" w:cs="Times New Roman" w:hint="eastAsia"/>
-          <w:lang w:eastAsia="zh-CN"/>
-        </w:rPr>
-        <w:t>,</w:t>
-      </w:r>
-      <w:r>
-        <w:rPr>
-          <w:rFonts w:ascii="Times New Roman" w:hAnsi="Times New Roman" w:cs="Times New Roman" w:hint="eastAsia"/>
-          <w:lang w:eastAsia="zh-CN"/>
-        </w:rPr>
-        <w:t xml:space="preserve"> IL</w:t>
-      </w:r>
-    </w:p>
-    <w:p>
-      <w:pPr>
-        <w:spacing w:after="0" w:line="240" w:lineRule="auto"/>
-        <w:rPr>
           <w:rFonts w:ascii="Times New Roman" w:hAnsi="Times New Roman" w:cs="Times New Roman"/>
-          <w:b/>
-          <w:bCs/>
-        </w:rPr>
-      </w:pPr>
+        </w:rPr>
+        <w:t>410 N Lincoln Ave</w:t>
+      </w:r>
     </w:p>
     <w:p>
       <w:pPr>
@@ -162,6 +131,7 @@
           <w:rFonts w:ascii="Times New Roman" w:hAnsi="Times New Roman"/>
         </w:rPr>
       </w:pPr>
+      <w:bookmarkStart w:id="0" w:name="_Hlk57403138"/>
       <w:r>
         <w:rPr>
           <w:rFonts w:ascii="Times New Roman" w:hAnsi="Times New Roman"/>
@@ -219,36 +189,86 @@
     <w:p>
       <w:pPr>
         <w:tabs>
+          <w:tab w:val="right" w:pos="10710"/>
+        </w:tabs>
+        <w:spacing w:after="10" w:line="240" w:lineRule="auto"/>
+        <w:rPr>
+          <w:rFonts w:ascii="Times New Roman" w:hAnsi="Times New Roman"/>
+          <w:lang w:eastAsia="zh-CN"/>
+        </w:rPr>
+      </w:pPr>
+      <w:r>
+        <w:rPr>
+          <w:rFonts w:ascii="Times New Roman" w:hAnsi="Times New Roman"/>
+          <w:i/>
+        </w:rPr>
+        <w:t>M.S. Computer Science – Thesis Based</w:t>
+      </w:r>
+      <w:r>
+        <w:rPr>
+          <w:rFonts w:ascii="Times New Roman" w:hAnsi="Times New Roman"/>
+          <w:i/>
+        </w:rPr>
+        <w:t xml:space="preserve"> </w:t>
+      </w:r>
+      <w:r>
+        <w:rPr>
+          <w:rFonts w:ascii="Times New Roman" w:hAnsi="Times New Roman"/>
+        </w:rPr>
+        <w:t xml:space="preserve">GPA: </w:t>
+      </w:r>
+      <w:r>
+        <w:rPr>
+          <w:rFonts w:ascii="Times New Roman" w:hAnsi="Times New Roman"/>
+        </w:rPr>
+        <w:t xml:space="preserve">3.78 </w:t>
+      </w:r>
+      <w:r>
+        <w:rPr>
+          <w:rFonts w:ascii="Times New Roman" w:hAnsi="Times New Roman"/>
+        </w:rPr>
+        <w:t>/ 4.00</w:t>
+      </w:r>
+    </w:p>
+    <w:p>
+      <w:pPr>
+        <w:tabs>
           <w:tab w:val="right" w:pos="11160"/>
         </w:tabs>
         <w:spacing w:after="10" w:line="240" w:lineRule="auto"/>
         <w:rPr>
           <w:rFonts w:ascii="Times New Roman" w:hAnsi="Times New Roman"/>
-          <w:i/>
-        </w:rPr>
-      </w:pPr>
-      <w:r>
-        <w:rPr>
-          <w:rFonts w:ascii="Times New Roman" w:hAnsi="Times New Roman"/>
-          <w:i/>
-        </w:rPr>
-        <w:t>M.S. Computer Science</w:t>
-      </w:r>
-      <w:r>
-        <w:rPr>
-          <w:rFonts w:ascii="Times New Roman" w:hAnsi="Times New Roman"/>
-          <w:i/>
+        </w:rPr>
+      </w:pPr>
+      <w:r>
+        <w:rPr>
+          <w:rFonts w:ascii="Times New Roman" w:hAnsi="Times New Roman"/>
+          <w:b/>
+        </w:rPr>
+        <w:t>University</w:t>
+      </w:r>
+      <w:r>
+        <w:rPr>
+          <w:rFonts w:ascii="Times New Roman" w:hAnsi="Times New Roman" w:hint="eastAsia"/>
+          <w:b/>
+          <w:lang w:eastAsia="zh-CN"/>
+        </w:rPr>
+        <w:t xml:space="preserve"> of Michigan</w:t>
+      </w:r>
+      <w:r>
+        <w:rPr>
+          <w:rFonts w:ascii="Times New Roman" w:hAnsi="Times New Roman"/>
         </w:rPr>
         <w:tab/>
       </w:r>
       <w:r>
         <w:rPr>
-          <w:rFonts w:ascii="Times New Roman" w:hAnsi="Times New Roman"/>
-          <w:i/>
-        </w:rPr>
-        <w:t>Expected May 2026</w:t>
-      </w:r>
-      <w:bookmarkStart w:id="0" w:name="_Hlk57403138"/>
+          <w:rFonts w:ascii="Times New Roman" w:hAnsi="Times New Roman" w:hint="eastAsia"/>
+          <w:b/>
+          <w:lang w:eastAsia="zh-CN"/>
+        </w:rPr>
+        <w:t>Ann Arbor, MI</w:t>
+      </w:r>
     </w:p>
     <w:p>
       <w:pPr>
@@ -264,6 +284,151 @@
       <w:r>
         <w:rPr>
           <w:rFonts w:ascii="Times New Roman" w:hAnsi="Times New Roman"/>
+          <w:i/>
+        </w:rPr>
+        <w:t xml:space="preserve">B.S.E. Computer </w:t>
+      </w:r>
+      <w:r>
+        <w:rPr>
+          <w:rFonts w:ascii="Times New Roman" w:hAnsi="Times New Roman"/>
+          <w:i/>
+        </w:rPr>
+        <w:t>Engineering</w:t>
+      </w:r>
+      <w:r>
+        <w:rPr>
+          <w:rFonts w:ascii="Times New Roman" w:hAnsi="Times New Roman"/>
+          <w:i/>
+        </w:rPr>
+        <w:t xml:space="preserve"> (Dual Degree)</w:t>
+      </w:r>
+      <w:r>
+        <w:rPr>
+          <w:rFonts w:ascii="Times New Roman" w:hAnsi="Times New Roman"/>
+          <w:i/>
+        </w:rPr>
+        <w:tab/>
+      </w:r>
+      <w:r>
+        <w:rPr>
+          <w:rFonts w:ascii="Times New Roman" w:hAnsi="Times New Roman"/>
+          <w:i/>
+        </w:rPr>
+        <w:t>August 2022 – May 2024</w:t>
+      </w:r>
+    </w:p>
+    <w:p>
+      <w:pPr>
+        <w:tabs>
+          <w:tab w:val="right" w:pos="11160"/>
+        </w:tabs>
+        <w:spacing w:after="10" w:line="240" w:lineRule="auto"/>
+        <w:rPr>
+          <w:rFonts w:ascii="Times New Roman" w:hAnsi="Times New Roman"/>
+        </w:rPr>
+      </w:pPr>
+      <w:r>
+        <w:rPr>
+          <w:rFonts w:ascii="Times New Roman" w:hAnsi="Times New Roman"/>
+          <w:b/>
+        </w:rPr>
+        <w:t xml:space="preserve">Shanghai Jiao Tong </w:t>
+      </w:r>
+      <w:r>
+        <w:rPr>
+          <w:rFonts w:ascii="Times New Roman" w:hAnsi="Times New Roman"/>
+          <w:b/>
+        </w:rPr>
+        <w:t>University</w:t>
+      </w:r>
+      <w:r>
+        <w:rPr>
+          <w:rFonts w:ascii="Times New Roman" w:hAnsi="Times New Roman"/>
+        </w:rPr>
+        <w:tab/>
+      </w:r>
+      <w:r>
+        <w:rPr>
+          <w:rFonts w:ascii="Times New Roman" w:hAnsi="Times New Roman"/>
+          <w:b/>
+          <w:lang w:eastAsia="zh-CN"/>
+        </w:rPr>
+        <w:t>Shanghai</w:t>
+      </w:r>
+      <w:r>
+        <w:rPr>
+          <w:rFonts w:ascii="Times New Roman" w:hAnsi="Times New Roman" w:hint="eastAsia"/>
+          <w:b/>
+          <w:lang w:eastAsia="zh-CN"/>
+        </w:rPr>
+        <w:t xml:space="preserve">, </w:t>
+      </w:r>
+      <w:r>
+        <w:rPr>
+          <w:rFonts w:ascii="Times New Roman" w:hAnsi="Times New Roman"/>
+          <w:b/>
+          <w:lang w:eastAsia="zh-CN"/>
+        </w:rPr>
+        <w:t>China</w:t>
+      </w:r>
+    </w:p>
+    <w:p>
+      <w:pPr>
+        <w:tabs>
+          <w:tab w:val="right" w:pos="10710"/>
+        </w:tabs>
+        <w:spacing w:after="10" w:line="240" w:lineRule="auto"/>
+        <w:rPr>
+          <w:rFonts w:ascii="Times New Roman" w:hAnsi="Times New Roman"/>
+          <w:i/>
+        </w:rPr>
+      </w:pPr>
+      <w:r>
+        <w:rPr>
+          <w:rFonts w:ascii="Times New Roman" w:hAnsi="Times New Roman"/>
+          <w:i/>
+        </w:rPr>
+        <w:t xml:space="preserve">B.S.E. </w:t>
+      </w:r>
+      <w:r>
+        <w:rPr>
+          <w:rFonts w:ascii="Times New Roman" w:hAnsi="Times New Roman"/>
+          <w:i/>
+        </w:rPr>
+        <w:t xml:space="preserve">Electrical and </w:t>
+      </w:r>
+      <w:r>
+        <w:rPr>
+          <w:rFonts w:ascii="Times New Roman" w:hAnsi="Times New Roman"/>
+          <w:i/>
+        </w:rPr>
+        <w:t xml:space="preserve">Computer </w:t>
+      </w:r>
+      <w:r>
+        <w:rPr>
+          <w:rFonts w:ascii="Times New Roman" w:hAnsi="Times New Roman"/>
+          <w:i/>
+        </w:rPr>
+        <w:t>Engineering</w:t>
+      </w:r>
+      <w:r>
+        <w:rPr>
+          <w:rFonts w:ascii="Times New Roman" w:hAnsi="Times New Roman"/>
+          <w:i/>
+        </w:rPr>
+        <w:t xml:space="preserve"> (Dual Degree)</w:t>
+      </w:r>
+      <w:r>
+        <w:rPr>
+          <w:rFonts w:ascii="Times New Roman" w:hAnsi="Times New Roman" w:hint="eastAsia"/>
+          <w:i/>
+          <w:lang w:eastAsia="zh-CN"/>
+        </w:rPr>
+        <w:t xml:space="preserve"> </w:t>
+      </w:r>
+      <w:r>
+        <w:rPr>
+          <w:rFonts w:ascii="Times New Roman" w:hAnsi="Times New Roman"/>
         </w:rPr>
         <w:t xml:space="preserve">GPA: </w:t>
       </w:r>
@@ -271,304 +436,124 @@
         <w:rPr>
           <w:rFonts w:ascii="Times New Roman" w:hAnsi="Times New Roman"/>
         </w:rPr>
-        <w:t>3.8</w:t>
+        <w:t xml:space="preserve">3.75 </w:t>
+      </w:r>
+      <w:r>
+        <w:rPr>
+          <w:rFonts w:ascii="Times New Roman" w:hAnsi="Times New Roman"/>
+        </w:rPr>
+        <w:t>/ 4.00</w:t>
+      </w:r>
+      <w:r>
+        <w:rPr>
+          <w:rFonts w:ascii="Times New Roman" w:hAnsi="Times New Roman"/>
+          <w:i/>
+        </w:rPr>
+        <w:tab/>
+      </w:r>
+      <w:r>
+        <w:rPr>
+          <w:rFonts w:ascii="Times New Roman" w:hAnsi="Times New Roman"/>
+          <w:i/>
+        </w:rPr>
+        <w:t>Sept. 2020 – August 2024</w:t>
+      </w:r>
+    </w:p>
+    <w:p>
+      <w:pPr>
+        <w:tabs>
+          <w:tab w:val="right" w:pos="10710"/>
+        </w:tabs>
+        <w:spacing w:after="10" w:line="240" w:lineRule="auto"/>
+        <w:rPr>
+          <w:rFonts w:ascii="Times New Roman" w:hAnsi="Times New Roman"/>
+        </w:rPr>
+      </w:pPr>
+    </w:p>
+    <w:p>
+      <w:pPr>
+        <w:tabs>
+          <w:tab w:val="right" w:pos="11160"/>
+        </w:tabs>
+        <w:spacing w:after="10" w:line="240" w:lineRule="auto"/>
+        <w:rPr>
+          <w:rFonts w:ascii="Times New Roman" w:hAnsi="Times New Roman"/>
+          <w:bCs/>
+          <w:lang w:eastAsia="zh-CN"/>
+        </w:rPr>
+      </w:pPr>
+      <w:r>
+        <w:rPr>
+          <w:rFonts w:ascii="Times New Roman" w:hAnsi="Times New Roman"/>
+          <w:b/>
+        </w:rPr>
+        <w:t>Research Interest</w:t>
+      </w:r>
+      <w:r>
+        <w:rPr>
+          <w:rFonts w:ascii="Times New Roman" w:hAnsi="Times New Roman"/>
+          <w:bCs/>
+        </w:rPr>
+        <w:t>: LLMs, ML system infrastructure, systems</w:t>
       </w:r>
       <w:r>
         <w:rPr>
           <w:rFonts w:ascii="Times New Roman" w:hAnsi="Times New Roman" w:hint="eastAsia"/>
-          <w:lang w:eastAsia="zh-CN"/>
-        </w:rPr>
-        <w:t>0</w:t>
-      </w:r>
-      <w:r>
-        <w:rPr>
-          <w:rFonts w:ascii="Times New Roman" w:hAnsi="Times New Roman"/>
-        </w:rPr>
-        <w:t xml:space="preserve"> / 4.00</w:t>
-      </w:r>
-    </w:p>
-    <w:p>
-      <w:pPr>
-        <w:tabs>
-          <w:tab w:val="right" w:pos="11160"/>
+          <w:bCs/>
+          <w:lang w:eastAsia="zh-CN"/>
+        </w:rPr>
+        <w:t xml:space="preserve"> for </w:t>
+      </w:r>
+      <w:proofErr w:type="gramStart"/>
+      <w:r>
+        <w:rPr>
+          <w:rFonts w:ascii="Times New Roman" w:hAnsi="Times New Roman" w:hint="eastAsia"/>
+          <w:bCs/>
+          <w:lang w:eastAsia="zh-CN"/>
+        </w:rPr>
+        <w:t>LLMs</w:t>
+      </w:r>
+      <w:proofErr w:type="gramEnd"/>
+    </w:p>
+    <w:p>
+      <w:pPr>
+        <w:tabs>
+          <w:tab w:val="right" w:pos="10710"/>
         </w:tabs>
         <w:spacing w:after="10" w:line="240" w:lineRule="auto"/>
         <w:rPr>
           <w:rFonts w:ascii="Times New Roman" w:hAnsi="Times New Roman"/>
-        </w:rPr>
-      </w:pPr>
-      <w:r>
-        <w:rPr>
-          <w:rFonts w:ascii="Times New Roman" w:hAnsi="Times New Roman"/>
-          <w:b/>
-        </w:rPr>
-        <w:t>University</w:t>
+          <w:lang w:eastAsia="zh-CN"/>
+        </w:rPr>
+      </w:pPr>
+      <w:r>
+        <w:rPr>
+          <w:rFonts w:ascii="Times New Roman" w:hAnsi="Times New Roman"/>
+          <w:b/>
+          <w:bCs/>
+        </w:rPr>
+        <w:t>Coursework</w:t>
       </w:r>
       <w:r>
         <w:rPr>
           <w:rFonts w:ascii="Times New Roman" w:hAnsi="Times New Roman" w:hint="eastAsia"/>
-          <w:b/>
-          <w:lang w:eastAsia="zh-CN"/>
-        </w:rPr>
-        <w:t xml:space="preserve"> of Michigan</w:t>
-      </w:r>
-      <w:r>
-        <w:rPr>
-          <w:rFonts w:ascii="Times New Roman" w:hAnsi="Times New Roman"/>
-        </w:rPr>
-        <w:tab/>
-      </w:r>
-      <w:r>
-        <w:rPr>
-          <w:rFonts w:ascii="Times New Roman" w:hAnsi="Times New Roman" w:hint="eastAsia"/>
-          <w:b/>
-          <w:lang w:eastAsia="zh-CN"/>
-        </w:rPr>
-        <w:t>Ann Arbor, MI</w:t>
-      </w:r>
-    </w:p>
-    <w:p>
-      <w:pPr>
-        <w:tabs>
-          <w:tab w:val="right" w:pos="11160"/>
-        </w:tabs>
-        <w:spacing w:after="10" w:line="240" w:lineRule="auto"/>
-        <w:rPr>
-          <w:rFonts w:ascii="Times New Roman" w:hAnsi="Times New Roman"/>
-          <w:i/>
-          <w:lang w:eastAsia="zh-CN"/>
-        </w:rPr>
-      </w:pPr>
-      <w:r>
-        <w:rPr>
-          <w:rFonts w:ascii="Times New Roman" w:hAnsi="Times New Roman"/>
-          <w:i/>
-        </w:rPr>
-        <w:t xml:space="preserve">B.S.E. Computer </w:t>
-      </w:r>
-      <w:r>
-        <w:rPr>
-          <w:rFonts w:ascii="Times New Roman" w:hAnsi="Times New Roman"/>
-          <w:i/>
-        </w:rPr>
-        <w:t>Engineering</w:t>
-      </w:r>
-      <w:r>
-        <w:rPr>
-          <w:rFonts w:ascii="Times New Roman" w:hAnsi="Times New Roman"/>
-          <w:i/>
-        </w:rPr>
-        <w:t xml:space="preserve"> (Dual Degree)</w:t>
-      </w:r>
-      <w:r>
-        <w:rPr>
-          <w:rFonts w:ascii="Times New Roman" w:hAnsi="Times New Roman"/>
-          <w:i/>
-        </w:rPr>
-        <w:tab/>
-      </w:r>
-      <w:r>
-        <w:rPr>
-          <w:rFonts w:ascii="Times New Roman" w:hAnsi="Times New Roman"/>
-          <w:i/>
-        </w:rPr>
-        <w:t>August 2022 – May 2024</w:t>
-      </w:r>
-    </w:p>
-    <w:p>
-      <w:pPr>
-        <w:tabs>
-          <w:tab w:val="right" w:pos="11160"/>
-        </w:tabs>
-        <w:spacing w:after="10" w:line="240" w:lineRule="auto"/>
-        <w:rPr>
-          <w:rFonts w:ascii="Times New Roman" w:hAnsi="Times New Roman"/>
-        </w:rPr>
-      </w:pPr>
-      <w:r>
-        <w:rPr>
-          <w:rFonts w:ascii="Times New Roman" w:hAnsi="Times New Roman"/>
-          <w:b/>
-        </w:rPr>
-        <w:t xml:space="preserve">Shanghai Jiao Tong </w:t>
-      </w:r>
-      <w:r>
-        <w:rPr>
-          <w:rFonts w:ascii="Times New Roman" w:hAnsi="Times New Roman"/>
-          <w:b/>
-        </w:rPr>
-        <w:t>University</w:t>
-      </w:r>
-      <w:r>
-        <w:rPr>
-          <w:rFonts w:ascii="Times New Roman" w:hAnsi="Times New Roman"/>
-        </w:rPr>
-        <w:tab/>
-      </w:r>
-      <w:r>
-        <w:rPr>
-          <w:rFonts w:ascii="Times New Roman" w:hAnsi="Times New Roman"/>
-          <w:b/>
-          <w:lang w:eastAsia="zh-CN"/>
-        </w:rPr>
-        <w:t>Shanghai</w:t>
-      </w:r>
-      <w:r>
-        <w:rPr>
-          <w:rFonts w:ascii="Times New Roman" w:hAnsi="Times New Roman" w:hint="eastAsia"/>
-          <w:b/>
-          <w:lang w:eastAsia="zh-CN"/>
-        </w:rPr>
-        <w:t xml:space="preserve">, </w:t>
-      </w:r>
-      <w:r>
-        <w:rPr>
-          <w:rFonts w:ascii="Times New Roman" w:hAnsi="Times New Roman"/>
-          <w:b/>
-          <w:lang w:eastAsia="zh-CN"/>
-        </w:rPr>
-        <w:t>China</w:t>
-      </w:r>
-    </w:p>
-    <w:p>
-      <w:pPr>
-        <w:tabs>
-          <w:tab w:val="right" w:pos="11160"/>
-        </w:tabs>
-        <w:spacing w:after="10" w:line="240" w:lineRule="auto"/>
-        <w:rPr>
-          <w:rFonts w:ascii="Times New Roman" w:hAnsi="Times New Roman"/>
-          <w:i/>
-          <w:lang w:eastAsia="zh-CN"/>
-        </w:rPr>
-      </w:pPr>
-      <w:r>
-        <w:rPr>
-          <w:rFonts w:ascii="Times New Roman" w:hAnsi="Times New Roman"/>
-          <w:i/>
-        </w:rPr>
-        <w:t xml:space="preserve">B.S.E. </w:t>
-      </w:r>
-      <w:r>
-        <w:rPr>
-          <w:rFonts w:ascii="Times New Roman" w:hAnsi="Times New Roman"/>
-          <w:i/>
-        </w:rPr>
-        <w:t xml:space="preserve">Electrical and </w:t>
-      </w:r>
-      <w:r>
-        <w:rPr>
-          <w:rFonts w:ascii="Times New Roman" w:hAnsi="Times New Roman"/>
-          <w:i/>
-        </w:rPr>
-        <w:t xml:space="preserve">Computer </w:t>
-      </w:r>
-      <w:r>
-        <w:rPr>
-          <w:rFonts w:ascii="Times New Roman" w:hAnsi="Times New Roman"/>
-          <w:i/>
-        </w:rPr>
-        <w:t>Engineering</w:t>
-      </w:r>
-      <w:r>
-        <w:rPr>
-          <w:rFonts w:ascii="Times New Roman" w:hAnsi="Times New Roman"/>
-          <w:i/>
-        </w:rPr>
-        <w:t xml:space="preserve"> (Dual Degree)</w:t>
-      </w:r>
-      <w:r>
-        <w:rPr>
-          <w:rFonts w:ascii="Times New Roman" w:hAnsi="Times New Roman"/>
-          <w:i/>
-        </w:rPr>
-        <w:tab/>
-      </w:r>
-      <w:r>
-        <w:rPr>
-          <w:rFonts w:ascii="Times New Roman" w:hAnsi="Times New Roman"/>
-          <w:i/>
-        </w:rPr>
-        <w:t>Sept. 2020 – August 2024</w:t>
-      </w:r>
-    </w:p>
-    <w:p>
-      <w:pPr>
-        <w:tabs>
-          <w:tab w:val="right" w:pos="11160"/>
-        </w:tabs>
-        <w:spacing w:after="10" w:line="240" w:lineRule="auto"/>
-        <w:rPr>
-          <w:rFonts w:ascii="Times New Roman" w:hAnsi="Times New Roman"/>
-          <w:i/>
-          <w:lang w:eastAsia="zh-CN"/>
-        </w:rPr>
-      </w:pPr>
-    </w:p>
-    <w:p>
-      <w:pPr>
-        <w:tabs>
-          <w:tab w:val="right" w:pos="10710"/>
-        </w:tabs>
-        <w:spacing w:after="10" w:line="240" w:lineRule="auto"/>
-        <w:rPr>
-          <w:rFonts w:ascii="Times New Roman" w:hAnsi="Times New Roman"/>
-          <w:lang w:eastAsia="zh-CN"/>
-        </w:rPr>
-      </w:pPr>
-      <w:r>
-        <w:rPr>
-          <w:rFonts w:ascii="Times New Roman" w:hAnsi="Times New Roman"/>
-          <w:lang w:eastAsia="zh-CN"/>
-        </w:rPr>
-        <w:t xml:space="preserve">Research Interest: LLMs, ML system infrastructure, LLM </w:t>
-      </w:r>
-      <w:r>
-        <w:rPr>
-          <w:rFonts w:ascii="Times New Roman" w:hAnsi="Times New Roman"/>
-          <w:lang w:eastAsia="zh-CN"/>
-        </w:rPr>
-        <w:t>systems.</w:t>
-      </w:r>
-    </w:p>
-    <w:p>
-      <w:pPr>
-        <w:tabs>
-          <w:tab w:val="right" w:pos="10710"/>
-        </w:tabs>
-        <w:spacing w:after="10" w:line="240" w:lineRule="auto"/>
-        <w:rPr>
-          <w:rFonts w:ascii="Times New Roman" w:hAnsi="Times New Roman"/>
-          <w:lang w:eastAsia="zh-CN"/>
-        </w:rPr>
-      </w:pPr>
-      <w:r>
-        <w:rPr>
-          <w:rFonts w:ascii="Times New Roman" w:hAnsi="Times New Roman"/>
-          <w:lang w:eastAsia="zh-CN"/>
-        </w:rPr>
-        <w:t>Coursework</w:t>
-      </w:r>
-      <w:r>
-        <w:rPr>
-          <w:rFonts w:ascii="Times New Roman" w:hAnsi="Times New Roman" w:hint="eastAsia"/>
-          <w:lang w:eastAsia="zh-CN"/>
-        </w:rPr>
-        <w:t xml:space="preserve">: </w:t>
-      </w:r>
-      <w:r>
-        <w:rPr>
-          <w:rFonts w:ascii="Times New Roman" w:hAnsi="Times New Roman" w:hint="eastAsia"/>
-          <w:lang w:eastAsia="zh-CN"/>
-        </w:rPr>
-        <w:t>Computer Architecture, Operating Systems, Computer Network, Machine Learning, Embedded System</w:t>
-      </w:r>
-      <w:r>
-        <w:rPr>
-          <w:rFonts w:ascii="Times New Roman" w:hAnsi="Times New Roman" w:hint="eastAsia"/>
-          <w:lang w:eastAsia="zh-CN"/>
-        </w:rPr>
-        <w:t>s</w:t>
+          <w:lang w:eastAsia="zh-CN"/>
+        </w:rPr>
+        <w:t xml:space="preserve">: Computer Architecture, Operating Systems, Computer Network, Machine Learning, </w:t>
+      </w:r>
+      <w:r>
+        <w:rPr>
+          <w:rFonts w:ascii="Times New Roman" w:hAnsi="Times New Roman"/>
+          <w:lang w:eastAsia="zh-CN"/>
+        </w:rPr>
+        <w:t>Compiler</w:t>
+      </w:r>
+      <w:r>
+        <w:rPr>
+          <w:rFonts w:ascii="Times New Roman" w:hAnsi="Times New Roman"/>
+          <w:lang w:eastAsia="zh-CN"/>
+        </w:rPr>
+        <w:t>, Algorithms</w:t>
       </w:r>
     </w:p>
     <w:p>
@@ -600,7 +585,14 @@
           <w:rFonts w:ascii="Times New Roman" w:hAnsi="Times New Roman"/>
           <w:b/>
         </w:rPr>
-        <w:t>RESEARCH EXPERIENCE</w:t>
+        <w:t>WORK</w:t>
+      </w:r>
+      <w:r>
+        <w:rPr>
+          <w:rFonts w:ascii="Times New Roman" w:hAnsi="Times New Roman"/>
+          <w:b/>
+        </w:rPr>
+        <w:t xml:space="preserve"> EXPERIENCE</w:t>
       </w:r>
     </w:p>
     <w:p>
@@ -610,58 +602,32 @@
         </w:tabs>
         <w:spacing w:after="10" w:line="240" w:lineRule="auto"/>
         <w:rPr>
-          <w:rFonts w:ascii="Times New Roman" w:hAnsi="Times New Roman"/>
-          <w:b/>
-          <w:lang w:eastAsia="zh-CN"/>
-        </w:rPr>
-      </w:pPr>
-      <w:r>
-        <w:rPr>
-          <w:rFonts w:ascii="Times New Roman" w:hAnsi="Times New Roman"/>
-          <w:b/>
-          <w:lang w:eastAsia="zh-CN"/>
-        </w:rPr>
-        <w:t xml:space="preserve">Research Assistant in </w:t>
-      </w:r>
-      <w:r>
-        <w:rPr>
-          <w:rFonts w:ascii="Times New Roman" w:hAnsi="Times New Roman"/>
-          <w:b/>
-          <w:lang w:eastAsia="zh-CN"/>
-        </w:rPr>
-        <w:t>G</w:t>
-      </w:r>
-      <w:r>
-        <w:rPr>
-          <w:rFonts w:ascii="Times New Roman" w:hAnsi="Times New Roman" w:hint="eastAsia"/>
-          <w:b/>
-          <w:lang w:eastAsia="zh-CN"/>
-        </w:rPr>
-        <w:t>AE</w:t>
-      </w:r>
-      <w:r>
-        <w:rPr>
-          <w:rFonts w:ascii="Times New Roman" w:hAnsi="Times New Roman"/>
-          <w:b/>
-          <w:lang w:eastAsia="zh-CN"/>
-        </w:rPr>
-        <w:t>A Lab</w:t>
-      </w:r>
-      <w:r>
-        <w:rPr>
-          <w:rFonts w:ascii="Times New Roman" w:hAnsi="Times New Roman"/>
-          <w:b/>
-          <w:lang w:eastAsia="zh-CN"/>
+          <w:rFonts w:ascii="Times New Roman" w:hAnsi="Times New Roman" w:cs="Times New Roman"/>
+          <w:b/>
+          <w:lang w:eastAsia="zh-CN"/>
+        </w:rPr>
+      </w:pPr>
+      <w:r>
+        <w:rPr>
+          <w:rFonts w:ascii="Times New Roman" w:hAnsi="Times New Roman" w:cs="Times New Roman"/>
+          <w:b/>
+        </w:rPr>
+        <w:t>Research Engineering Intern, Bytedance, Data-AML-MLSys group</w:t>
+      </w:r>
+      <w:r>
+        <w:rPr>
+          <w:rFonts w:ascii="Times New Roman" w:hAnsi="Times New Roman" w:cs="Times New Roman"/>
+          <w:b/>
         </w:rPr>
         <w:tab/>
       </w:r>
       <w:r>
         <w:rPr>
-          <w:rFonts w:ascii="Times New Roman" w:hAnsi="Times New Roman" w:hint="eastAsia"/>
-          <w:b/>
-          <w:lang w:eastAsia="zh-CN"/>
-        </w:rPr>
-        <w:t>Champaign, IL</w:t>
+          <w:rFonts w:ascii="Times New Roman" w:hAnsi="Times New Roman" w:cs="Times New Roman"/>
+          <w:b/>
+          <w:lang w:eastAsia="zh-CN"/>
+        </w:rPr>
+        <w:t>San Jose, CA</w:t>
       </w:r>
     </w:p>
     <w:p>
@@ -671,313 +637,418 @@
         </w:tabs>
         <w:spacing w:after="10" w:line="240" w:lineRule="auto"/>
         <w:rPr>
-          <w:rFonts w:ascii="Times New Roman" w:hAnsi="Times New Roman"/>
-          <w:i/>
-          <w:lang w:eastAsia="zh-CN"/>
-        </w:rPr>
-      </w:pPr>
-      <w:r>
-        <w:rPr>
-          <w:rFonts w:ascii="Times New Roman" w:hAnsi="Times New Roman" w:hint="eastAsia"/>
-          <w:i/>
-          <w:lang w:eastAsia="zh-CN"/>
-        </w:rPr>
-        <w:t>Supervisor: Fan Lai</w:t>
-      </w:r>
-      <w:r>
-        <w:rPr>
-          <w:rFonts w:ascii="Times New Roman" w:hAnsi="Times New Roman"/>
-          <w:i/>
-          <w:lang w:eastAsia="zh-CN"/>
+          <w:rFonts w:ascii="Times New Roman" w:hAnsi="Times New Roman" w:cs="Times New Roman"/>
+          <w:b/>
+          <w:i/>
+          <w:lang w:eastAsia="zh-CN"/>
+        </w:rPr>
+      </w:pPr>
+      <w:r>
+        <w:rPr>
+          <w:rFonts w:ascii="Times New Roman" w:hAnsi="Times New Roman" w:cs="Times New Roman"/>
+          <w:i/>
+          <w:lang w:eastAsia="zh-CN"/>
+        </w:rPr>
+        <w:t>Supervisor: Xiao Yu</w:t>
+      </w:r>
+      <w:r>
+        <w:rPr>
+          <w:rFonts w:ascii="Times New Roman" w:hAnsi="Times New Roman" w:cs="Times New Roman"/>
+          <w:i/>
         </w:rPr>
         <w:tab/>
-      </w:r>
-      <w:r>
-        <w:rPr>
-          <w:rFonts w:ascii="Times New Roman" w:hAnsi="Times New Roman" w:hint="eastAsia"/>
-          <w:i/>
-          <w:lang w:eastAsia="zh-CN"/>
-        </w:rPr>
-        <w:t>July 2024 - present</w:t>
-      </w:r>
-    </w:p>
-    <w:p>
-      <w:pPr>
+        <w:t>May 2025 –August 2025</w:t>
+      </w:r>
+    </w:p>
+    <w:p>
+      <w:pPr>
+        <w:pStyle w:val="ListParagraph"/>
         <w:numPr>
           <w:ilvl w:val="0"/>
           <w:numId w:val="6"/>
         </w:numPr>
-        <w:spacing w:after="10" w:line="240" w:lineRule="auto"/>
-        <w:jc w:val="both"/>
-        <w:rPr>
-          <w:rFonts w:ascii="Times New Roman" w:hAnsi="Times New Roman"/>
-          <w:lang w:eastAsia="zh-CN"/>
-        </w:rPr>
-      </w:pPr>
-      <w:r>
-        <w:rPr>
-          <w:rFonts w:ascii="Times New Roman" w:hAnsi="Times New Roman"/>
-          <w:lang w:eastAsia="zh-CN"/>
-        </w:rPr>
-        <w:t>Classify LLM serving requests into three categories based on unique system objectives:</w:t>
-      </w:r>
-    </w:p>
-    <w:p>
-      <w:pPr>
-        <w:numPr>
-          <w:ilvl w:val="1"/>
-          <w:numId w:val="6"/>
-        </w:numPr>
-        <w:spacing w:after="10" w:line="240" w:lineRule="auto"/>
-        <w:jc w:val="both"/>
-        <w:rPr>
-          <w:rFonts w:ascii="Times New Roman" w:hAnsi="Times New Roman"/>
-          <w:lang w:eastAsia="zh-CN"/>
-        </w:rPr>
-      </w:pPr>
-      <w:r>
-        <w:rPr>
-          <w:rFonts w:ascii="Times New Roman" w:hAnsi="Times New Roman"/>
-          <w:lang w:eastAsia="zh-CN"/>
-        </w:rPr>
-        <w:t>Latency-Intensive: For streaming use case, ensuring fluent reading experience.</w:t>
-      </w:r>
-    </w:p>
-    <w:p>
-      <w:pPr>
-        <w:numPr>
-          <w:ilvl w:val="1"/>
-          <w:numId w:val="6"/>
-        </w:numPr>
-        <w:spacing w:after="10" w:line="240" w:lineRule="auto"/>
-        <w:jc w:val="both"/>
-        <w:rPr>
-          <w:rFonts w:ascii="Times New Roman" w:hAnsi="Times New Roman"/>
-          <w:lang w:eastAsia="zh-CN"/>
-        </w:rPr>
-      </w:pPr>
-      <w:r>
-        <w:rPr>
-          <w:rFonts w:ascii="Times New Roman" w:hAnsi="Times New Roman"/>
-          <w:lang w:eastAsia="zh-CN"/>
-        </w:rPr>
-        <w:t>Throughput-Intensive: Only focus on the job completion time (JCT).</w:t>
-      </w:r>
-    </w:p>
-    <w:p>
-      <w:pPr>
-        <w:numPr>
-          <w:ilvl w:val="1"/>
-          <w:numId w:val="6"/>
-        </w:numPr>
-        <w:spacing w:after="10" w:line="240" w:lineRule="auto"/>
-        <w:jc w:val="both"/>
-        <w:rPr>
-          <w:rFonts w:ascii="Times New Roman" w:hAnsi="Times New Roman"/>
-          <w:lang w:eastAsia="zh-CN"/>
-        </w:rPr>
-      </w:pPr>
-      <w:r>
-        <w:rPr>
-          <w:rFonts w:ascii="Times New Roman" w:hAnsi="Times New Roman"/>
-          <w:lang w:eastAsia="zh-CN"/>
-        </w:rPr>
-        <w:t>Bulk Requests: Large groups of requests submitted together, with collective completion time as the priority.</w:t>
-      </w:r>
-    </w:p>
-    <w:p>
-      <w:pPr>
+        <w:rPr>
+          <w:rFonts w:ascii="Times New Roman" w:eastAsiaTheme="minorEastAsia" w:hAnsi="Times New Roman" w:cstheme="minorBidi"/>
+          <w:lang w:val="en-US" w:eastAsia="zh-CN"/>
+        </w:rPr>
+      </w:pPr>
+      <w:r>
+        <w:rPr>
+          <w:rFonts w:ascii="Times New Roman" w:eastAsiaTheme="minorEastAsia" w:hAnsi="Times New Roman" w:cstheme="minorBidi"/>
+          <w:lang w:val="en-US" w:eastAsia="zh-CN"/>
+        </w:rPr>
+        <w:t>Built end-to-end AI model training workflow with Jupyter notebook and web frontend, encompassing dataset profiling, training parameter optimization, SFT/RL deployment, evaluation, and production inference pipeline.</w:t>
+      </w:r>
+    </w:p>
+    <w:p>
+      <w:pPr>
+        <w:pStyle w:val="ListParagraph"/>
         <w:numPr>
           <w:ilvl w:val="0"/>
           <w:numId w:val="6"/>
         </w:numPr>
-        <w:spacing w:after="10" w:line="240" w:lineRule="auto"/>
-        <w:jc w:val="both"/>
-        <w:rPr>
-          <w:rFonts w:ascii="Times New Roman" w:hAnsi="Times New Roman"/>
-          <w:lang w:eastAsia="zh-CN"/>
-        </w:rPr>
-      </w:pPr>
-      <w:r>
-        <w:rPr>
-          <w:rFonts w:ascii="Times New Roman" w:hAnsi="Times New Roman"/>
-          <w:lang w:eastAsia="zh-CN"/>
-        </w:rPr>
-        <w:t>Define Service Level Objectives (SLO) for each request type:</w:t>
-      </w:r>
-    </w:p>
-    <w:p>
-      <w:pPr>
-        <w:numPr>
-          <w:ilvl w:val="1"/>
-          <w:numId w:val="6"/>
-        </w:numPr>
-        <w:spacing w:after="10" w:line="240" w:lineRule="auto"/>
-        <w:jc w:val="both"/>
-        <w:rPr>
-          <w:rFonts w:ascii="Times New Roman" w:hAnsi="Times New Roman"/>
-          <w:lang w:eastAsia="zh-CN"/>
-        </w:rPr>
-      </w:pPr>
-      <w:r>
-        <w:rPr>
-          <w:rFonts w:ascii="Times New Roman" w:hAnsi="Times New Roman"/>
-          <w:lang w:eastAsia="zh-CN"/>
-        </w:rPr>
-        <w:t>Latency-Intensive: SLO based on Quality of Experience (</w:t>
-      </w:r>
-      <w:proofErr w:type="spellStart"/>
-      <w:r>
-        <w:rPr>
-          <w:rFonts w:ascii="Times New Roman" w:hAnsi="Times New Roman"/>
-          <w:lang w:eastAsia="zh-CN"/>
-        </w:rPr>
-        <w:t>QoE</w:t>
-      </w:r>
-      <w:proofErr w:type="spellEnd"/>
-      <w:r>
-        <w:rPr>
-          <w:rFonts w:ascii="Times New Roman" w:hAnsi="Times New Roman"/>
-          <w:lang w:eastAsia="zh-CN"/>
-        </w:rPr>
-        <w:t>).</w:t>
-      </w:r>
-    </w:p>
-    <w:p>
-      <w:pPr>
-        <w:numPr>
-          <w:ilvl w:val="1"/>
-          <w:numId w:val="6"/>
-        </w:numPr>
-        <w:spacing w:after="10" w:line="240" w:lineRule="auto"/>
-        <w:jc w:val="both"/>
-        <w:rPr>
-          <w:rFonts w:ascii="Times New Roman" w:hAnsi="Times New Roman"/>
-          <w:lang w:eastAsia="zh-CN"/>
-        </w:rPr>
-      </w:pPr>
-      <w:r>
-        <w:rPr>
-          <w:rFonts w:ascii="Times New Roman" w:hAnsi="Times New Roman"/>
-          <w:lang w:eastAsia="zh-CN"/>
-        </w:rPr>
-        <w:t>Throughput-Intensive: Extended deadlines, calculated as the time it runs alone on the machine multiplied by a scaling ratio.</w:t>
-      </w:r>
-    </w:p>
-    <w:p>
-      <w:pPr>
-        <w:numPr>
-          <w:ilvl w:val="1"/>
-          <w:numId w:val="6"/>
-        </w:numPr>
-        <w:spacing w:after="10" w:line="240" w:lineRule="auto"/>
-        <w:jc w:val="both"/>
-        <w:rPr>
-          <w:rFonts w:ascii="Times New Roman" w:hAnsi="Times New Roman"/>
-          <w:lang w:eastAsia="zh-CN"/>
-        </w:rPr>
-      </w:pPr>
-      <w:r>
-        <w:rPr>
-          <w:rFonts w:ascii="Times New Roman" w:hAnsi="Times New Roman"/>
-          <w:lang w:eastAsia="zh-CN"/>
-        </w:rPr>
-        <w:t>Bulk Requests: SLO based on the deadline of the last request in the group.</w:t>
-      </w:r>
-    </w:p>
-    <w:p>
-      <w:pPr>
+        <w:rPr>
+          <w:rFonts w:ascii="Times New Roman" w:eastAsiaTheme="minorEastAsia" w:hAnsi="Times New Roman" w:cstheme="minorBidi"/>
+          <w:lang w:val="en-US" w:eastAsia="zh-CN"/>
+        </w:rPr>
+      </w:pPr>
+      <w:r>
+        <w:rPr>
+          <w:rFonts w:ascii="Times New Roman" w:eastAsiaTheme="minorEastAsia" w:hAnsi="Times New Roman" w:cstheme="minorBidi"/>
+          <w:lang w:val="en-US" w:eastAsia="zh-CN"/>
+        </w:rPr>
+        <w:t>Contributed to LLM training simulator with memory analysis, communication modeling, and MFU metrics.</w:t>
+      </w:r>
+    </w:p>
+    <w:p>
+      <w:pPr>
+        <w:pStyle w:val="ListParagraph"/>
         <w:numPr>
           <w:ilvl w:val="0"/>
           <w:numId w:val="6"/>
         </w:numPr>
+        <w:rPr>
+          <w:rFonts w:ascii="Times New Roman" w:eastAsiaTheme="minorEastAsia" w:hAnsi="Times New Roman" w:cstheme="minorBidi"/>
+          <w:lang w:val="en-US" w:eastAsia="zh-CN"/>
+        </w:rPr>
+      </w:pPr>
+      <w:r>
+        <w:rPr>
+          <w:rFonts w:ascii="Times New Roman" w:eastAsiaTheme="minorEastAsia" w:hAnsi="Times New Roman" w:cstheme="minorBidi"/>
+          <w:lang w:val="en-US" w:eastAsia="zh-CN"/>
+        </w:rPr>
+        <w:t xml:space="preserve">Explore and optimize memory usage for SFT/pretrain </w:t>
+      </w:r>
+      <w:r>
+        <w:rPr>
+          <w:rFonts w:ascii="Times New Roman" w:eastAsiaTheme="minorEastAsia" w:hAnsi="Times New Roman" w:cstheme="minorBidi"/>
+          <w:lang w:val="en-US" w:eastAsia="zh-CN"/>
+        </w:rPr>
+        <w:t>with</w:t>
+      </w:r>
+      <w:r>
+        <w:rPr>
+          <w:rFonts w:ascii="Times New Roman" w:eastAsiaTheme="minorEastAsia" w:hAnsi="Times New Roman" w:cstheme="minorBidi"/>
+          <w:lang w:val="en-US" w:eastAsia="zh-CN"/>
+        </w:rPr>
+        <w:t xml:space="preserve"> FSDP</w:t>
+      </w:r>
+      <w:r>
+        <w:rPr>
+          <w:rFonts w:ascii="Times New Roman" w:eastAsiaTheme="minorEastAsia" w:hAnsi="Times New Roman" w:cstheme="minorBidi"/>
+          <w:lang w:val="en-US" w:eastAsia="zh-CN"/>
+        </w:rPr>
+        <w:t>, specifically, optimize compiler/kernel to maximum tensor reuse in backward and optimizer stage.</w:t>
+      </w:r>
+    </w:p>
+    <w:p>
+      <w:pPr>
+        <w:pBdr>
+          <w:bottom w:val="single" w:sz="6" w:space="1" w:color="auto"/>
+        </w:pBdr>
+        <w:spacing w:after="10" w:line="168" w:lineRule="auto"/>
+        <w:jc w:val="both"/>
+        <w:rPr>
+          <w:rFonts w:ascii="Times New Roman" w:hAnsi="Times New Roman" w:cs="Times New Roman"/>
+          <w:b/>
+        </w:rPr>
+      </w:pPr>
+    </w:p>
+    <w:p>
+      <w:pPr>
+        <w:pBdr>
+          <w:bottom w:val="single" w:sz="6" w:space="1" w:color="auto"/>
+        </w:pBdr>
+        <w:spacing w:after="10" w:line="168" w:lineRule="auto"/>
+        <w:rPr>
+          <w:rFonts w:ascii="Times New Roman" w:hAnsi="Times New Roman"/>
+          <w:b/>
+        </w:rPr>
+      </w:pPr>
+      <w:r>
+        <w:rPr>
+          <w:rFonts w:ascii="Times New Roman" w:hAnsi="Times New Roman"/>
+          <w:b/>
+        </w:rPr>
+        <w:t>RESEARCH EXPERIENCE</w:t>
+      </w:r>
+    </w:p>
+    <w:p>
+      <w:pPr>
+        <w:tabs>
+          <w:tab w:val="right" w:pos="11160"/>
+        </w:tabs>
         <w:spacing w:after="10" w:line="240" w:lineRule="auto"/>
-        <w:jc w:val="both"/>
-        <w:rPr>
-          <w:rFonts w:ascii="Times New Roman" w:hAnsi="Times New Roman"/>
-          <w:lang w:eastAsia="zh-CN"/>
-        </w:rPr>
-      </w:pPr>
-      <w:r>
-        <w:rPr>
-          <w:rFonts w:ascii="Times New Roman" w:hAnsi="Times New Roman"/>
-          <w:lang w:eastAsia="zh-CN"/>
-        </w:rPr>
-        <w:t>Develop an SLO-aware scheduling policy using length prediction to optimize job completion time (JCT) and improve user experience in LLM inference.</w:t>
-      </w:r>
-    </w:p>
-    <w:p>
-      <w:pPr>
+        <w:rPr>
+          <w:rFonts w:ascii="Times New Roman" w:hAnsi="Times New Roman"/>
+          <w:b/>
+          <w:lang w:eastAsia="zh-CN"/>
+        </w:rPr>
+      </w:pPr>
+      <w:r>
+        <w:rPr>
+          <w:rFonts w:ascii="Times New Roman" w:hAnsi="Times New Roman"/>
+          <w:b/>
+          <w:lang w:eastAsia="zh-CN"/>
+        </w:rPr>
+        <w:t>JVM for LLM Agentic Systems</w:t>
+      </w:r>
+      <w:r>
+        <w:rPr>
+          <w:rFonts w:ascii="Times New Roman" w:hAnsi="Times New Roman"/>
+          <w:b/>
+          <w:lang w:eastAsia="zh-CN"/>
+        </w:rPr>
+        <w:tab/>
+      </w:r>
+      <w:r>
+        <w:rPr>
+          <w:rFonts w:ascii="Times New Roman" w:hAnsi="Times New Roman" w:hint="eastAsia"/>
+          <w:b/>
+          <w:lang w:eastAsia="zh-CN"/>
+        </w:rPr>
+        <w:t>Champaign, IL</w:t>
+      </w:r>
+    </w:p>
+    <w:p>
+      <w:pPr>
+        <w:tabs>
+          <w:tab w:val="right" w:pos="11160"/>
+        </w:tabs>
+        <w:spacing w:after="10" w:line="240" w:lineRule="auto"/>
+        <w:rPr>
+          <w:rFonts w:ascii="Times New Roman" w:hAnsi="Times New Roman"/>
+          <w:i/>
+          <w:lang w:eastAsia="zh-CN"/>
+        </w:rPr>
+      </w:pPr>
+      <w:r>
+        <w:rPr>
+          <w:rFonts w:ascii="Times New Roman" w:hAnsi="Times New Roman" w:hint="eastAsia"/>
+          <w:i/>
+          <w:lang w:eastAsia="zh-CN"/>
+        </w:rPr>
+        <w:t>Supervisor: Fan Lai</w:t>
+      </w:r>
+      <w:r>
+        <w:rPr>
+          <w:rFonts w:ascii="Times New Roman" w:hAnsi="Times New Roman"/>
+          <w:i/>
+          <w:lang w:eastAsia="zh-CN"/>
+        </w:rPr>
+        <w:tab/>
+      </w:r>
+      <w:r>
+        <w:rPr>
+          <w:rFonts w:ascii="Times New Roman" w:hAnsi="Times New Roman"/>
+          <w:i/>
+          <w:lang w:eastAsia="zh-CN"/>
+        </w:rPr>
+        <w:t>October</w:t>
+      </w:r>
+      <w:r>
+        <w:rPr>
+          <w:rFonts w:ascii="Times New Roman" w:hAnsi="Times New Roman" w:hint="eastAsia"/>
+          <w:i/>
+          <w:lang w:eastAsia="zh-CN"/>
+        </w:rPr>
+        <w:t xml:space="preserve"> 202</w:t>
+      </w:r>
+      <w:r>
+        <w:rPr>
+          <w:rFonts w:ascii="Times New Roman" w:hAnsi="Times New Roman"/>
+          <w:i/>
+          <w:lang w:eastAsia="zh-CN"/>
+        </w:rPr>
+        <w:t>5</w:t>
+      </w:r>
+      <w:r>
+        <w:rPr>
+          <w:rFonts w:ascii="Times New Roman" w:hAnsi="Times New Roman" w:hint="eastAsia"/>
+          <w:i/>
+          <w:lang w:eastAsia="zh-CN"/>
+        </w:rPr>
+        <w:t xml:space="preserve"> - present</w:t>
+      </w:r>
+    </w:p>
+    <w:p>
+      <w:pPr>
+        <w:pStyle w:val="ListParagraph"/>
         <w:numPr>
-          <w:ilvl w:val="1"/>
+          <w:ilvl w:val="0"/>
           <w:numId w:val="6"/>
         </w:numPr>
+        <w:rPr>
+          <w:rFonts w:ascii="Times New Roman" w:hAnsi="Times New Roman"/>
+          <w:lang w:eastAsia="zh-CN"/>
+        </w:rPr>
+      </w:pPr>
+      <w:r>
+        <w:rPr>
+          <w:rFonts w:ascii="Times New Roman" w:hAnsi="Times New Roman"/>
+        </w:rPr>
+        <w:t>Designed an ML Agent Compiler and Fork Engine to address reliability bottlenecks in LLM-based agent systems, enabling robust state management for multi-step, stateful tasks.</w:t>
+      </w:r>
+    </w:p>
+    <w:p>
+      <w:pPr>
+        <w:pStyle w:val="ListParagraph"/>
+        <w:numPr>
+          <w:ilvl w:val="0"/>
+          <w:numId w:val="6"/>
+        </w:numPr>
+        <w:rPr>
+          <w:rFonts w:ascii="Times New Roman" w:hAnsi="Times New Roman"/>
+          <w:lang w:eastAsia="zh-CN"/>
+        </w:rPr>
+      </w:pPr>
+      <w:r>
+        <w:rPr>
+          <w:rFonts w:ascii="Times New Roman" w:hAnsi="Times New Roman"/>
+        </w:rPr>
+        <w:t xml:space="preserve">Implemented a runtime environment with </w:t>
+      </w:r>
+      <w:proofErr w:type="gramStart"/>
+      <w:r>
+        <w:rPr>
+          <w:rFonts w:ascii="Times New Roman" w:hAnsi="Times New Roman"/>
+        </w:rPr>
+        <w:t>dual-graph</w:t>
+      </w:r>
+      <w:proofErr w:type="gramEnd"/>
+      <w:r>
+        <w:rPr>
+          <w:rFonts w:ascii="Times New Roman" w:hAnsi="Times New Roman"/>
+        </w:rPr>
+        <w:t xml:space="preserve"> tracking (Agent Workflow and System State) to manage complex coordination and parallel exploration.</w:t>
+      </w:r>
+    </w:p>
+    <w:p>
+      <w:pPr>
+        <w:pStyle w:val="ListParagraph"/>
+        <w:numPr>
+          <w:ilvl w:val="0"/>
+          <w:numId w:val="6"/>
+        </w:numPr>
+        <w:rPr>
+          <w:rFonts w:ascii="Times New Roman" w:hAnsi="Times New Roman"/>
+          <w:lang w:eastAsia="zh-CN"/>
+        </w:rPr>
+      </w:pPr>
+      <w:r>
+        <w:rPr>
+          <w:rFonts w:ascii="Times New Roman" w:hAnsi="Times New Roman"/>
+        </w:rPr>
+        <w:t>Developed multi-layer fault tolerance mechanisms, including attribute propagation, checkpointing via fork/merge, and liveness counters for resource deallocation.</w:t>
+      </w:r>
+    </w:p>
+    <w:p>
+      <w:pPr>
+        <w:pStyle w:val="ListParagraph"/>
+        <w:numPr>
+          <w:ilvl w:val="0"/>
+          <w:numId w:val="6"/>
+        </w:numPr>
+        <w:rPr>
+          <w:rFonts w:ascii="Times New Roman" w:hAnsi="Times New Roman"/>
+          <w:lang w:eastAsia="zh-CN"/>
+        </w:rPr>
+      </w:pPr>
+      <w:r>
+        <w:rPr>
+          <w:rFonts w:ascii="Times New Roman" w:hAnsi="Times New Roman"/>
+        </w:rPr>
+        <w:t>Optimized execution efficiency with "Lookahead Compilation" to predict failure-prone branches and reduce checkpointing overhead.</w:t>
+      </w:r>
+    </w:p>
+    <w:p>
+      <w:pPr>
+        <w:pStyle w:val="ListParagraph"/>
+        <w:numPr>
+          <w:ilvl w:val="0"/>
+          <w:numId w:val="6"/>
+        </w:numPr>
+        <w:rPr>
+          <w:rFonts w:ascii="Times New Roman" w:hAnsi="Times New Roman"/>
+          <w:lang w:eastAsia="zh-CN"/>
+        </w:rPr>
+      </w:pPr>
+      <w:r>
+        <w:rPr>
+          <w:rFonts w:ascii="Times New Roman" w:hAnsi="Times New Roman"/>
+        </w:rPr>
+        <w:t>Introduced RDD-style deduplication to cache and reuse partial execution results, significantly reducing recovery costs and latency in stochastic environments.</w:t>
+      </w:r>
+    </w:p>
+    <w:p>
+      <w:pPr>
+        <w:tabs>
+          <w:tab w:val="right" w:pos="11160"/>
+        </w:tabs>
         <w:spacing w:after="10" w:line="240" w:lineRule="auto"/>
-        <w:jc w:val="both"/>
-        <w:rPr>
-          <w:rFonts w:ascii="Times New Roman" w:hAnsi="Times New Roman"/>
-          <w:lang w:eastAsia="zh-CN"/>
-        </w:rPr>
-      </w:pPr>
-      <w:r>
-        <w:rPr>
-          <w:rFonts w:ascii="Times New Roman" w:hAnsi="Times New Roman"/>
-          <w:lang w:eastAsia="zh-CN"/>
-        </w:rPr>
-        <w:t>The policy combines DAG scheduling and two-dimensional knapsack scheduling, ensuring efficient resource allocation to meet SLOs across different request types.</w:t>
-      </w:r>
-    </w:p>
-    <w:p>
-      <w:pPr>
+        <w:rPr>
+          <w:rFonts w:ascii="Times New Roman" w:hAnsi="Times New Roman"/>
+          <w:b/>
+          <w:lang w:eastAsia="zh-CN"/>
+        </w:rPr>
+      </w:pPr>
+      <w:r>
+        <w:rPr>
+          <w:rFonts w:ascii="Times New Roman" w:hAnsi="Times New Roman"/>
+          <w:b/>
+          <w:lang w:eastAsia="zh-CN"/>
+        </w:rPr>
+        <w:t xml:space="preserve">Cacheflow: </w:t>
+      </w:r>
+      <w:r>
+        <w:rPr>
+          <w:rFonts w:ascii="Times New Roman" w:hAnsi="Times New Roman"/>
+          <w:b/>
+          <w:lang w:eastAsia="zh-CN"/>
+        </w:rPr>
+        <w:t>Cross-layer KV Cache Parallelism for LLM Serving at Scale</w:t>
+      </w:r>
+      <w:r>
+        <w:rPr>
+          <w:rFonts w:ascii="Times New Roman" w:hAnsi="Times New Roman"/>
+          <w:b/>
+          <w:lang w:eastAsia="zh-CN"/>
+        </w:rPr>
+        <w:tab/>
+      </w:r>
+      <w:r>
+        <w:rPr>
+          <w:rFonts w:ascii="Times New Roman" w:hAnsi="Times New Roman" w:hint="eastAsia"/>
+          <w:b/>
+          <w:lang w:eastAsia="zh-CN"/>
+        </w:rPr>
+        <w:t>Champaign, IL</w:t>
+      </w:r>
+    </w:p>
+    <w:p>
+      <w:pPr>
+        <w:tabs>
+          <w:tab w:val="right" w:pos="11160"/>
+        </w:tabs>
         <w:spacing w:after="10" w:line="240" w:lineRule="auto"/>
-        <w:ind w:left="360"/>
-        <w:jc w:val="both"/>
-        <w:rPr>
-          <w:rFonts w:ascii="Times New Roman" w:hAnsi="Times New Roman"/>
-          <w:lang w:val="en-CA"/>
-        </w:rPr>
-      </w:pPr>
-    </w:p>
-    <w:p>
-      <w:pPr>
-        <w:tabs>
-          <w:tab w:val="right" w:pos="11160"/>
-        </w:tabs>
-        <w:spacing w:after="10" w:line="240" w:lineRule="auto"/>
-        <w:rPr>
-          <w:rFonts w:ascii="Times New Roman" w:hAnsi="Times New Roman"/>
-          <w:b/>
-          <w:lang w:eastAsia="zh-CN"/>
-        </w:rPr>
-      </w:pPr>
-      <w:r>
-        <w:rPr>
-          <w:rFonts w:ascii="Times New Roman" w:hAnsi="Times New Roman"/>
-          <w:b/>
-          <w:lang w:eastAsia="zh-CN"/>
-        </w:rPr>
-        <w:t xml:space="preserve">Research Assistant in </w:t>
-      </w:r>
+        <w:rPr>
+          <w:rFonts w:ascii="Times New Roman" w:hAnsi="Times New Roman"/>
+          <w:i/>
+          <w:lang w:eastAsia="zh-CN"/>
+        </w:rPr>
+      </w:pPr>
       <w:r>
         <w:rPr>
           <w:rFonts w:ascii="Times New Roman" w:hAnsi="Times New Roman" w:hint="eastAsia"/>
-          <w:b/>
-          <w:lang w:eastAsia="zh-CN"/>
-        </w:rPr>
-        <w:t xml:space="preserve">Symbiotic </w:t>
-      </w:r>
-      <w:r>
-        <w:rPr>
-          <w:rFonts w:ascii="Times New Roman" w:hAnsi="Times New Roman"/>
-          <w:b/>
-          <w:lang w:eastAsia="zh-CN"/>
-        </w:rPr>
-        <w:t>Lab</w:t>
-      </w:r>
-      <w:r>
-        <w:rPr>
-          <w:rFonts w:ascii="Times New Roman" w:hAnsi="Times New Roman"/>
-          <w:b/>
+          <w:i/>
+          <w:lang w:eastAsia="zh-CN"/>
+        </w:rPr>
+        <w:t>Supervisor: Fan Lai</w:t>
+      </w:r>
+      <w:r>
+        <w:rPr>
+          <w:rFonts w:ascii="Times New Roman" w:hAnsi="Times New Roman"/>
+          <w:i/>
           <w:lang w:eastAsia="zh-CN"/>
         </w:rPr>
         <w:tab/>
@@ -985,81 +1056,72 @@
       <w:r>
         <w:rPr>
           <w:rFonts w:ascii="Times New Roman" w:hAnsi="Times New Roman" w:hint="eastAsia"/>
-          <w:b/>
-          <w:lang w:eastAsia="zh-CN"/>
-        </w:rPr>
-        <w:t>Ann Arbor, MI</w:t>
-      </w:r>
-    </w:p>
-    <w:p>
-      <w:pPr>
-        <w:tabs>
-          <w:tab w:val="right" w:pos="11160"/>
-        </w:tabs>
-        <w:spacing w:after="10" w:line="240" w:lineRule="auto"/>
-        <w:rPr>
-          <w:rFonts w:ascii="Times New Roman" w:hAnsi="Times New Roman"/>
-          <w:i/>
-          <w:lang w:eastAsia="zh-CN"/>
-        </w:rPr>
-      </w:pPr>
+          <w:i/>
+          <w:lang w:eastAsia="zh-CN"/>
+        </w:rPr>
+        <w:t>August</w:t>
+      </w:r>
       <w:r>
         <w:rPr>
           <w:rFonts w:ascii="Times New Roman" w:hAnsi="Times New Roman" w:hint="eastAsia"/>
           <w:i/>
           <w:lang w:eastAsia="zh-CN"/>
         </w:rPr>
-        <w:t xml:space="preserve">Supervisor: </w:t>
-      </w:r>
-      <w:proofErr w:type="spellStart"/>
-      <w:r>
-        <w:rPr>
-          <w:rFonts w:ascii="Times New Roman" w:hAnsi="Times New Roman"/>
-          <w:i/>
-          <w:lang w:eastAsia="zh-CN"/>
-        </w:rPr>
-        <w:t>Mosharaf</w:t>
-      </w:r>
-      <w:proofErr w:type="spellEnd"/>
-      <w:r>
-        <w:rPr>
-          <w:rFonts w:ascii="Times New Roman" w:hAnsi="Times New Roman" w:hint="eastAsia"/>
-          <w:i/>
-          <w:lang w:eastAsia="zh-CN"/>
-        </w:rPr>
-        <w:t xml:space="preserve"> Chowdhury</w:t>
-      </w:r>
-      <w:r>
-        <w:rPr>
-          <w:rFonts w:ascii="Times New Roman" w:hAnsi="Times New Roman"/>
-          <w:i/>
-          <w:lang w:eastAsia="zh-CN"/>
-        </w:rPr>
-        <w:tab/>
-      </w:r>
-      <w:r>
-        <w:rPr>
-          <w:rFonts w:ascii="Times New Roman" w:hAnsi="Times New Roman" w:hint="eastAsia"/>
-          <w:i/>
-          <w:lang w:eastAsia="zh-CN"/>
-        </w:rPr>
-        <w:t xml:space="preserve">May 2023 </w:t>
-      </w:r>
-      <w:r>
-        <w:rPr>
-          <w:rFonts w:ascii="Times New Roman" w:hAnsi="Times New Roman"/>
-          <w:i/>
-          <w:lang w:eastAsia="zh-CN"/>
-        </w:rPr>
-        <w:t>–</w:t>
-      </w:r>
-      <w:r>
-        <w:rPr>
-          <w:rFonts w:ascii="Times New Roman" w:hAnsi="Times New Roman" w:hint="eastAsia"/>
-          <w:i/>
-          <w:lang w:eastAsia="zh-CN"/>
-        </w:rPr>
-        <w:t xml:space="preserve"> April 2024</w:t>
+        <w:t xml:space="preserve"> 2024 - present</w:t>
+      </w:r>
+    </w:p>
+    <w:p>
+      <w:pPr>
+        <w:pStyle w:val="ListParagraph"/>
+        <w:numPr>
+          <w:ilvl w:val="0"/>
+          <w:numId w:val="6"/>
+        </w:numPr>
+        <w:rPr>
+          <w:rFonts w:ascii="Times New Roman" w:hAnsi="Times New Roman"/>
+          <w:lang w:eastAsia="zh-CN"/>
+        </w:rPr>
+      </w:pPr>
+      <w:r>
+        <w:rPr>
+          <w:rFonts w:ascii="Times New Roman" w:eastAsiaTheme="minorEastAsia" w:hAnsi="Times New Roman" w:cstheme="minorBidi"/>
+          <w:lang w:val="en-US" w:eastAsia="zh-CN"/>
+        </w:rPr>
+        <w:t>Identified KV ca</w:t>
+      </w:r>
+      <w:r>
+        <w:rPr>
+          <w:rFonts w:ascii="Times New Roman" w:hAnsi="Times New Roman"/>
+          <w:lang w:eastAsia="zh-CN"/>
+        </w:rPr>
+        <w:t>che as a growing memory and latency bottleneck in large-scale LLM serving systems</w:t>
+      </w:r>
+      <w:r>
+        <w:rPr>
+          <w:rFonts w:ascii="Times New Roman" w:hAnsi="Times New Roman"/>
+          <w:lang w:eastAsia="zh-CN"/>
+        </w:rPr>
+        <w:t>.</w:t>
+      </w:r>
+    </w:p>
+    <w:p>
+      <w:pPr>
+        <w:pStyle w:val="ListParagraph"/>
+        <w:numPr>
+          <w:ilvl w:val="0"/>
+          <w:numId w:val="6"/>
+        </w:numPr>
+        <w:rPr>
+          <w:rFonts w:ascii="Times New Roman" w:hAnsi="Times New Roman"/>
+          <w:lang w:eastAsia="zh-CN"/>
+        </w:rPr>
+      </w:pPr>
+      <w:r>
+        <w:rPr>
+          <w:rFonts w:ascii="Times New Roman" w:hAnsi="Times New Roman"/>
+          <w:lang w:eastAsia="zh-CN"/>
+        </w:rPr>
+        <w:t>Optimized TTFT by jointly leveraging prefills and KV-cache reuse, introducing token-wise, layer-wise, and multi-GPU parallel restoration strategies tailored to different hardware configurations.</w:t>
       </w:r>
     </w:p>
     <w:p>
@@ -1072,15 +1134,469 @@
         <w:spacing w:after="10" w:line="240" w:lineRule="auto"/>
         <w:jc w:val="both"/>
         <w:rPr>
-          <w:rFonts w:ascii="Times New Roman" w:hAnsi="Times New Roman"/>
-        </w:rPr>
-      </w:pPr>
-      <w:r>
-        <w:rPr>
           <w:rFonts w:ascii="Times New Roman" w:eastAsiaTheme="minorEastAsia" w:hAnsi="Times New Roman" w:cstheme="minorBidi"/>
-          <w:lang w:val="en-US"/>
-        </w:rPr>
-        <w:t>Identified that in LLM text-streaming services, systems must generate faster than user reading speed to enhance user experience, addressing gaps in previous metrics.</w:t>
+          <w:lang w:val="en-US" w:eastAsia="zh-CN"/>
+        </w:rPr>
+      </w:pPr>
+      <w:r>
+        <w:rPr>
+          <w:rFonts w:ascii="Times New Roman" w:hAnsi="Times New Roman"/>
+          <w:lang w:eastAsia="zh-CN"/>
+        </w:rPr>
+        <w:t>Designed cross-layer management system that optimally balances computation and communication for KV cache restoration at cluster scale</w:t>
+      </w:r>
+      <w:r>
+        <w:rPr>
+          <w:rFonts w:ascii="Times New Roman" w:hAnsi="Times New Roman"/>
+          <w:lang w:eastAsia="zh-CN"/>
+        </w:rPr>
+        <w:t>.</w:t>
+      </w:r>
+    </w:p>
+    <w:p>
+      <w:pPr>
+        <w:spacing w:after="10" w:line="240" w:lineRule="auto"/>
+        <w:jc w:val="both"/>
+        <w:rPr>
+          <w:rFonts w:ascii="Times New Roman" w:hAnsi="Times New Roman"/>
+          <w:lang w:eastAsia="zh-CN"/>
+        </w:rPr>
+      </w:pPr>
+    </w:p>
+    <w:p>
+      <w:pPr>
+        <w:tabs>
+          <w:tab w:val="right" w:pos="11160"/>
+        </w:tabs>
+        <w:spacing w:after="10" w:line="240" w:lineRule="auto"/>
+        <w:rPr>
+          <w:rFonts w:ascii="Times New Roman" w:hAnsi="Times New Roman"/>
+          <w:b/>
+          <w:lang w:eastAsia="zh-CN"/>
+        </w:rPr>
+      </w:pPr>
+      <w:r>
+        <w:rPr>
+          <w:rFonts w:ascii="Times New Roman" w:hAnsi="Times New Roman"/>
+          <w:b/>
+          <w:lang w:eastAsia="zh-CN"/>
+        </w:rPr>
+        <w:t>Tempo</w:t>
+      </w:r>
+      <w:r>
+        <w:rPr>
+          <w:rFonts w:ascii="Times New Roman" w:hAnsi="Times New Roman"/>
+          <w:b/>
+          <w:lang w:eastAsia="zh-CN"/>
+        </w:rPr>
+        <w:t xml:space="preserve">: </w:t>
+      </w:r>
+      <w:r>
+        <w:rPr>
+          <w:rFonts w:ascii="Times New Roman" w:hAnsi="Times New Roman"/>
+          <w:b/>
+          <w:lang w:eastAsia="zh-CN"/>
+        </w:rPr>
+        <w:t>Application-aware LLM Serving with Mixed SLO Requirements</w:t>
+      </w:r>
+      <w:r>
+        <w:rPr>
+          <w:rFonts w:ascii="Times New Roman" w:hAnsi="Times New Roman"/>
+          <w:b/>
+          <w:lang w:eastAsia="zh-CN"/>
+        </w:rPr>
+        <w:tab/>
+      </w:r>
+      <w:r>
+        <w:rPr>
+          <w:rFonts w:ascii="Times New Roman" w:hAnsi="Times New Roman" w:hint="eastAsia"/>
+          <w:b/>
+          <w:lang w:eastAsia="zh-CN"/>
+        </w:rPr>
+        <w:t>Champaign, IL</w:t>
+      </w:r>
+    </w:p>
+    <w:p>
+      <w:pPr>
+        <w:tabs>
+          <w:tab w:val="right" w:pos="11160"/>
+        </w:tabs>
+        <w:spacing w:after="10" w:line="240" w:lineRule="auto"/>
+        <w:rPr>
+          <w:rFonts w:ascii="Times New Roman" w:hAnsi="Times New Roman"/>
+          <w:i/>
+          <w:lang w:eastAsia="zh-CN"/>
+        </w:rPr>
+      </w:pPr>
+      <w:r>
+        <w:rPr>
+          <w:rFonts w:ascii="Times New Roman" w:hAnsi="Times New Roman" w:hint="eastAsia"/>
+          <w:i/>
+          <w:lang w:eastAsia="zh-CN"/>
+        </w:rPr>
+        <w:t>Supervisor: Fan Lai</w:t>
+      </w:r>
+      <w:r>
+        <w:rPr>
+          <w:rFonts w:ascii="Times New Roman" w:hAnsi="Times New Roman"/>
+          <w:i/>
+          <w:lang w:eastAsia="zh-CN"/>
+        </w:rPr>
+        <w:tab/>
+      </w:r>
+      <w:r>
+        <w:rPr>
+          <w:rFonts w:ascii="Times New Roman" w:hAnsi="Times New Roman" w:hint="eastAsia"/>
+          <w:i/>
+          <w:lang w:eastAsia="zh-CN"/>
+        </w:rPr>
+        <w:t xml:space="preserve">July 2024 </w:t>
+      </w:r>
+      <w:r>
+        <w:rPr>
+          <w:rFonts w:ascii="Times New Roman" w:hAnsi="Times New Roman"/>
+          <w:i/>
+          <w:lang w:eastAsia="zh-CN"/>
+        </w:rPr>
+        <w:t>–</w:t>
+      </w:r>
+      <w:r>
+        <w:rPr>
+          <w:rFonts w:ascii="Times New Roman" w:hAnsi="Times New Roman" w:hint="eastAsia"/>
+          <w:i/>
+          <w:lang w:eastAsia="zh-CN"/>
+        </w:rPr>
+        <w:t xml:space="preserve"> </w:t>
+      </w:r>
+      <w:r>
+        <w:rPr>
+          <w:rFonts w:ascii="Times New Roman" w:hAnsi="Times New Roman"/>
+          <w:i/>
+          <w:lang w:eastAsia="zh-CN"/>
+        </w:rPr>
+        <w:t>Sept.</w:t>
+      </w:r>
+      <w:r>
+        <w:rPr>
+          <w:rFonts w:ascii="Times New Roman" w:hAnsi="Times New Roman"/>
+          <w:i/>
+          <w:lang w:eastAsia="zh-CN"/>
+        </w:rPr>
+        <w:t xml:space="preserve"> 2025</w:t>
+      </w:r>
+    </w:p>
+    <w:p>
+      <w:pPr>
+        <w:numPr>
+          <w:ilvl w:val="0"/>
+          <w:numId w:val="6"/>
+        </w:numPr>
+        <w:spacing w:after="10" w:line="240" w:lineRule="auto"/>
+        <w:jc w:val="both"/>
+        <w:rPr>
+          <w:rFonts w:ascii="Times New Roman" w:hAnsi="Times New Roman"/>
+          <w:lang w:eastAsia="zh-CN"/>
+        </w:rPr>
+      </w:pPr>
+      <w:r>
+        <w:rPr>
+          <w:rFonts w:ascii="Times New Roman" w:hAnsi="Times New Roman"/>
+          <w:lang w:eastAsia="zh-CN"/>
+        </w:rPr>
+        <w:t>Identified diverse SLO requirements across three LLM request patterns: latency-sensitive, throughput-</w:t>
+      </w:r>
+      <w:r>
+        <w:rPr>
+          <w:rFonts w:ascii="Times New Roman" w:hAnsi="Times New Roman"/>
+          <w:lang w:eastAsia="zh-CN"/>
+        </w:rPr>
+        <w:t>sensitive</w:t>
+      </w:r>
+      <w:r>
+        <w:rPr>
+          <w:rFonts w:ascii="Times New Roman" w:hAnsi="Times New Roman"/>
+          <w:lang w:eastAsia="zh-CN"/>
+        </w:rPr>
+        <w:t xml:space="preserve">, and </w:t>
+      </w:r>
+      <w:r>
+        <w:rPr>
+          <w:rFonts w:ascii="Times New Roman" w:hAnsi="Times New Roman"/>
+          <w:lang w:eastAsia="zh-CN"/>
+        </w:rPr>
+        <w:t>compound</w:t>
+      </w:r>
+      <w:r>
+        <w:rPr>
+          <w:rFonts w:ascii="Times New Roman" w:hAnsi="Times New Roman"/>
+          <w:lang w:eastAsia="zh-CN"/>
+        </w:rPr>
+        <w:t xml:space="preserve"> requests with varying performance needs.</w:t>
+      </w:r>
+    </w:p>
+    <w:p>
+      <w:pPr>
+        <w:numPr>
+          <w:ilvl w:val="0"/>
+          <w:numId w:val="6"/>
+        </w:numPr>
+        <w:spacing w:after="10" w:line="240" w:lineRule="auto"/>
+        <w:jc w:val="both"/>
+        <w:rPr>
+          <w:rFonts w:ascii="Times New Roman" w:hAnsi="Times New Roman"/>
+          <w:lang w:eastAsia="zh-CN"/>
+        </w:rPr>
+      </w:pPr>
+      <w:r>
+        <w:rPr>
+          <w:rFonts w:ascii="Times New Roman" w:hAnsi="Times New Roman"/>
+          <w:lang w:eastAsia="zh-CN"/>
+        </w:rPr>
+        <w:t>Developed SLO-aware scheduler that maximizes service gain by allocating just enough bandwidth to meet individual SLOs while preserving residual capacity for other requests.</w:t>
+      </w:r>
+    </w:p>
+    <w:p>
+      <w:pPr>
+        <w:numPr>
+          <w:ilvl w:val="0"/>
+          <w:numId w:val="6"/>
+        </w:numPr>
+        <w:spacing w:after="10" w:line="240" w:lineRule="auto"/>
+        <w:jc w:val="both"/>
+        <w:rPr>
+          <w:rFonts w:ascii="Times New Roman" w:hAnsi="Times New Roman"/>
+          <w:lang w:eastAsia="zh-CN"/>
+        </w:rPr>
+      </w:pPr>
+      <w:r>
+        <w:rPr>
+          <w:rFonts w:ascii="Times New Roman" w:hAnsi="Times New Roman"/>
+          <w:lang w:eastAsia="zh-CN"/>
+        </w:rPr>
+        <w:t>Constructed multi agent workflow as a DAG, with input and output length as weights, and apply graph matching to predict dependency and remaining length for compound requests.</w:t>
+      </w:r>
+    </w:p>
+    <w:p>
+      <w:pPr>
+        <w:numPr>
+          <w:ilvl w:val="0"/>
+          <w:numId w:val="6"/>
+        </w:numPr>
+        <w:spacing w:after="10" w:line="240" w:lineRule="auto"/>
+        <w:jc w:val="both"/>
+        <w:rPr>
+          <w:rFonts w:ascii="Times New Roman" w:hAnsi="Times New Roman"/>
+          <w:lang w:eastAsia="zh-CN"/>
+        </w:rPr>
+      </w:pPr>
+      <w:r>
+        <w:rPr>
+          <w:rFonts w:ascii="Times New Roman" w:hAnsi="Times New Roman"/>
+          <w:lang w:eastAsia="zh-CN"/>
+        </w:rPr>
+        <w:lastRenderedPageBreak/>
+        <w:t>Implemented quantile regression forests for response length estimation</w:t>
+      </w:r>
+      <w:r>
+        <w:rPr>
+          <w:rFonts w:ascii="Times New Roman" w:hAnsi="Times New Roman"/>
+          <w:lang w:eastAsia="zh-CN"/>
+        </w:rPr>
+        <w:t>.</w:t>
+      </w:r>
+    </w:p>
+    <w:p>
+      <w:pPr>
+        <w:numPr>
+          <w:ilvl w:val="0"/>
+          <w:numId w:val="6"/>
+        </w:numPr>
+        <w:spacing w:after="10" w:line="240" w:lineRule="auto"/>
+        <w:jc w:val="both"/>
+        <w:rPr>
+          <w:rFonts w:ascii="Times New Roman" w:hAnsi="Times New Roman"/>
+          <w:lang w:eastAsia="zh-CN"/>
+        </w:rPr>
+      </w:pPr>
+      <w:r>
+        <w:rPr>
+          <w:rFonts w:ascii="Times New Roman" w:hAnsi="Times New Roman"/>
+          <w:lang w:eastAsia="zh-CN"/>
+        </w:rPr>
+        <w:t>Created service density-based prioritization algorithm that balances requests across different SLO constraints without starving low-priority workloads.</w:t>
+      </w:r>
+    </w:p>
+    <w:p>
+      <w:pPr>
+        <w:numPr>
+          <w:ilvl w:val="0"/>
+          <w:numId w:val="6"/>
+        </w:numPr>
+        <w:spacing w:after="10" w:line="240" w:lineRule="auto"/>
+        <w:jc w:val="both"/>
+        <w:rPr>
+          <w:rFonts w:ascii="Times New Roman" w:hAnsi="Times New Roman"/>
+          <w:lang w:eastAsia="zh-CN"/>
+        </w:rPr>
+      </w:pPr>
+      <w:r>
+        <w:rPr>
+          <w:rFonts w:ascii="Times New Roman" w:hAnsi="Times New Roman"/>
+          <w:lang w:eastAsia="zh-CN"/>
+        </w:rPr>
+        <w:t>Achieved 1.3×-8.3× improvement in service gain and 4.0</w:t>
+      </w:r>
+      <w:r>
+        <w:rPr>
+          <w:rFonts w:ascii="Times New Roman" w:hAnsi="Times New Roman"/>
+          <w:lang w:eastAsia="zh-CN"/>
+        </w:rPr>
+        <w:t>×</w:t>
+      </w:r>
+      <w:r>
+        <w:rPr>
+          <w:rFonts w:ascii="Times New Roman" w:hAnsi="Times New Roman"/>
+          <w:lang w:eastAsia="zh-CN"/>
+        </w:rPr>
+        <w:t>-10.3</w:t>
+      </w:r>
+      <w:r>
+        <w:rPr>
+          <w:rFonts w:ascii="Times New Roman" w:hAnsi="Times New Roman"/>
+          <w:lang w:eastAsia="zh-CN"/>
+        </w:rPr>
+        <w:t>×</w:t>
+      </w:r>
+      <w:r>
+        <w:rPr>
+          <w:rFonts w:ascii="Times New Roman" w:hAnsi="Times New Roman"/>
+          <w:lang w:eastAsia="zh-CN"/>
+        </w:rPr>
+        <w:t xml:space="preserve"> improvement in SLO goodput compared to existing systems across diverse workloads and models.</w:t>
+      </w:r>
+    </w:p>
+    <w:p>
+      <w:pPr>
+        <w:spacing w:after="10" w:line="240" w:lineRule="auto"/>
+        <w:jc w:val="both"/>
+        <w:rPr>
+          <w:rFonts w:ascii="Times New Roman" w:hAnsi="Times New Roman"/>
+          <w:lang w:eastAsia="zh-CN"/>
+        </w:rPr>
+      </w:pPr>
+    </w:p>
+    <w:p>
+      <w:pPr>
+        <w:tabs>
+          <w:tab w:val="right" w:pos="11160"/>
+        </w:tabs>
+        <w:spacing w:after="10" w:line="240" w:lineRule="auto"/>
+        <w:rPr>
+          <w:rFonts w:ascii="Times New Roman" w:hAnsi="Times New Roman"/>
+          <w:b/>
+          <w:lang w:eastAsia="zh-CN"/>
+        </w:rPr>
+      </w:pPr>
+      <w:r>
+        <w:rPr>
+          <w:rFonts w:ascii="Times New Roman" w:hAnsi="Times New Roman"/>
+          <w:b/>
+          <w:lang w:eastAsia="zh-CN"/>
+        </w:rPr>
+        <w:t xml:space="preserve">Andes: </w:t>
+      </w:r>
+      <w:r>
+        <w:rPr>
+          <w:rFonts w:ascii="Times New Roman" w:hAnsi="Times New Roman"/>
+          <w:b/>
+          <w:lang w:eastAsia="zh-CN"/>
+        </w:rPr>
+        <w:t>Defining and Enhancing Quality-of-Experience in LLM-Based Text Streaming Services</w:t>
+      </w:r>
+      <w:r>
+        <w:rPr>
+          <w:rFonts w:ascii="Times New Roman" w:hAnsi="Times New Roman"/>
+          <w:b/>
+          <w:lang w:eastAsia="zh-CN"/>
+        </w:rPr>
+        <w:tab/>
+      </w:r>
+      <w:r>
+        <w:rPr>
+          <w:rFonts w:ascii="Times New Roman" w:hAnsi="Times New Roman" w:hint="eastAsia"/>
+          <w:b/>
+          <w:lang w:eastAsia="zh-CN"/>
+        </w:rPr>
+        <w:t>Ann Arbor, MI</w:t>
+      </w:r>
+    </w:p>
+    <w:p>
+      <w:pPr>
+        <w:tabs>
+          <w:tab w:val="right" w:pos="11160"/>
+        </w:tabs>
+        <w:spacing w:after="10" w:line="240" w:lineRule="auto"/>
+        <w:rPr>
+          <w:rFonts w:ascii="Times New Roman" w:hAnsi="Times New Roman"/>
+          <w:i/>
+          <w:lang w:eastAsia="zh-CN"/>
+        </w:rPr>
+      </w:pPr>
+      <w:r>
+        <w:rPr>
+          <w:rFonts w:ascii="Times New Roman" w:hAnsi="Times New Roman" w:hint="eastAsia"/>
+          <w:i/>
+          <w:lang w:eastAsia="zh-CN"/>
+        </w:rPr>
+        <w:t xml:space="preserve">Supervisor: </w:t>
+      </w:r>
+      <w:r>
+        <w:rPr>
+          <w:rFonts w:ascii="Times New Roman" w:hAnsi="Times New Roman"/>
+          <w:i/>
+          <w:lang w:eastAsia="zh-CN"/>
+        </w:rPr>
+        <w:t>Mosharaf</w:t>
+      </w:r>
+      <w:r>
+        <w:rPr>
+          <w:rFonts w:ascii="Times New Roman" w:hAnsi="Times New Roman" w:hint="eastAsia"/>
+          <w:i/>
+          <w:lang w:eastAsia="zh-CN"/>
+        </w:rPr>
+        <w:t xml:space="preserve"> Chowdhury</w:t>
+      </w:r>
+      <w:r>
+        <w:rPr>
+          <w:rFonts w:ascii="Times New Roman" w:hAnsi="Times New Roman"/>
+          <w:i/>
+          <w:lang w:eastAsia="zh-CN"/>
+        </w:rPr>
+        <w:tab/>
+      </w:r>
+      <w:r>
+        <w:rPr>
+          <w:rFonts w:ascii="Times New Roman" w:hAnsi="Times New Roman" w:hint="eastAsia"/>
+          <w:i/>
+          <w:lang w:eastAsia="zh-CN"/>
+        </w:rPr>
+        <w:t xml:space="preserve">May 2023 </w:t>
+      </w:r>
+      <w:r>
+        <w:rPr>
+          <w:rFonts w:ascii="Times New Roman" w:hAnsi="Times New Roman"/>
+          <w:i/>
+          <w:lang w:eastAsia="zh-CN"/>
+        </w:rPr>
+        <w:t>–</w:t>
+      </w:r>
+      <w:r>
+        <w:rPr>
+          <w:rFonts w:ascii="Times New Roman" w:hAnsi="Times New Roman" w:hint="eastAsia"/>
+          <w:i/>
+          <w:lang w:eastAsia="zh-CN"/>
+        </w:rPr>
+        <w:t xml:space="preserve"> April 2024</w:t>
       </w:r>
     </w:p>
     <w:p>
@@ -1098,26 +1614,10 @@
       </w:pPr>
       <w:r>
         <w:rPr>
-          <w:rFonts w:ascii="Times New Roman" w:hAnsi="Times New Roman"/>
-          <w:lang w:eastAsia="zh-CN"/>
-        </w:rPr>
-        <w:t>Defined Quality of Experience (</w:t>
-      </w:r>
-      <w:proofErr w:type="spellStart"/>
-      <w:r>
-        <w:rPr>
-          <w:rFonts w:ascii="Times New Roman" w:hAnsi="Times New Roman"/>
-          <w:lang w:eastAsia="zh-CN"/>
-        </w:rPr>
-        <w:t>QoE</w:t>
-      </w:r>
-      <w:proofErr w:type="spellEnd"/>
-      <w:r>
-        <w:rPr>
-          <w:rFonts w:ascii="Times New Roman" w:hAnsi="Times New Roman"/>
-          <w:lang w:eastAsia="zh-CN"/>
-        </w:rPr>
-        <w:t>) in LLM serving by tracking each step of text generation and monitoring the overall user experience throughout the entire streaming process.</w:t>
+          <w:rFonts w:ascii="Times New Roman" w:eastAsiaTheme="minorEastAsia" w:hAnsi="Times New Roman" w:cstheme="minorBidi"/>
+          <w:lang w:val="en-US"/>
+        </w:rPr>
+        <w:t>Identified that in LLM text-streaming services, systems must generate faster than user reading speed to enhance user experience, addressing gaps in previous metrics.</w:t>
       </w:r>
     </w:p>
     <w:p>
@@ -1138,27 +1638,12 @@
           <w:rFonts w:ascii="Times New Roman" w:hAnsi="Times New Roman"/>
           <w:lang w:eastAsia="zh-CN"/>
         </w:rPr>
-        <w:t xml:space="preserve">Formulated the problem as a knapsack optimization and developed a scheduling algorithm to maximize </w:t>
-      </w:r>
-      <w:proofErr w:type="spellStart"/>
-      <w:r>
-        <w:rPr>
-          <w:rFonts w:ascii="Times New Roman" w:hAnsi="Times New Roman"/>
-          <w:lang w:eastAsia="zh-CN"/>
-        </w:rPr>
-        <w:t>QoE</w:t>
-      </w:r>
-      <w:proofErr w:type="spellEnd"/>
-      <w:r>
-        <w:rPr>
-          <w:rFonts w:ascii="Times New Roman" w:hAnsi="Times New Roman"/>
-          <w:lang w:eastAsia="zh-CN"/>
-        </w:rPr>
-        <w:t xml:space="preserve"> in online LLM serving.</w:t>
-      </w:r>
-    </w:p>
-    <w:p>
-      <w:pPr>
+        <w:t>Defined Quality of Experience (QoE) in LLM serving by tracking each step of text generation and monitoring the overall user experience throughout the entire streaming process.</w:t>
+      </w:r>
+    </w:p>
+    <w:p>
+      <w:pPr>
+        <w:pStyle w:val="ListParagraph"/>
         <w:numPr>
           <w:ilvl w:val="0"/>
           <w:numId w:val="6"/>
@@ -1174,39 +1659,7 @@
           <w:rFonts w:ascii="Times New Roman" w:hAnsi="Times New Roman"/>
           <w:lang w:eastAsia="zh-CN"/>
         </w:rPr>
-        <w:t xml:space="preserve">Built Andes, an LLM serving system on top of </w:t>
-      </w:r>
-      <w:proofErr w:type="spellStart"/>
-      <w:r>
-        <w:rPr>
-          <w:rFonts w:ascii="Times New Roman" w:hAnsi="Times New Roman"/>
-          <w:lang w:eastAsia="zh-CN"/>
-        </w:rPr>
-        <w:t>vLLM</w:t>
-      </w:r>
-      <w:proofErr w:type="spellEnd"/>
-      <w:r>
-        <w:rPr>
-          <w:rFonts w:ascii="Times New Roman" w:hAnsi="Times New Roman"/>
-          <w:lang w:eastAsia="zh-CN"/>
-        </w:rPr>
-        <w:t xml:space="preserve">, integrating the scheduling algorithm to enhance </w:t>
-      </w:r>
-      <w:proofErr w:type="spellStart"/>
-      <w:r>
-        <w:rPr>
-          <w:rFonts w:ascii="Times New Roman" w:hAnsi="Times New Roman"/>
-          <w:lang w:eastAsia="zh-CN"/>
-        </w:rPr>
-        <w:t>QoE</w:t>
-      </w:r>
-      <w:proofErr w:type="spellEnd"/>
-      <w:r>
-        <w:rPr>
-          <w:rFonts w:ascii="Times New Roman" w:hAnsi="Times New Roman"/>
-          <w:lang w:eastAsia="zh-CN"/>
-        </w:rPr>
-        <w:t xml:space="preserve"> in real-time LLM services.</w:t>
+        <w:t>Formulated the problem as a knapsack optimization and developed a scheduling algorithm to maximize QoE in online LLM serving.</w:t>
       </w:r>
     </w:p>
     <w:p>
@@ -1226,13 +1679,32 @@
           <w:rFonts w:ascii="Times New Roman" w:hAnsi="Times New Roman"/>
           <w:lang w:eastAsia="zh-CN"/>
         </w:rPr>
+        <w:t>Built Andes, an LLM serving system on top of vLLM, integrating the scheduling algorithm to enhance QoE in real-time LLM services.</w:t>
+      </w:r>
+    </w:p>
+    <w:p>
+      <w:pPr>
+        <w:numPr>
+          <w:ilvl w:val="0"/>
+          <w:numId w:val="6"/>
+        </w:numPr>
+        <w:spacing w:after="10" w:line="240" w:lineRule="auto"/>
+        <w:jc w:val="both"/>
+        <w:rPr>
+          <w:rFonts w:ascii="Times New Roman" w:hAnsi="Times New Roman"/>
+        </w:rPr>
+      </w:pPr>
+      <w:r>
+        <w:rPr>
+          <w:rFonts w:ascii="Times New Roman" w:hAnsi="Times New Roman"/>
+          <w:lang w:eastAsia="zh-CN"/>
+        </w:rPr>
         <w:t>Co-authored the paper “Andes: Defining and Enhancing Quality-of-Experience in LLM-Based Text Streaming Services” as the second author.</w:t>
       </w:r>
     </w:p>
     <w:p>
       <w:pPr>
         <w:spacing w:after="10" w:line="240" w:lineRule="auto"/>
-        <w:ind w:left="360"/>
         <w:jc w:val="both"/>
         <w:rPr>
           <w:rFonts w:ascii="Times New Roman" w:hAnsi="Times New Roman"/>
@@ -1274,7 +1746,90 @@
           <w:lang w:eastAsia="zh-CN"/>
         </w:rPr>
       </w:pPr>
-      <w:hyperlink r:id="rId7" w:history="1">
+      <w:hyperlink r:id="rId9" w:history="1">
+        <w:r>
+          <w:rPr>
+            <w:rStyle w:val="Hyperlink"/>
+            <w:rFonts w:ascii="Times New Roman" w:hAnsi="Times New Roman"/>
+            <w:iCs/>
+            <w:lang w:eastAsia="zh-CN"/>
+          </w:rPr>
+          <w:t>Tempo: Application-aware LLM Serving with Mixed SLO Requirements</w:t>
+        </w:r>
+      </w:hyperlink>
+      <w:r>
+        <w:rPr>
+          <w:rFonts w:ascii="Times New Roman" w:hAnsi="Times New Roman"/>
+          <w:iCs/>
+          <w:lang w:val="en-US" w:eastAsia="zh-CN"/>
+        </w:rPr>
+        <w:t xml:space="preserve">; Preprint, 2025; </w:t>
+      </w:r>
+      <w:r>
+        <w:rPr>
+          <w:rFonts w:ascii="Times New Roman" w:hAnsi="Times New Roman"/>
+          <w:iCs/>
+          <w:lang w:val="en-US" w:eastAsia="zh-CN"/>
+        </w:rPr>
+        <w:t>Wei Zhang</w:t>
+      </w:r>
+      <w:r>
+        <w:rPr>
+          <w:rFonts w:ascii="Times New Roman" w:hAnsi="Times New Roman"/>
+          <w:iCs/>
+          <w:lang w:val="en-US" w:eastAsia="zh-CN"/>
+        </w:rPr>
+        <w:t>*</w:t>
+      </w:r>
+      <w:r>
+        <w:rPr>
+          <w:rFonts w:ascii="Times New Roman" w:hAnsi="Times New Roman"/>
+          <w:iCs/>
+          <w:lang w:val="en-US" w:eastAsia="zh-CN"/>
+        </w:rPr>
+        <w:t xml:space="preserve">, </w:t>
+      </w:r>
+      <w:r>
+        <w:rPr>
+          <w:rFonts w:ascii="Times New Roman" w:hAnsi="Times New Roman"/>
+          <w:b/>
+          <w:bCs/>
+          <w:iCs/>
+          <w:lang w:val="en-US" w:eastAsia="zh-CN"/>
+        </w:rPr>
+        <w:t>Zhiyu Wu</w:t>
+      </w:r>
+      <w:r>
+        <w:rPr>
+          <w:rFonts w:ascii="Times New Roman" w:hAnsi="Times New Roman"/>
+          <w:iCs/>
+          <w:lang w:val="en-US" w:eastAsia="zh-CN"/>
+        </w:rPr>
+        <w:t>*</w:t>
+      </w:r>
+      <w:r>
+        <w:rPr>
+          <w:rFonts w:ascii="Times New Roman" w:hAnsi="Times New Roman"/>
+          <w:iCs/>
+          <w:lang w:val="en-US" w:eastAsia="zh-CN"/>
+        </w:rPr>
+        <w:t>, Yi Mu, Banruo Liu, Myungjin Lee, Fan Lai</w:t>
+      </w:r>
+    </w:p>
+    <w:p>
+      <w:pPr>
+        <w:pStyle w:val="ListParagraph"/>
+        <w:numPr>
+          <w:ilvl w:val="0"/>
+          <w:numId w:val="6"/>
+        </w:numPr>
+        <w:rPr>
+          <w:rFonts w:ascii="Times New Roman" w:hAnsi="Times New Roman"/>
+          <w:iCs/>
+          <w:lang w:eastAsia="zh-CN"/>
+        </w:rPr>
+      </w:pPr>
+      <w:hyperlink r:id="rId10" w:history="1">
         <w:r>
           <w:rPr>
             <w:rStyle w:val="Hyperlink"/>
@@ -1291,9 +1846,26 @@
           <w:iCs/>
           <w:lang w:eastAsia="zh-CN"/>
         </w:rPr>
-        <w:t xml:space="preserve">; Preprint, 2024; Jiachen Liu, </w:t>
-      </w:r>
-      <w:proofErr w:type="spellStart"/>
+        <w:t xml:space="preserve">; </w:t>
+      </w:r>
+      <w:bookmarkStart w:id="1" w:name="_Hlk202823937"/>
+      <w:r>
+        <w:rPr>
+          <w:rFonts w:ascii="Times New Roman" w:hAnsi="Times New Roman"/>
+          <w:iCs/>
+          <w:lang w:eastAsia="zh-CN"/>
+        </w:rPr>
+        <w:t xml:space="preserve">Preprint, 2024; </w:t>
+      </w:r>
+      <w:bookmarkEnd w:id="1"/>
+      <w:r>
+        <w:rPr>
+          <w:rFonts w:ascii="Times New Roman" w:hAnsi="Times New Roman"/>
+          <w:iCs/>
+          <w:lang w:eastAsia="zh-CN"/>
+        </w:rPr>
+        <w:t xml:space="preserve">Jiachen Liu, </w:t>
+      </w:r>
       <w:r>
         <w:rPr>
           <w:rFonts w:ascii="Times New Roman" w:hAnsi="Times New Roman"/>
@@ -1302,9 +1874,97 @@
           <w:iCs/>
           <w:lang w:eastAsia="zh-CN"/>
         </w:rPr>
-        <w:t>Zhiyu</w:t>
-      </w:r>
-      <w:proofErr w:type="spellEnd"/>
+        <w:t>Zhiyu Wu</w:t>
+      </w:r>
+      <w:r>
+        <w:rPr>
+          <w:rFonts w:ascii="Times New Roman" w:hAnsi="Times New Roman"/>
+          <w:iCs/>
+          <w:lang w:eastAsia="zh-CN"/>
+        </w:rPr>
+        <w:t>, Jae-Won Chung, Fan Lai, Myungjin Lee, Mosharaf Chowdhury</w:t>
+      </w:r>
+    </w:p>
+    <w:p>
+      <w:pPr>
+        <w:pStyle w:val="ListParagraph"/>
+        <w:numPr>
+          <w:ilvl w:val="0"/>
+          <w:numId w:val="6"/>
+        </w:numPr>
+        <w:rPr>
+          <w:rFonts w:ascii="Times New Roman" w:hAnsi="Times New Roman"/>
+          <w:iCs/>
+          <w:lang w:eastAsia="zh-CN"/>
+        </w:rPr>
+      </w:pPr>
+      <w:hyperlink r:id="rId11" w:history="1">
+        <w:r>
+          <w:rPr>
+            <w:rStyle w:val="Hyperlink"/>
+            <w:rFonts w:ascii="Times New Roman" w:hAnsi="Times New Roman"/>
+            <w:iCs/>
+            <w:lang w:eastAsia="zh-CN"/>
+          </w:rPr>
+          <w:t>The ML. ENERGY Benchmark: Toward Automated Inference Energy Measurement and Optimization</w:t>
+        </w:r>
+      </w:hyperlink>
+      <w:r>
+        <w:rPr>
+          <w:rFonts w:ascii="Times New Roman" w:hAnsi="Times New Roman"/>
+          <w:iCs/>
+          <w:lang w:val="en-US" w:eastAsia="zh-CN"/>
+        </w:rPr>
+        <w:t xml:space="preserve">; </w:t>
+      </w:r>
+      <w:r>
+        <w:rPr>
+          <w:rFonts w:ascii="Times New Roman" w:hAnsi="Times New Roman"/>
+          <w:iCs/>
+          <w:lang w:eastAsia="zh-CN"/>
+        </w:rPr>
+        <w:t>NeurIPS, spotlight</w:t>
+      </w:r>
+      <w:r>
+        <w:rPr>
+          <w:rFonts w:ascii="Times New Roman" w:hAnsi="Times New Roman"/>
+          <w:iCs/>
+          <w:lang w:eastAsia="zh-CN"/>
+        </w:rPr>
+        <w:t>, 202</w:t>
+      </w:r>
+      <w:r>
+        <w:rPr>
+          <w:rFonts w:ascii="Times New Roman" w:hAnsi="Times New Roman"/>
+          <w:iCs/>
+          <w:lang w:eastAsia="zh-CN"/>
+        </w:rPr>
+        <w:t>5</w:t>
+      </w:r>
+      <w:r>
+        <w:rPr>
+          <w:rFonts w:ascii="Times New Roman" w:hAnsi="Times New Roman"/>
+          <w:iCs/>
+          <w:lang w:eastAsia="zh-CN"/>
+        </w:rPr>
+        <w:t>;</w:t>
+      </w:r>
+      <w:r>
+        <w:rPr>
+          <w:rFonts w:ascii="Times New Roman" w:hAnsi="Times New Roman"/>
+          <w:iCs/>
+          <w:lang w:eastAsia="zh-CN"/>
+        </w:rPr>
+        <w:t xml:space="preserve"> </w:t>
+      </w:r>
+      <w:r>
+        <w:rPr>
+          <w:rFonts w:ascii="Times New Roman" w:hAnsi="Times New Roman"/>
+          <w:iCs/>
+          <w:lang w:eastAsia="zh-CN"/>
+        </w:rPr>
+        <w:t xml:space="preserve">Jae-Won Chung, Jiachen Liu, Jeff J Ma, Ruofan Wu, Oh Jun Kweon, Yuxuan Xia, </w:t>
+      </w:r>
       <w:r>
         <w:rPr>
           <w:rFonts w:ascii="Times New Roman" w:hAnsi="Times New Roman"/>
@@ -1313,7 +1973,7 @@
           <w:iCs/>
           <w:lang w:eastAsia="zh-CN"/>
         </w:rPr>
-        <w:t xml:space="preserve"> Wu</w:t>
+        <w:t>Zhiyu Wu</w:t>
       </w:r>
       <w:r>
         <w:rPr>
@@ -1321,55 +1981,15 @@
           <w:iCs/>
           <w:lang w:eastAsia="zh-CN"/>
         </w:rPr>
-        <w:t xml:space="preserve">, Jae-Won Chung, Fan Lai, </w:t>
-      </w:r>
-      <w:proofErr w:type="spellStart"/>
-      <w:r>
+        <w:t>, Mosharaf Chowdhury</w:t>
+      </w:r>
+    </w:p>
+    <w:p>
+      <w:pPr>
         <w:rPr>
           <w:rFonts w:ascii="Times New Roman" w:hAnsi="Times New Roman"/>
           <w:iCs/>
           <w:lang w:eastAsia="zh-CN"/>
-        </w:rPr>
-        <w:t>Myungjin</w:t>
-      </w:r>
-      <w:proofErr w:type="spellEnd"/>
-      <w:r>
-        <w:rPr>
-          <w:rFonts w:ascii="Times New Roman" w:hAnsi="Times New Roman"/>
-          <w:iCs/>
-          <w:lang w:eastAsia="zh-CN"/>
-        </w:rPr>
-        <w:t xml:space="preserve"> Lee, </w:t>
-      </w:r>
-      <w:proofErr w:type="spellStart"/>
-      <w:r>
-        <w:rPr>
-          <w:rFonts w:ascii="Times New Roman" w:hAnsi="Times New Roman"/>
-          <w:iCs/>
-          <w:lang w:eastAsia="zh-CN"/>
-        </w:rPr>
-        <w:t>Mosharaf</w:t>
-      </w:r>
-      <w:proofErr w:type="spellEnd"/>
-      <w:r>
-        <w:rPr>
-          <w:rFonts w:ascii="Times New Roman" w:hAnsi="Times New Roman"/>
-          <w:iCs/>
-          <w:lang w:eastAsia="zh-CN"/>
-        </w:rPr>
-        <w:t xml:space="preserve"> Chowdhury</w:t>
-      </w:r>
-    </w:p>
-    <w:p>
-      <w:pPr>
-        <w:tabs>
-          <w:tab w:val="right" w:pos="10710"/>
-        </w:tabs>
-        <w:spacing w:after="10" w:line="192" w:lineRule="auto"/>
-        <w:rPr>
-          <w:rFonts w:ascii="Times New Roman" w:hAnsi="Times New Roman"/>
-          <w:b/>
-          <w:lang w:val="en-CA" w:eastAsia="zh-CN"/>
         </w:rPr>
       </w:pPr>
     </w:p>
@@ -1524,7 +2144,6 @@
           <w:rFonts w:ascii="Times New Roman" w:hAnsi="Times New Roman"/>
           <w:lang w:eastAsia="zh-CN"/>
         </w:rPr>
-        <w:lastRenderedPageBreak/>
         <w:t xml:space="preserve">Developed the </w:t>
       </w:r>
       <w:proofErr w:type="gramStart"/>
@@ -1600,7 +2219,8 @@
     </w:p>
     <w:p>
       <w:pPr>
-        <w:spacing w:after="10" w:line="168" w:lineRule="auto"/>
+        <w:spacing w:after="10" w:line="240" w:lineRule="auto"/>
+        <w:jc w:val="both"/>
         <w:rPr>
           <w:rFonts w:ascii="Times New Roman" w:hAnsi="Times New Roman"/>
           <w:lang w:eastAsia="zh-CN"/>
@@ -1627,7 +2247,7 @@
           <w:bCs/>
           <w:lang w:eastAsia="zh-CN"/>
         </w:rPr>
-        <w:t>Toy Operating System</w:t>
+        <w:t>Embedded Device for Keystroke Timing and Acoustic Attack Protection</w:t>
       </w:r>
       <w:r>
         <w:rPr>
@@ -1636,7 +2256,30 @@
           <w:lang w:eastAsia="zh-CN"/>
         </w:rPr>
         <w:tab/>
-        <w:t>Ann Arbor, MI</w:t>
+      </w:r>
+      <w:r>
+        <w:rPr>
+          <w:rFonts w:ascii="Times New Roman" w:hAnsi="Times New Roman" w:hint="eastAsia"/>
+          <w:b/>
+          <w:lang w:eastAsia="zh-CN"/>
+        </w:rPr>
+        <w:t>Ann Arbor</w:t>
+      </w:r>
+      <w:r>
+        <w:rPr>
+          <w:rFonts w:ascii="Times New Roman" w:hAnsi="Times New Roman"/>
+          <w:b/>
+          <w:lang w:eastAsia="zh-CN"/>
+        </w:rPr>
+        <w:t xml:space="preserve">, </w:t>
+      </w:r>
+      <w:r>
+        <w:rPr>
+          <w:rFonts w:ascii="Times New Roman" w:hAnsi="Times New Roman" w:hint="eastAsia"/>
+          <w:b/>
+          <w:lang w:eastAsia="zh-CN"/>
+        </w:rPr>
+        <w:t>MI</w:t>
       </w:r>
     </w:p>
     <w:p>
@@ -1656,7 +2299,7 @@
           <w:rFonts w:ascii="Times New Roman" w:hAnsi="Times New Roman"/>
           <w:lang w:eastAsia="zh-CN"/>
         </w:rPr>
-        <w:t>Created a toy operating system with physical memory and disk management.</w:t>
+        <w:t>Designed the device to intercept keystrokes and introduce random delays before sending to the PC.</w:t>
       </w:r>
     </w:p>
     <w:p>
@@ -1676,7 +2319,7 @@
           <w:rFonts w:ascii="Times New Roman" w:hAnsi="Times New Roman"/>
           <w:lang w:eastAsia="zh-CN"/>
         </w:rPr>
-        <w:t>Implemented read-write locks using mutexes to manage multi-threading.</w:t>
+        <w:t>Implemented keystroke sound playback to counter acoustic attacks using recorded sounds.</w:t>
       </w:r>
     </w:p>
     <w:p>
@@ -1696,7 +2339,7 @@
           <w:rFonts w:ascii="Times New Roman" w:hAnsi="Times New Roman"/>
           <w:lang w:eastAsia="zh-CN"/>
         </w:rPr>
-        <w:t>Developed virtual memory management with a page table and a network file server using sockets.</w:t>
+        <w:t>Based the system on the STM32F405 microcontroller with Embedded Rust for secure and efficient performance.</w:t>
       </w:r>
     </w:p>
     <w:p>
@@ -1716,71 +2359,7 @@
           <w:rFonts w:ascii="Times New Roman" w:hAnsi="Times New Roman"/>
           <w:lang w:eastAsia="zh-CN"/>
         </w:rPr>
-        <w:t>Built a custom file system for networked access.</w:t>
-      </w:r>
-    </w:p>
-    <w:p>
-      <w:pPr>
-        <w:spacing w:after="10" w:line="168" w:lineRule="auto"/>
-        <w:rPr>
-          <w:rFonts w:ascii="Times New Roman" w:hAnsi="Times New Roman"/>
-          <w:lang w:eastAsia="zh-CN"/>
-        </w:rPr>
-      </w:pPr>
-    </w:p>
-    <w:p>
-      <w:pPr>
-        <w:tabs>
-          <w:tab w:val="right" w:pos="11160"/>
-        </w:tabs>
-        <w:spacing w:after="10" w:line="240" w:lineRule="auto"/>
-        <w:rPr>
-          <w:rFonts w:ascii="Times New Roman" w:hAnsi="Times New Roman"/>
-          <w:b/>
-          <w:bCs/>
-          <w:lang w:eastAsia="zh-CN"/>
-        </w:rPr>
-      </w:pPr>
-      <w:r>
-        <w:rPr>
-          <w:rFonts w:ascii="Times New Roman" w:hAnsi="Times New Roman"/>
-          <w:b/>
-          <w:bCs/>
-          <w:lang w:eastAsia="zh-CN"/>
-        </w:rPr>
-        <w:t>Out-of-order Execution Pipeline for the MIPS R10K Microprocessor</w:t>
-      </w:r>
-      <w:r>
-        <w:rPr>
-          <w:rFonts w:ascii="Times New Roman" w:hAnsi="Times New Roman"/>
-          <w:b/>
-          <w:lang w:eastAsia="zh-CN"/>
-        </w:rPr>
-        <w:tab/>
-      </w:r>
-      <w:r>
-        <w:rPr>
-          <w:rFonts w:ascii="Times New Roman" w:hAnsi="Times New Roman" w:hint="eastAsia"/>
-          <w:b/>
-          <w:lang w:eastAsia="zh-CN"/>
-        </w:rPr>
-        <w:t>Shanghai</w:t>
-      </w:r>
-      <w:r>
-        <w:rPr>
-          <w:rFonts w:ascii="Times New Roman" w:hAnsi="Times New Roman"/>
-          <w:b/>
-          <w:lang w:eastAsia="zh-CN"/>
-        </w:rPr>
-        <w:t xml:space="preserve">, </w:t>
-      </w:r>
-      <w:r>
-        <w:rPr>
-          <w:rFonts w:ascii="Times New Roman" w:hAnsi="Times New Roman" w:hint="eastAsia"/>
-          <w:b/>
-          <w:lang w:eastAsia="zh-CN"/>
-        </w:rPr>
-        <w:t>China</w:t>
+        <w:t>Delivered a compact, user-friendly design with production costs around $24.50 per unit.</w:t>
       </w:r>
     </w:p>
     <w:p>
@@ -1800,399 +2379,6 @@
           <w:rFonts w:ascii="Times New Roman" w:hAnsi="Times New Roman"/>
           <w:lang w:eastAsia="zh-CN"/>
         </w:rPr>
-        <w:t>Developed an out-of-order execution pipeline with six stages on the MIPS R10K microprocessor.</w:t>
-      </w:r>
-    </w:p>
-    <w:p>
-      <w:pPr>
-        <w:numPr>
-          <w:ilvl w:val="0"/>
-          <w:numId w:val="6"/>
-        </w:numPr>
-        <w:spacing w:after="10" w:line="240" w:lineRule="auto"/>
-        <w:jc w:val="both"/>
-        <w:rPr>
-          <w:rFonts w:ascii="Times New Roman" w:hAnsi="Times New Roman"/>
-        </w:rPr>
-      </w:pPr>
-      <w:r>
-        <w:rPr>
-          <w:rFonts w:ascii="Times New Roman" w:hAnsi="Times New Roman"/>
-          <w:lang w:eastAsia="zh-CN"/>
-        </w:rPr>
-        <w:t>Implemented key components including register renaming, reservation station, reorder buffer, and a common data bus for enhanced parallelism.</w:t>
-      </w:r>
-    </w:p>
-    <w:p>
-      <w:pPr>
-        <w:numPr>
-          <w:ilvl w:val="0"/>
-          <w:numId w:val="6"/>
-        </w:numPr>
-        <w:spacing w:after="10" w:line="240" w:lineRule="auto"/>
-        <w:jc w:val="both"/>
-        <w:rPr>
-          <w:rFonts w:ascii="Times New Roman" w:hAnsi="Times New Roman"/>
-        </w:rPr>
-      </w:pPr>
-      <w:r>
-        <w:rPr>
-          <w:rFonts w:ascii="Times New Roman" w:hAnsi="Times New Roman"/>
-          <w:lang w:eastAsia="zh-CN"/>
-        </w:rPr>
-        <w:t>Applied Tomasulo’s algorithm for dynamic scheduling and reducing pipeline stalls.</w:t>
-      </w:r>
-    </w:p>
-    <w:p>
-      <w:pPr>
-        <w:numPr>
-          <w:ilvl w:val="0"/>
-          <w:numId w:val="6"/>
-        </w:numPr>
-        <w:spacing w:after="10" w:line="240" w:lineRule="auto"/>
-        <w:jc w:val="both"/>
-        <w:rPr>
-          <w:rFonts w:ascii="Times New Roman" w:hAnsi="Times New Roman"/>
-        </w:rPr>
-      </w:pPr>
-      <w:r>
-        <w:rPr>
-          <w:rFonts w:ascii="Times New Roman" w:hAnsi="Times New Roman"/>
-          <w:lang w:eastAsia="zh-CN"/>
-        </w:rPr>
-        <w:t>Added a Load Store Queue and a Branch Target Buffer to further optimize execution efficiency and improve instruction throughput.</w:t>
-      </w:r>
-    </w:p>
-    <w:p>
-      <w:pPr>
-        <w:spacing w:after="10" w:line="240" w:lineRule="auto"/>
-        <w:jc w:val="both"/>
-        <w:rPr>
-          <w:rFonts w:ascii="Times New Roman" w:hAnsi="Times New Roman"/>
-        </w:rPr>
-      </w:pPr>
-    </w:p>
-    <w:p>
-      <w:pPr>
-        <w:tabs>
-          <w:tab w:val="right" w:pos="11160"/>
-        </w:tabs>
-        <w:spacing w:after="10" w:line="240" w:lineRule="auto"/>
-        <w:rPr>
-          <w:rFonts w:ascii="Times New Roman" w:hAnsi="Times New Roman"/>
-          <w:b/>
-          <w:bCs/>
-          <w:lang w:eastAsia="zh-CN"/>
-        </w:rPr>
-      </w:pPr>
-      <w:r>
-        <w:rPr>
-          <w:rFonts w:ascii="Times New Roman" w:hAnsi="Times New Roman"/>
-          <w:b/>
-          <w:bCs/>
-          <w:lang w:eastAsia="zh-CN"/>
-        </w:rPr>
-        <w:t>Video Streaming via CDN</w:t>
-      </w:r>
-      <w:r>
-        <w:rPr>
-          <w:rFonts w:ascii="Times New Roman" w:hAnsi="Times New Roman"/>
-          <w:b/>
-          <w:lang w:eastAsia="zh-CN"/>
-        </w:rPr>
-        <w:tab/>
-        <w:t>Ann Arbor, MI</w:t>
-      </w:r>
-    </w:p>
-    <w:p>
-      <w:pPr>
-        <w:numPr>
-          <w:ilvl w:val="0"/>
-          <w:numId w:val="6"/>
-        </w:numPr>
-        <w:spacing w:after="10" w:line="240" w:lineRule="auto"/>
-        <w:jc w:val="both"/>
-        <w:rPr>
-          <w:rFonts w:ascii="Times New Roman" w:hAnsi="Times New Roman"/>
-        </w:rPr>
-      </w:pPr>
-      <w:r>
-        <w:rPr>
-          <w:rFonts w:ascii="Times New Roman" w:hAnsi="Times New Roman"/>
-          <w:lang w:eastAsia="zh-CN"/>
-        </w:rPr>
-        <w:t>Developed a proxy server for handling video streaming across multiple clients and servers, ensuring scalability and reliability.</w:t>
-      </w:r>
-    </w:p>
-    <w:p>
-      <w:pPr>
-        <w:numPr>
-          <w:ilvl w:val="0"/>
-          <w:numId w:val="6"/>
-        </w:numPr>
-        <w:spacing w:after="10" w:line="240" w:lineRule="auto"/>
-        <w:jc w:val="both"/>
-        <w:rPr>
-          <w:rFonts w:ascii="Times New Roman" w:hAnsi="Times New Roman"/>
-        </w:rPr>
-      </w:pPr>
-      <w:r>
-        <w:rPr>
-          <w:rFonts w:ascii="Times New Roman" w:hAnsi="Times New Roman"/>
-          <w:lang w:eastAsia="zh-CN"/>
-        </w:rPr>
-        <w:t>Implemented adaptive bitrate streaming to minimize buffering and enhance user experience based on real-time network conditions.</w:t>
-      </w:r>
-    </w:p>
-    <w:p>
-      <w:pPr>
-        <w:numPr>
-          <w:ilvl w:val="0"/>
-          <w:numId w:val="6"/>
-        </w:numPr>
-        <w:spacing w:after="10" w:line="240" w:lineRule="auto"/>
-        <w:jc w:val="both"/>
-        <w:rPr>
-          <w:rFonts w:ascii="Times New Roman" w:hAnsi="Times New Roman"/>
-        </w:rPr>
-      </w:pPr>
-      <w:r>
-        <w:rPr>
-          <w:rFonts w:ascii="Times New Roman" w:hAnsi="Times New Roman"/>
-          <w:lang w:eastAsia="zh-CN"/>
-        </w:rPr>
-        <w:t>Used DNS load balancing with round-robin and distance-based server selection, utilizing Dijkstra’s algorithm to optimize server choices based on proximity and load.</w:t>
-      </w:r>
-    </w:p>
-    <w:p>
-      <w:pPr>
-        <w:spacing w:after="10" w:line="168" w:lineRule="auto"/>
-        <w:rPr>
-          <w:rFonts w:ascii="Times New Roman" w:hAnsi="Times New Roman"/>
-          <w:lang w:eastAsia="zh-CN"/>
-        </w:rPr>
-      </w:pPr>
-    </w:p>
-    <w:p>
-      <w:pPr>
-        <w:tabs>
-          <w:tab w:val="right" w:pos="11160"/>
-        </w:tabs>
-        <w:spacing w:after="10" w:line="240" w:lineRule="auto"/>
-        <w:rPr>
-          <w:rFonts w:ascii="Times New Roman" w:hAnsi="Times New Roman"/>
-          <w:b/>
-          <w:bCs/>
-          <w:lang w:eastAsia="zh-CN"/>
-        </w:rPr>
-      </w:pPr>
-      <w:r>
-        <w:rPr>
-          <w:rFonts w:ascii="Times New Roman" w:hAnsi="Times New Roman" w:hint="eastAsia"/>
-          <w:b/>
-          <w:bCs/>
-          <w:lang w:eastAsia="zh-CN"/>
-        </w:rPr>
-        <w:t>Static Router</w:t>
-      </w:r>
-      <w:r>
-        <w:rPr>
-          <w:rFonts w:ascii="Times New Roman" w:hAnsi="Times New Roman"/>
-          <w:b/>
-          <w:lang w:eastAsia="zh-CN"/>
-        </w:rPr>
-        <w:tab/>
-        <w:t>Ann Arbor, MI</w:t>
-      </w:r>
-    </w:p>
-    <w:p>
-      <w:pPr>
-        <w:numPr>
-          <w:ilvl w:val="0"/>
-          <w:numId w:val="6"/>
-        </w:numPr>
-        <w:spacing w:after="10" w:line="240" w:lineRule="auto"/>
-        <w:jc w:val="both"/>
-        <w:rPr>
-          <w:rFonts w:ascii="Times New Roman" w:hAnsi="Times New Roman"/>
-          <w:lang w:eastAsia="zh-CN"/>
-        </w:rPr>
-      </w:pPr>
-      <w:r>
-        <w:rPr>
-          <w:rFonts w:ascii="Times New Roman" w:hAnsi="Times New Roman"/>
-          <w:lang w:eastAsia="zh-CN"/>
-        </w:rPr>
-        <w:t>Built a static router with basic packet forwarding capabilities to route real packets to HTTP servers.</w:t>
-      </w:r>
-    </w:p>
-    <w:p>
-      <w:pPr>
-        <w:numPr>
-          <w:ilvl w:val="0"/>
-          <w:numId w:val="6"/>
-        </w:numPr>
-        <w:spacing w:after="10" w:line="240" w:lineRule="auto"/>
-        <w:jc w:val="both"/>
-        <w:rPr>
-          <w:rFonts w:ascii="Times New Roman" w:hAnsi="Times New Roman"/>
-          <w:lang w:eastAsia="zh-CN"/>
-        </w:rPr>
-      </w:pPr>
-      <w:r>
-        <w:rPr>
-          <w:rFonts w:ascii="Times New Roman" w:hAnsi="Times New Roman"/>
-          <w:lang w:eastAsia="zh-CN"/>
-        </w:rPr>
-        <w:t>Implemented layer 2 and layer 3 protocols, including ARP, ICMP, and Ethernet, for routing and handling network traffic.</w:t>
-      </w:r>
-    </w:p>
-    <w:p>
-      <w:pPr>
-        <w:spacing w:after="10" w:line="240" w:lineRule="auto"/>
-        <w:jc w:val="both"/>
-        <w:rPr>
-          <w:rFonts w:ascii="Times New Roman" w:hAnsi="Times New Roman"/>
-          <w:lang w:eastAsia="zh-CN"/>
-        </w:rPr>
-      </w:pPr>
-    </w:p>
-    <w:p>
-      <w:pPr>
-        <w:tabs>
-          <w:tab w:val="right" w:pos="11160"/>
-        </w:tabs>
-        <w:spacing w:after="10" w:line="240" w:lineRule="auto"/>
-        <w:rPr>
-          <w:rFonts w:ascii="Times New Roman" w:hAnsi="Times New Roman"/>
-          <w:b/>
-          <w:bCs/>
-          <w:lang w:eastAsia="zh-CN"/>
-        </w:rPr>
-      </w:pPr>
-      <w:r>
-        <w:rPr>
-          <w:rFonts w:ascii="Times New Roman" w:hAnsi="Times New Roman"/>
-          <w:b/>
-          <w:bCs/>
-          <w:lang w:eastAsia="zh-CN"/>
-        </w:rPr>
-        <w:t>Embedded Device for Keystroke Timing and Acoustic Attack Protection</w:t>
-      </w:r>
-      <w:r>
-        <w:rPr>
-          <w:rFonts w:ascii="Times New Roman" w:hAnsi="Times New Roman"/>
-          <w:b/>
-          <w:lang w:eastAsia="zh-CN"/>
-        </w:rPr>
-        <w:tab/>
-      </w:r>
-      <w:r>
-        <w:rPr>
-          <w:rFonts w:ascii="Times New Roman" w:hAnsi="Times New Roman"/>
-          <w:b/>
-          <w:lang w:eastAsia="zh-CN"/>
-        </w:rPr>
-        <w:t>Ann Arbor, MI</w:t>
-      </w:r>
-    </w:p>
-    <w:p>
-      <w:pPr>
-        <w:numPr>
-          <w:ilvl w:val="0"/>
-          <w:numId w:val="6"/>
-        </w:numPr>
-        <w:spacing w:after="10" w:line="240" w:lineRule="auto"/>
-        <w:jc w:val="both"/>
-        <w:rPr>
-          <w:rFonts w:ascii="Times New Roman" w:hAnsi="Times New Roman"/>
-        </w:rPr>
-      </w:pPr>
-      <w:r>
-        <w:rPr>
-          <w:rFonts w:ascii="Times New Roman" w:hAnsi="Times New Roman"/>
-          <w:lang w:eastAsia="zh-CN"/>
-        </w:rPr>
-        <w:t>Designed the device to intercept keystrokes and introduce random delays before sending to the PC.</w:t>
-      </w:r>
-    </w:p>
-    <w:p>
-      <w:pPr>
-        <w:numPr>
-          <w:ilvl w:val="0"/>
-          <w:numId w:val="6"/>
-        </w:numPr>
-        <w:spacing w:after="10" w:line="240" w:lineRule="auto"/>
-        <w:jc w:val="both"/>
-        <w:rPr>
-          <w:rFonts w:ascii="Times New Roman" w:hAnsi="Times New Roman"/>
-        </w:rPr>
-      </w:pPr>
-      <w:r>
-        <w:rPr>
-          <w:rFonts w:ascii="Times New Roman" w:hAnsi="Times New Roman"/>
-          <w:lang w:eastAsia="zh-CN"/>
-        </w:rPr>
-        <w:t>Implemented keystroke sound playback to counter acoustic attacks using recorded sounds.</w:t>
-      </w:r>
-    </w:p>
-    <w:p>
-      <w:pPr>
-        <w:numPr>
-          <w:ilvl w:val="0"/>
-          <w:numId w:val="6"/>
-        </w:numPr>
-        <w:spacing w:after="10" w:line="240" w:lineRule="auto"/>
-        <w:jc w:val="both"/>
-        <w:rPr>
-          <w:rFonts w:ascii="Times New Roman" w:hAnsi="Times New Roman"/>
-        </w:rPr>
-      </w:pPr>
-      <w:r>
-        <w:rPr>
-          <w:rFonts w:ascii="Times New Roman" w:hAnsi="Times New Roman"/>
-          <w:lang w:eastAsia="zh-CN"/>
-        </w:rPr>
-        <w:t>Based the system on the STM32F405 microcontroller with Embedded Rust for secure and efficient performance.</w:t>
-      </w:r>
-    </w:p>
-    <w:p>
-      <w:pPr>
-        <w:numPr>
-          <w:ilvl w:val="0"/>
-          <w:numId w:val="6"/>
-        </w:numPr>
-        <w:spacing w:after="10" w:line="240" w:lineRule="auto"/>
-        <w:jc w:val="both"/>
-        <w:rPr>
-          <w:rFonts w:ascii="Times New Roman" w:hAnsi="Times New Roman"/>
-        </w:rPr>
-      </w:pPr>
-      <w:r>
-        <w:rPr>
-          <w:rFonts w:ascii="Times New Roman" w:hAnsi="Times New Roman"/>
-          <w:lang w:eastAsia="zh-CN"/>
-        </w:rPr>
-        <w:t>Delivered a compact, user-friendly design with production costs around $24.50 per unit.</w:t>
-      </w:r>
-    </w:p>
-    <w:p>
-      <w:pPr>
-        <w:numPr>
-          <w:ilvl w:val="0"/>
-          <w:numId w:val="6"/>
-        </w:numPr>
-        <w:spacing w:after="10" w:line="240" w:lineRule="auto"/>
-        <w:jc w:val="both"/>
-        <w:rPr>
-          <w:rFonts w:ascii="Times New Roman" w:hAnsi="Times New Roman"/>
-        </w:rPr>
-      </w:pPr>
-      <w:r>
-        <w:rPr>
-          <w:rFonts w:ascii="Times New Roman" w:hAnsi="Times New Roman"/>
-          <w:lang w:eastAsia="zh-CN"/>
-        </w:rPr>
         <w:t>Utilized SD card for storing custom keystroke sounds and USB peripherals for communication with keyboard and host PC.</w:t>
       </w:r>
     </w:p>
@@ -2323,31 +2509,13 @@
         </w:rPr>
         <w:t xml:space="preserve">C++, C, Python, Rust, </w:t>
       </w:r>
-      <w:proofErr w:type="spellStart"/>
-      <w:r>
-        <w:rPr>
-          <w:rFonts w:ascii="Times New Roman" w:hAnsi="Times New Roman"/>
-          <w:iCs/>
-          <w:lang w:eastAsia="zh-CN"/>
-        </w:rPr>
-        <w:t>Pytorch</w:t>
-      </w:r>
-      <w:proofErr w:type="spellEnd"/>
-      <w:r>
-        <w:rPr>
-          <w:rFonts w:ascii="Times New Roman" w:hAnsi="Times New Roman"/>
-          <w:iCs/>
-          <w:lang w:eastAsia="zh-CN"/>
-        </w:rPr>
-        <w:t>, CUDA</w:t>
-      </w:r>
       <w:r>
         <w:rPr>
           <w:rFonts w:ascii="Times New Roman" w:hAnsi="Times New Roman" w:hint="eastAsia"/>
           <w:iCs/>
           <w:lang w:eastAsia="zh-CN"/>
         </w:rPr>
-        <w:t>,</w:t>
+        <w:t xml:space="preserve">Java, </w:t>
       </w:r>
       <w:r>
         <w:rPr>
@@ -2355,7 +2523,7 @@
           <w:iCs/>
           <w:lang w:eastAsia="zh-CN"/>
         </w:rPr>
-        <w:t xml:space="preserve"> System Verilog, Embedded C/Rust, Linux, MATLAB, Git, LaTeX</w:t>
+        <w:t>Pytorch, CUDA</w:t>
       </w:r>
       <w:r>
         <w:rPr>
@@ -2363,7 +2531,31 @@
           <w:iCs/>
           <w:lang w:eastAsia="zh-CN"/>
         </w:rPr>
-        <w:t xml:space="preserve"> </w:t>
+        <w:t>,</w:t>
+      </w:r>
+      <w:r>
+        <w:rPr>
+          <w:rFonts w:ascii="Times New Roman" w:hAnsi="Times New Roman"/>
+          <w:iCs/>
+          <w:lang w:eastAsia="zh-CN"/>
+        </w:rPr>
+        <w:t xml:space="preserve"> System Verilog, Embedded C/Rust, Linux, MATLAB, Git, LaTeX</w:t>
+      </w:r>
+      <w:r>
+        <w:rPr>
+          <w:rFonts w:ascii="Times New Roman" w:hAnsi="Times New Roman"/>
+          <w:iCs/>
+          <w:lang w:eastAsia="zh-CN"/>
+        </w:rPr>
+        <w:t>, LLVM</w:t>
+      </w:r>
+      <w:r>
+        <w:rPr>
+          <w:rFonts w:ascii="Times New Roman" w:hAnsi="Times New Roman"/>
+          <w:iCs/>
+          <w:lang w:eastAsia="zh-CN"/>
+        </w:rPr>
+        <w:t>, JAX</w:t>
       </w:r>
     </w:p>
     <w:p>
@@ -2393,6 +2585,7 @@
           <w:b/>
           <w:lang w:eastAsia="zh-CN"/>
         </w:rPr>
+        <w:lastRenderedPageBreak/>
         <w:t>HONORS</w:t>
       </w:r>
     </w:p>
@@ -2414,7 +2607,6 @@
         </w:rPr>
         <w:t xml:space="preserve">Dean List, </w:t>
       </w:r>
-      <w:proofErr w:type="spellStart"/>
       <w:r>
         <w:rPr>
           <w:rFonts w:ascii="Times New Roman" w:hAnsi="Times New Roman" w:hint="eastAsia"/>
@@ -2424,7 +2616,6 @@
         </w:rPr>
         <w:t>Umich</w:t>
       </w:r>
-      <w:proofErr w:type="spellEnd"/>
       <w:r>
         <w:rPr>
           <w:rFonts w:ascii="Times New Roman" w:hAnsi="Times New Roman"/>
@@ -2460,7 +2651,6 @@
         </w:rPr>
         <w:t xml:space="preserve">University Honor, </w:t>
       </w:r>
-      <w:proofErr w:type="spellStart"/>
       <w:r>
         <w:rPr>
           <w:rFonts w:ascii="Times New Roman" w:hAnsi="Times New Roman" w:hint="eastAsia"/>
@@ -2470,7 +2660,6 @@
         </w:rPr>
         <w:t>Umich</w:t>
       </w:r>
-      <w:proofErr w:type="spellEnd"/>
       <w:r>
         <w:rPr>
           <w:rFonts w:ascii="Times New Roman" w:hAnsi="Times New Roman"/>
@@ -2508,23 +2697,7 @@
           <w:rFonts w:ascii="Times New Roman" w:hAnsi="Times New Roman" w:hint="eastAsia"/>
           <w:lang w:eastAsia="zh-CN"/>
         </w:rPr>
-        <w:t xml:space="preserve">Tang </w:t>
-      </w:r>
-      <w:proofErr w:type="spellStart"/>
-      <w:r>
-        <w:rPr>
-          <w:rFonts w:ascii="Times New Roman" w:hAnsi="Times New Roman" w:hint="eastAsia"/>
-          <w:lang w:eastAsia="zh-CN"/>
-        </w:rPr>
-        <w:t>Junyuan</w:t>
-      </w:r>
-      <w:proofErr w:type="spellEnd"/>
-      <w:r>
-        <w:rPr>
-          <w:rFonts w:ascii="Times New Roman" w:hAnsi="Times New Roman" w:hint="eastAsia"/>
-          <w:lang w:eastAsia="zh-CN"/>
-        </w:rPr>
-        <w:t xml:space="preserve"> Scholarship,</w:t>
+        <w:t>Tang Junyuan Scholarship,</w:t>
       </w:r>
       <w:r>
         <w:rPr>
@@ -2625,8 +2798,58 @@
 </w:document>
 </file>
 
+<file path=word/endnotes.xml><?xml version="1.0" encoding="utf-8"?>
+<w:endnotes xmlns:wpc="http://schemas.microsoft.com/office/word/2010/wordprocessingCanvas" xmlns:cx="http://schemas.microsoft.com/office/drawing/2014/chartex" xmlns:cx1="http://schemas.microsoft.com/office/drawing/2015/9/8/chartex" xmlns:cx2="http://schemas.microsoft.com/office/drawing/2015/10/21/chartex" xmlns:cx3="http://schemas.microsoft.com/office/drawing/2016/5/9/chartex" xmlns:cx4="http://schemas.microsoft.com/office/drawing/2016/5/10/chartex" xmlns:cx5="http://schemas.microsoft.com/office/drawing/2016/5/11/chartex" xmlns:cx6="http://schemas.microsoft.com/office/drawing/2016/5/12/chartex" xmlns:cx7="http://schemas.microsoft.com/office/drawing/2016/5/13/chartex" xmlns:cx8="http://schemas.microsoft.com/office/drawing/2016/5/14/chartex" xmlns:mc="http://schemas.openxmlformats.org/markup-compatibility/2006" xmlns:aink="http://schemas.microsoft.com/office/drawing/2016/ink" xmlns:am3d="http://schemas.microsoft.com/office/drawing/2017/model3d" xmlns:o="urn:schemas-microsoft-com:office:office" xmlns:oel="http://schemas.microsoft.com/office/2019/extlst" xmlns:r="http://schemas.openxmlformats.org/officeDocument/2006/relationships" xmlns:m="http://schemas.openxmlformats.org/officeDocument/2006/math" xmlns:v="urn:schemas-microsoft-com:vml" xmlns:wp14="http://schemas.microsoft.com/office/word/2010/wordprocessingDrawing" xmlns:wp="http://schemas.openxmlformats.org/drawingml/2006/wordprocessingDrawing" xmlns:w10="urn:schemas-microsoft-com:office:word" xmlns:w="http://schemas.openxmlformats.org/wordprocessingml/2006/main" xmlns:w14="http://schemas.microsoft.com/office/word/2010/wordml" xmlns:w15="http://schemas.microsoft.com/office/word/2012/wordml" xmlns:w16cex="http://schemas.microsoft.com/office/word/2018/wordml/cex" xmlns:w16cid="http://schemas.microsoft.com/office/word/2016/wordml/cid" xmlns:w16="http://schemas.microsoft.com/office/word/2018/wordml" xmlns:w16sdtdh="http://schemas.microsoft.com/office/word/2020/wordml/sdtdatahash" xmlns:w16se="http://schemas.microsoft.com/office/word/2015/wordml/symex" xmlns:wpg="http://schemas.microsoft.com/office/word/2010/wordprocessingGroup" xmlns:wpi="http://schemas.microsoft.com/office/word/2010/wordprocessingInk" xmlns:wne="http://schemas.microsoft.com/office/word/2006/wordml" xmlns:wps="http://schemas.microsoft.com/office/word/2010/wordprocessingShape" mc:Ignorable="w14 w15 w16se w16cid w16 w16cex w16sdtdh wp14">
+  <w:endnote w:type="separator" w:id="-1">
+    <w:p>
+      <w:pPr>
+        <w:spacing w:after="0" w:line="240" w:lineRule="auto"/>
+      </w:pPr>
+      <w:r>
+        <w:separator/>
+      </w:r>
+    </w:p>
+  </w:endnote>
+  <w:endnote w:type="continuationSeparator" w:id="0">
+    <w:p>
+      <w:pPr>
+        <w:spacing w:after="0" w:line="240" w:lineRule="auto"/>
+      </w:pPr>
+      <w:r>
+        <w:continuationSeparator/>
+      </w:r>
+    </w:p>
+  </w:endnote>
+</w:endnotes>
+</file>
+
+<file path=word/footnotes.xml><?xml version="1.0" encoding="utf-8"?>
+<w:footnotes xmlns:wpc="http://schemas.microsoft.com/office/word/2010/wordprocessingCanvas" xmlns:cx="http://schemas.microsoft.com/office/drawing/2014/chartex" xmlns:cx1="http://schemas.microsoft.com/office/drawing/2015/9/8/chartex" xmlns:cx2="http://schemas.microsoft.com/office/drawing/2015/10/21/chartex" xmlns:cx3="http://schemas.microsoft.com/office/drawing/2016/5/9/chartex" xmlns:cx4="http://schemas.microsoft.com/office/drawing/2016/5/10/chartex" xmlns:cx5="http://schemas.microsoft.com/office/drawing/2016/5/11/chartex" xmlns:cx6="http://schemas.microsoft.com/office/drawing/2016/5/12/chartex" xmlns:cx7="http://schemas.microsoft.com/office/drawing/2016/5/13/chartex" xmlns:cx8="http://schemas.microsoft.com/office/drawing/2016/5/14/chartex" xmlns:mc="http://schemas.openxmlformats.org/markup-compatibility/2006" xmlns:aink="http://schemas.microsoft.com/office/drawing/2016/ink" xmlns:am3d="http://schemas.microsoft.com/office/drawing/2017/model3d" xmlns:o="urn:schemas-microsoft-com:office:office" xmlns:oel="http://schemas.microsoft.com/office/2019/extlst" xmlns:r="http://schemas.openxmlformats.org/officeDocument/2006/relationships" xmlns:m="http://schemas.openxmlformats.org/officeDocument/2006/math" xmlns:v="urn:schemas-microsoft-com:vml" xmlns:wp14="http://schemas.microsoft.com/office/word/2010/wordprocessingDrawing" xmlns:wp="http://schemas.openxmlformats.org/drawingml/2006/wordprocessingDrawing" xmlns:w10="urn:schemas-microsoft-com:office:word" xmlns:w="http://schemas.openxmlformats.org/wordprocessingml/2006/main" xmlns:w14="http://schemas.microsoft.com/office/word/2010/wordml" xmlns:w15="http://schemas.microsoft.com/office/word/2012/wordml" xmlns:w16cex="http://schemas.microsoft.com/office/word/2018/wordml/cex" xmlns:w16cid="http://schemas.microsoft.com/office/word/2016/wordml/cid" xmlns:w16="http://schemas.microsoft.com/office/word/2018/wordml" xmlns:w16sdtdh="http://schemas.microsoft.com/office/word/2020/wordml/sdtdatahash" xmlns:w16se="http://schemas.microsoft.com/office/word/2015/wordml/symex" xmlns:wpg="http://schemas.microsoft.com/office/word/2010/wordprocessingGroup" xmlns:wpi="http://schemas.microsoft.com/office/word/2010/wordprocessingInk" xmlns:wne="http://schemas.microsoft.com/office/word/2006/wordml" xmlns:wps="http://schemas.microsoft.com/office/word/2010/wordprocessingShape" mc:Ignorable="w14 w15 w16se w16cid w16 w16cex w16sdtdh wp14">
+  <w:footnote w:type="separator" w:id="-1">
+    <w:p>
+      <w:pPr>
+        <w:spacing w:after="0" w:line="240" w:lineRule="auto"/>
+      </w:pPr>
+      <w:r>
+        <w:separator/>
+      </w:r>
+    </w:p>
+  </w:footnote>
+  <w:footnote w:type="continuationSeparator" w:id="0">
+    <w:p>
+      <w:pPr>
+        <w:spacing w:after="0" w:line="240" w:lineRule="auto"/>
+      </w:pPr>
+      <w:r>
+        <w:continuationSeparator/>
+      </w:r>
+    </w:p>
+  </w:footnote>
+</w:footnotes>
+</file>
+
 <file path=word/numbering.xml><?xml version="1.0" encoding="utf-8"?>
-<w:numbering xmlns:wpc="http://schemas.microsoft.com/office/word/2010/wordprocessingCanvas" xmlns:cx="http://schemas.microsoft.com/office/drawing/2014/chartex" xmlns:cx1="http://schemas.microsoft.com/office/drawing/2015/9/8/chartex" xmlns:cx2="http://schemas.microsoft.com/office/drawing/2015/10/21/chartex" xmlns:cx3="http://schemas.microsoft.com/office/drawing/2016/5/9/chartex" xmlns:cx4="http://schemas.microsoft.com/office/drawing/2016/5/10/chartex" xmlns:cx5="http://schemas.microsoft.com/office/drawing/2016/5/11/chartex" xmlns:cx6="http://schemas.microsoft.com/office/drawing/2016/5/12/chartex" xmlns:cx7="http://schemas.microsoft.com/office/drawing/2016/5/13/chartex" xmlns:cx8="http://schemas.microsoft.com/office/drawing/2016/5/14/chartex" xmlns:mc="http://schemas.openxmlformats.org/markup-compatibility/2006" xmlns:aink="http://schemas.microsoft.com/office/drawing/2016/ink" xmlns:am3d="http://schemas.microsoft.com/office/drawing/2017/model3d" xmlns:o="urn:schemas-microsoft-com:office:office" xmlns:oel="http://schemas.microsoft.com/office/2019/extlst" xmlns:r="http://schemas.openxmlformats.org/officeDocument/2006/relationships" xmlns:m="http://schemas.openxmlformats.org/officeDocument/2006/math" xmlns:v="urn:schemas-microsoft-com:vml" xmlns:wp14="http://schemas.microsoft.com/office/word/2010/wordprocessingDrawing" xmlns:wp="http://schemas.openxmlformats.org/drawingml/2006/wordprocessingDrawing" xmlns:w10="urn:schemas-microsoft-com:office:word" xmlns:w="http://schemas.openxmlformats.org/wordprocessingml/2006/main" xmlns:w14="http://schemas.microsoft.com/office/word/2010/wordml" xmlns:w15="http://schemas.microsoft.com/office/word/2012/wordml" xmlns:w16cex="http://schemas.microsoft.com/office/word/2018/wordml/cex" xmlns:w16cid="http://schemas.microsoft.com/office/word/2016/wordml/cid" xmlns:w16="http://schemas.microsoft.com/office/word/2018/wordml" xmlns:w16du="http://schemas.microsoft.com/office/word/2023/wordml/word16du" xmlns:w16sdtdh="http://schemas.microsoft.com/office/word/2020/wordml/sdtdatahash" xmlns:w16se="http://schemas.microsoft.com/office/word/2015/wordml/symex" xmlns:wpg="http://schemas.microsoft.com/office/word/2010/wordprocessingGroup" xmlns:wpi="http://schemas.microsoft.com/office/word/2010/wordprocessingInk" xmlns:wne="http://schemas.microsoft.com/office/word/2006/wordml" xmlns:wps="http://schemas.microsoft.com/office/word/2010/wordprocessingShape" mc:Ignorable="w14 w15 w16se w16cid w16 w16cex w16sdtdh w16du wp14">
+<w:numbering xmlns:wpc="http://schemas.microsoft.com/office/word/2010/wordprocessingCanvas" xmlns:cx="http://schemas.microsoft.com/office/drawing/2014/chartex" xmlns:cx1="http://schemas.microsoft.com/office/drawing/2015/9/8/chartex" xmlns:cx2="http://schemas.microsoft.com/office/drawing/2015/10/21/chartex" xmlns:cx3="http://schemas.microsoft.com/office/drawing/2016/5/9/chartex" xmlns:cx4="http://schemas.microsoft.com/office/drawing/2016/5/10/chartex" xmlns:cx5="http://schemas.microsoft.com/office/drawing/2016/5/11/chartex" xmlns:cx6="http://schemas.microsoft.com/office/drawing/2016/5/12/chartex" xmlns:cx7="http://schemas.microsoft.com/office/drawing/2016/5/13/chartex" xmlns:cx8="http://schemas.microsoft.com/office/drawing/2016/5/14/chartex" xmlns:mc="http://schemas.openxmlformats.org/markup-compatibility/2006" xmlns:aink="http://schemas.microsoft.com/office/drawing/2016/ink" xmlns:am3d="http://schemas.microsoft.com/office/drawing/2017/model3d" xmlns:o="urn:schemas-microsoft-com:office:office" xmlns:oel="http://schemas.microsoft.com/office/2019/extlst" xmlns:r="http://schemas.openxmlformats.org/officeDocument/2006/relationships" xmlns:m="http://schemas.openxmlformats.org/officeDocument/2006/math" xmlns:v="urn:schemas-microsoft-com:vml" xmlns:wp14="http://schemas.microsoft.com/office/word/2010/wordprocessingDrawing" xmlns:wp="http://schemas.openxmlformats.org/drawingml/2006/wordprocessingDrawing" xmlns:w10="urn:schemas-microsoft-com:office:word" xmlns:w="http://schemas.openxmlformats.org/wordprocessingml/2006/main" xmlns:w14="http://schemas.microsoft.com/office/word/2010/wordml" xmlns:w15="http://schemas.microsoft.com/office/word/2012/wordml" xmlns:w16cex="http://schemas.microsoft.com/office/word/2018/wordml/cex" xmlns:w16cid="http://schemas.microsoft.com/office/word/2016/wordml/cid" xmlns:w16="http://schemas.microsoft.com/office/word/2018/wordml" xmlns:w16sdtdh="http://schemas.microsoft.com/office/word/2020/wordml/sdtdatahash" xmlns:w16se="http://schemas.microsoft.com/office/word/2015/wordml/symex" xmlns:wpg="http://schemas.microsoft.com/office/word/2010/wordprocessingGroup" xmlns:wpi="http://schemas.microsoft.com/office/word/2010/wordprocessingInk" xmlns:wne="http://schemas.microsoft.com/office/word/2006/wordml" xmlns:wps="http://schemas.microsoft.com/office/word/2010/wordprocessingShape" mc:Ignorable="w14 w15 w16se w16cid w16 w16cex w16sdtdh wp14">
   <w:abstractNum w:abstractNumId="0" w15:restartNumberingAfterBreak="0">
     <w:nsid w:val="03910F2B"/>
     <w:multiLevelType w:val="multilevel"/>
@@ -5527,7 +5750,7 @@
 </file>
 
 <file path=word/styles.xml><?xml version="1.0" encoding="utf-8"?>
-<w:styles xmlns:mc="http://schemas.openxmlformats.org/markup-compatibility/2006" xmlns:r="http://schemas.openxmlformats.org/officeDocument/2006/relationships" xmlns:w="http://schemas.openxmlformats.org/wordprocessingml/2006/main" xmlns:w14="http://schemas.microsoft.com/office/word/2010/wordml" xmlns:w15="http://schemas.microsoft.com/office/word/2012/wordml" xmlns:w16cex="http://schemas.microsoft.com/office/word/2018/wordml/cex" xmlns:w16cid="http://schemas.microsoft.com/office/word/2016/wordml/cid" xmlns:w16="http://schemas.microsoft.com/office/word/2018/wordml" xmlns:w16du="http://schemas.microsoft.com/office/word/2023/wordml/word16du" xmlns:w16sdtdh="http://schemas.microsoft.com/office/word/2020/wordml/sdtdatahash" xmlns:w16se="http://schemas.microsoft.com/office/word/2015/wordml/symex" mc:Ignorable="w14 w15 w16se w16cid w16 w16cex w16sdtdh w16du">
+<w:styles xmlns:mc="http://schemas.openxmlformats.org/markup-compatibility/2006" xmlns:r="http://schemas.openxmlformats.org/officeDocument/2006/relationships" xmlns:w="http://schemas.openxmlformats.org/wordprocessingml/2006/main" xmlns:w14="http://schemas.microsoft.com/office/word/2010/wordml" xmlns:w15="http://schemas.microsoft.com/office/word/2012/wordml" xmlns:w16cex="http://schemas.microsoft.com/office/word/2018/wordml/cex" xmlns:w16cid="http://schemas.microsoft.com/office/word/2016/wordml/cid" xmlns:w16="http://schemas.microsoft.com/office/word/2018/wordml" xmlns:w16sdtdh="http://schemas.microsoft.com/office/word/2020/wordml/sdtdatahash" xmlns:w16se="http://schemas.microsoft.com/office/word/2015/wordml/symex" mc:Ignorable="w14 w15 w16se w16cid w16 w16cex w16sdtdh">
   <w:docDefaults>
     <w:rPrDefault>
       <w:rPr>
@@ -5992,6 +6215,108 @@
       <w:shd w:val="clear" w:color="auto" w:fill="E1DFDD"/>
     </w:rPr>
   </w:style>
+  <w:style w:type="paragraph" w:styleId="Header">
+    <w:name w:val="header"/>
+    <w:basedOn w:val="Normal"/>
+    <w:link w:val="HeaderChar"/>
+    <w:uiPriority w:val="99"/>
+    <w:unhideWhenUsed/>
+    <w:rsid w:val="00D67F5B"/>
+    <w:pPr>
+      <w:tabs>
+        <w:tab w:val="center" w:pos="4513"/>
+        <w:tab w:val="right" w:pos="9026"/>
+      </w:tabs>
+      <w:snapToGrid w:val="0"/>
+      <w:spacing w:line="240" w:lineRule="auto"/>
+      <w:jc w:val="center"/>
+    </w:pPr>
+    <w:rPr>
+      <w:sz w:val="18"/>
+      <w:szCs w:val="18"/>
+    </w:rPr>
+  </w:style>
+  <w:style w:type="character" w:customStyle="1" w:styleId="HeaderChar">
+    <w:name w:val="Header Char"/>
+    <w:basedOn w:val="DefaultParagraphFont"/>
+    <w:link w:val="Header"/>
+    <w:uiPriority w:val="99"/>
+    <w:rsid w:val="00D67F5B"/>
+    <w:rPr>
+      <w:sz w:val="18"/>
+      <w:szCs w:val="18"/>
+    </w:rPr>
+  </w:style>
+  <w:style w:type="paragraph" w:styleId="Footer">
+    <w:name w:val="footer"/>
+    <w:basedOn w:val="Normal"/>
+    <w:link w:val="FooterChar"/>
+    <w:uiPriority w:val="99"/>
+    <w:unhideWhenUsed/>
+    <w:rsid w:val="00D67F5B"/>
+    <w:pPr>
+      <w:tabs>
+        <w:tab w:val="center" w:pos="4513"/>
+        <w:tab w:val="right" w:pos="9026"/>
+      </w:tabs>
+      <w:snapToGrid w:val="0"/>
+      <w:spacing w:line="240" w:lineRule="auto"/>
+    </w:pPr>
+    <w:rPr>
+      <w:sz w:val="18"/>
+      <w:szCs w:val="18"/>
+    </w:rPr>
+  </w:style>
+  <w:style w:type="character" w:customStyle="1" w:styleId="FooterChar">
+    <w:name w:val="Footer Char"/>
+    <w:basedOn w:val="DefaultParagraphFont"/>
+    <w:link w:val="Footer"/>
+    <w:uiPriority w:val="99"/>
+    <w:rsid w:val="00D67F5B"/>
+    <w:rPr>
+      <w:sz w:val="18"/>
+      <w:szCs w:val="18"/>
+    </w:rPr>
+  </w:style>
+  <w:style w:type="character" w:styleId="FollowedHyperlink">
+    <w:name w:val="FollowedHyperlink"/>
+    <w:basedOn w:val="DefaultParagraphFont"/>
+    <w:uiPriority w:val="99"/>
+    <w:semiHidden/>
+    <w:unhideWhenUsed/>
+    <w:rsid w:val="00AF0022"/>
+    <w:rPr>
+      <w:color w:val="954F72" w:themeColor="followedHyperlink"/>
+      <w:u w:val="single"/>
+    </w:rPr>
+  </w:style>
+  <w:style w:type="character" w:styleId="Strong">
+    <w:name w:val="Strong"/>
+    <w:basedOn w:val="DefaultParagraphFont"/>
+    <w:uiPriority w:val="22"/>
+    <w:qFormat/>
+    <w:rsid w:val="00EC11A8"/>
+    <w:rPr>
+      <w:b/>
+      <w:bCs/>
+    </w:rPr>
+  </w:style>
+  <w:style w:type="paragraph" w:styleId="NormalWeb">
+    <w:name w:val="Normal (Web)"/>
+    <w:basedOn w:val="Normal"/>
+    <w:uiPriority w:val="99"/>
+    <w:unhideWhenUsed/>
+    <w:rsid w:val="00F651B0"/>
+    <w:pPr>
+      <w:spacing w:before="100" w:beforeAutospacing="1" w:after="100" w:afterAutospacing="1" w:line="240" w:lineRule="auto"/>
+    </w:pPr>
+    <w:rPr>
+      <w:rFonts w:ascii="SimSun" w:eastAsia="SimSun" w:hAnsi="SimSun" w:cs="SimSun"/>
+      <w:sz w:val="24"/>
+      <w:szCs w:val="24"/>
+      <w:lang w:eastAsia="zh-CN"/>
+    </w:rPr>
+  </w:style>
 </w:styles>
 </file>
 

--- a/assets/CV.docx
+++ b/assets/CV.docx
@@ -1,6 +1,6 @@
 
 <file path=word/document.xml><?xml version="1.0" encoding="utf-8"?>
-<w:document xmlns:wpc="http://schemas.microsoft.com/office/word/2010/wordprocessingCanvas" xmlns:cx="http://schemas.microsoft.com/office/drawing/2014/chartex" xmlns:cx1="http://schemas.microsoft.com/office/drawing/2015/9/8/chartex" xmlns:cx2="http://schemas.microsoft.com/office/drawing/2015/10/21/chartex" xmlns:cx3="http://schemas.microsoft.com/office/drawing/2016/5/9/chartex" xmlns:cx4="http://schemas.microsoft.com/office/drawing/2016/5/10/chartex" xmlns:cx5="http://schemas.microsoft.com/office/drawing/2016/5/11/chartex" xmlns:cx6="http://schemas.microsoft.com/office/drawing/2016/5/12/chartex" xmlns:cx7="http://schemas.microsoft.com/office/drawing/2016/5/13/chartex" xmlns:cx8="http://schemas.microsoft.com/office/drawing/2016/5/14/chartex" xmlns:mc="http://schemas.openxmlformats.org/markup-compatibility/2006" xmlns:aink="http://schemas.microsoft.com/office/drawing/2016/ink" xmlns:am3d="http://schemas.microsoft.com/office/drawing/2017/model3d" xmlns:o="urn:schemas-microsoft-com:office:office" xmlns:oel="http://schemas.microsoft.com/office/2019/extlst" xmlns:r="http://schemas.openxmlformats.org/officeDocument/2006/relationships" xmlns:m="http://schemas.openxmlformats.org/officeDocument/2006/math" xmlns:v="urn:schemas-microsoft-com:vml" xmlns:wp14="http://schemas.microsoft.com/office/word/2010/wordprocessingDrawing" xmlns:wp="http://schemas.openxmlformats.org/drawingml/2006/wordprocessingDrawing" xmlns:w10="urn:schemas-microsoft-com:office:word" xmlns:w="http://schemas.openxmlformats.org/wordprocessingml/2006/main" xmlns:w14="http://schemas.microsoft.com/office/word/2010/wordml" xmlns:w15="http://schemas.microsoft.com/office/word/2012/wordml" xmlns:w16cex="http://schemas.microsoft.com/office/word/2018/wordml/cex" xmlns:w16cid="http://schemas.microsoft.com/office/word/2016/wordml/cid" xmlns:w16="http://schemas.microsoft.com/office/word/2018/wordml" xmlns:w16sdtdh="http://schemas.microsoft.com/office/word/2020/wordml/sdtdatahash" xmlns:w16se="http://schemas.microsoft.com/office/word/2015/wordml/symex" xmlns:wpg="http://schemas.microsoft.com/office/word/2010/wordprocessingGroup" xmlns:wpi="http://schemas.microsoft.com/office/word/2010/wordprocessingInk" xmlns:wne="http://schemas.microsoft.com/office/word/2006/wordml" xmlns:wps="http://schemas.microsoft.com/office/word/2010/wordprocessingShape" mc:Ignorable="w14 w15 w16se w16cid w16 w16cex w16sdtdh wp14">
+<w:document xmlns:wpc="http://schemas.microsoft.com/office/word/2010/wordprocessingCanvas" xmlns:cx="http://schemas.microsoft.com/office/drawing/2014/chartex" xmlns:cx1="http://schemas.microsoft.com/office/drawing/2015/9/8/chartex" xmlns:cx2="http://schemas.microsoft.com/office/drawing/2015/10/21/chartex" xmlns:cx3="http://schemas.microsoft.com/office/drawing/2016/5/9/chartex" xmlns:cx4="http://schemas.microsoft.com/office/drawing/2016/5/10/chartex" xmlns:cx5="http://schemas.microsoft.com/office/drawing/2016/5/11/chartex" xmlns:cx6="http://schemas.microsoft.com/office/drawing/2016/5/12/chartex" xmlns:cx7="http://schemas.microsoft.com/office/drawing/2016/5/13/chartex" xmlns:cx8="http://schemas.microsoft.com/office/drawing/2016/5/14/chartex" xmlns:mc="http://schemas.openxmlformats.org/markup-compatibility/2006" xmlns:aink="http://schemas.microsoft.com/office/drawing/2016/ink" xmlns:am3d="http://schemas.microsoft.com/office/drawing/2017/model3d" xmlns:o="urn:schemas-microsoft-com:office:office" xmlns:oel="http://schemas.microsoft.com/office/2019/extlst" xmlns:r="http://schemas.openxmlformats.org/officeDocument/2006/relationships" xmlns:m="http://schemas.openxmlformats.org/officeDocument/2006/math" xmlns:v="urn:schemas-microsoft-com:vml" xmlns:wp14="http://schemas.microsoft.com/office/word/2010/wordprocessingDrawing" xmlns:wp="http://schemas.openxmlformats.org/drawingml/2006/wordprocessingDrawing" xmlns:w10="urn:schemas-microsoft-com:office:word" xmlns:w="http://schemas.openxmlformats.org/wordprocessingml/2006/main" xmlns:w14="http://schemas.microsoft.com/office/word/2010/wordml" xmlns:w15="http://schemas.microsoft.com/office/word/2012/wordml" xmlns:w16cex="http://schemas.microsoft.com/office/word/2018/wordml/cex" xmlns:w16cid="http://schemas.microsoft.com/office/word/2016/wordml/cid" xmlns:w16="http://schemas.microsoft.com/office/word/2018/wordml" xmlns:w16du="http://schemas.microsoft.com/office/word/2023/wordml/word16du" xmlns:w16sdtdh="http://schemas.microsoft.com/office/word/2020/wordml/sdtdatahash" xmlns:w16se="http://schemas.microsoft.com/office/word/2015/wordml/symex" xmlns:wpg="http://schemas.microsoft.com/office/word/2010/wordprocessingGroup" xmlns:wpi="http://schemas.microsoft.com/office/word/2010/wordprocessingInk" xmlns:wne="http://schemas.microsoft.com/office/word/2006/wordml" xmlns:wps="http://schemas.microsoft.com/office/word/2010/wordprocessingShape" mc:Ignorable="w14 w15 w16se w16cid w16 w16cex w16sdtdh w16du wp14">
   <w:body>
     <w:p>
       <w:pPr>
@@ -14,6 +14,7 @@
           <w:szCs w:val="28"/>
         </w:rPr>
       </w:pPr>
+      <w:proofErr w:type="spellStart"/>
       <w:r>
         <w:rPr>
           <w:rFonts w:ascii="Times New Roman" w:hAnsi="Times New Roman" w:cs="Times New Roman"/>
@@ -22,7 +23,18 @@
           <w:sz w:val="28"/>
           <w:szCs w:val="28"/>
         </w:rPr>
-        <w:t>Zhiyu Wu</w:t>
+        <w:t>Zhiyu</w:t>
+      </w:r>
+      <w:proofErr w:type="spellEnd"/>
+      <w:r>
+        <w:rPr>
+          <w:rFonts w:ascii="Times New Roman" w:hAnsi="Times New Roman" w:cs="Times New Roman"/>
+          <w:b/>
+          <w:bCs/>
+          <w:sz w:val="28"/>
+          <w:szCs w:val="28"/>
+        </w:rPr>
+        <w:t xml:space="preserve"> Wu</w:t>
       </w:r>
     </w:p>
     <w:p>
@@ -193,7 +205,7 @@
         </w:tabs>
         <w:spacing w:after="10" w:line="240" w:lineRule="auto"/>
         <w:rPr>
-          <w:rFonts w:ascii="Times New Roman" w:hAnsi="Times New Roman"/>
+          <w:rFonts w:ascii="Times New Roman" w:hAnsi="Times New Roman" w:hint="eastAsia"/>
           <w:lang w:eastAsia="zh-CN"/>
         </w:rPr>
       </w:pPr>
@@ -229,6 +241,27 @@
         </w:rPr>
         <w:t>/ 4.00</w:t>
       </w:r>
+      <w:r>
+        <w:rPr>
+          <w:rFonts w:ascii="Times New Roman" w:hAnsi="Times New Roman" w:hint="eastAsia"/>
+          <w:lang w:eastAsia="zh-CN"/>
+        </w:rPr>
+        <w:t xml:space="preserve">                                                                     Aug 2024 </w:t>
+      </w:r>
+      <w:r>
+        <w:rPr>
+          <w:rFonts w:ascii="Times New Roman" w:hAnsi="Times New Roman"/>
+          <w:lang w:eastAsia="zh-CN"/>
+        </w:rPr>
+        <w:t>–</w:t>
+      </w:r>
+      <w:r>
+        <w:rPr>
+          <w:rFonts w:ascii="Times New Roman" w:hAnsi="Times New Roman" w:hint="eastAsia"/>
+          <w:lang w:eastAsia="zh-CN"/>
+        </w:rPr>
+        <w:t xml:space="preserve"> Dec 2025</w:t>
+      </w:r>
     </w:p>
     <w:p>
       <w:pPr>
@@ -314,7 +347,7 @@
           <w:rFonts w:ascii="Times New Roman" w:hAnsi="Times New Roman"/>
           <w:i/>
         </w:rPr>
-        <w:t>August 2022 – May 2024</w:t>
+        <w:t>Aug 2022 – May 2024</w:t>
       </w:r>
     </w:p>
     <w:p>
@@ -456,7 +489,7 @@
           <w:rFonts w:ascii="Times New Roman" w:hAnsi="Times New Roman"/>
           <w:i/>
         </w:rPr>
-        <w:t>Sept. 2020 – August 2024</w:t>
+        <w:t>Sept. 2020 – Aug 2024</w:t>
       </w:r>
     </w:p>
     <w:p>
@@ -518,53 +551,12 @@
     <w:p>
       <w:pPr>
         <w:tabs>
-          <w:tab w:val="right" w:pos="10710"/>
+          <w:tab w:val="right" w:pos="11160"/>
         </w:tabs>
         <w:spacing w:after="10" w:line="240" w:lineRule="auto"/>
         <w:rPr>
-          <w:rFonts w:ascii="Times New Roman" w:hAnsi="Times New Roman"/>
-          <w:lang w:eastAsia="zh-CN"/>
-        </w:rPr>
-      </w:pPr>
-      <w:r>
-        <w:rPr>
-          <w:rFonts w:ascii="Times New Roman" w:hAnsi="Times New Roman"/>
-          <w:b/>
+          <w:rFonts w:ascii="Times New Roman" w:hAnsi="Times New Roman" w:hint="eastAsia"/>
           <w:bCs/>
-        </w:rPr>
-        <w:t>Coursework</w:t>
-      </w:r>
-      <w:r>
-        <w:rPr>
-          <w:rFonts w:ascii="Times New Roman" w:hAnsi="Times New Roman" w:hint="eastAsia"/>
-          <w:lang w:eastAsia="zh-CN"/>
-        </w:rPr>
-        <w:t xml:space="preserve">: Computer Architecture, Operating Systems, Computer Network, Machine Learning, </w:t>
-      </w:r>
-      <w:r>
-        <w:rPr>
-          <w:rFonts w:ascii="Times New Roman" w:hAnsi="Times New Roman"/>
-          <w:lang w:eastAsia="zh-CN"/>
-        </w:rPr>
-        <w:t>Compiler</w:t>
-      </w:r>
-      <w:r>
-        <w:rPr>
-          <w:rFonts w:ascii="Times New Roman" w:hAnsi="Times New Roman"/>
-          <w:lang w:eastAsia="zh-CN"/>
-        </w:rPr>
-        <w:t>, Algorithms</w:t>
-      </w:r>
-    </w:p>
-    <w:p>
-      <w:pPr>
-        <w:tabs>
-          <w:tab w:val="right" w:pos="10710"/>
-        </w:tabs>
-        <w:spacing w:after="10" w:line="192" w:lineRule="auto"/>
-        <w:rPr>
-          <w:rFonts w:ascii="Times New Roman" w:hAnsi="Times New Roman"/>
-          <w:b/>
           <w:lang w:eastAsia="zh-CN"/>
         </w:rPr>
       </w:pPr>
@@ -609,16 +601,56 @@
       </w:pPr>
       <w:r>
         <w:rPr>
+          <w:rFonts w:ascii="Times New Roman" w:hAnsi="Times New Roman" w:cs="Times New Roman" w:hint="eastAsia"/>
+          <w:b/>
+          <w:lang w:eastAsia="zh-CN"/>
+        </w:rPr>
+        <w:t>ML System Engineer</w:t>
+      </w:r>
+      <w:r>
+        <w:rPr>
           <w:rFonts w:ascii="Times New Roman" w:hAnsi="Times New Roman" w:cs="Times New Roman"/>
           <w:b/>
         </w:rPr>
-        <w:t>Research Engineering Intern, Bytedance, Data-AML-MLSys group</w:t>
-      </w:r>
+        <w:t xml:space="preserve">, </w:t>
+      </w:r>
+      <w:proofErr w:type="spellStart"/>
       <w:r>
         <w:rPr>
           <w:rFonts w:ascii="Times New Roman" w:hAnsi="Times New Roman" w:cs="Times New Roman"/>
           <w:b/>
         </w:rPr>
+        <w:t>Bytedance</w:t>
+      </w:r>
+      <w:proofErr w:type="spellEnd"/>
+      <w:r>
+        <w:rPr>
+          <w:rFonts w:ascii="Times New Roman" w:hAnsi="Times New Roman" w:cs="Times New Roman"/>
+          <w:b/>
+        </w:rPr>
+        <w:t>, Data-AML-</w:t>
+      </w:r>
+      <w:proofErr w:type="spellStart"/>
+      <w:r>
+        <w:rPr>
+          <w:rFonts w:ascii="Times New Roman" w:hAnsi="Times New Roman" w:cs="Times New Roman"/>
+          <w:b/>
+        </w:rPr>
+        <w:t>MLSys</w:t>
+      </w:r>
+      <w:proofErr w:type="spellEnd"/>
+      <w:r>
+        <w:rPr>
+          <w:rFonts w:ascii="Times New Roman" w:hAnsi="Times New Roman" w:cs="Times New Roman"/>
+          <w:b/>
+        </w:rPr>
+        <w:t xml:space="preserve"> group</w:t>
+      </w:r>
+      <w:r>
+        <w:rPr>
+          <w:rFonts w:ascii="Times New Roman" w:hAnsi="Times New Roman" w:cs="Times New Roman"/>
+          <w:b/>
+        </w:rPr>
         <w:tab/>
       </w:r>
       <w:r>
@@ -637,28 +669,61 @@
         </w:tabs>
         <w:spacing w:after="10" w:line="240" w:lineRule="auto"/>
         <w:rPr>
+          <w:rFonts w:ascii="Times New Roman" w:hAnsi="Times New Roman" w:cs="Times New Roman" w:hint="eastAsia"/>
+          <w:b/>
+          <w:i/>
+          <w:lang w:eastAsia="zh-CN"/>
+        </w:rPr>
+      </w:pPr>
+      <w:r>
+        <w:rPr>
           <w:rFonts w:ascii="Times New Roman" w:hAnsi="Times New Roman" w:cs="Times New Roman"/>
-          <w:b/>
-          <w:i/>
-          <w:lang w:eastAsia="zh-CN"/>
-        </w:rPr>
-      </w:pPr>
+          <w:i/>
+          <w:lang w:eastAsia="zh-CN"/>
+        </w:rPr>
+        <w:t>Supervisor: Xiao Yu</w:t>
+      </w:r>
       <w:r>
         <w:rPr>
           <w:rFonts w:ascii="Times New Roman" w:hAnsi="Times New Roman" w:cs="Times New Roman"/>
           <w:i/>
-          <w:lang w:eastAsia="zh-CN"/>
-        </w:rPr>
-        <w:t>Supervisor: Xiao Yu</w:t>
+        </w:rPr>
+        <w:tab/>
+      </w:r>
+      <w:r>
+        <w:rPr>
+          <w:rFonts w:ascii="Times New Roman" w:hAnsi="Times New Roman" w:cs="Times New Roman" w:hint="eastAsia"/>
+          <w:i/>
+          <w:lang w:eastAsia="zh-CN"/>
+        </w:rPr>
+        <w:t xml:space="preserve">Jan 2026 </w:t>
       </w:r>
       <w:r>
         <w:rPr>
           <w:rFonts w:ascii="Times New Roman" w:hAnsi="Times New Roman" w:cs="Times New Roman"/>
           <w:i/>
-        </w:rPr>
-        <w:tab/>
-        <w:t>May 2025 –August 2025</w:t>
-      </w:r>
+          <w:lang w:eastAsia="zh-CN"/>
+        </w:rPr>
+        <w:t>–</w:t>
+      </w:r>
+      <w:r>
+        <w:rPr>
+          <w:rFonts w:ascii="Times New Roman" w:hAnsi="Times New Roman" w:cs="Times New Roman" w:hint="eastAsia"/>
+          <w:i/>
+          <w:lang w:eastAsia="zh-CN"/>
+        </w:rPr>
+        <w:t xml:space="preserve"> </w:t>
+      </w:r>
+      <w:proofErr w:type="spellStart"/>
+      <w:r>
+        <w:rPr>
+          <w:rFonts w:ascii="Times New Roman" w:hAnsi="Times New Roman" w:cs="Times New Roman" w:hint="eastAsia"/>
+          <w:i/>
+          <w:lang w:eastAsia="zh-CN"/>
+        </w:rPr>
+        <w:t>presnet</w:t>
+      </w:r>
+      <w:proofErr w:type="spellEnd"/>
     </w:p>
     <w:p>
       <w:pPr>
@@ -677,7 +742,30 @@
           <w:rFonts w:ascii="Times New Roman" w:eastAsiaTheme="minorEastAsia" w:hAnsi="Times New Roman" w:cstheme="minorBidi"/>
           <w:lang w:val="en-US" w:eastAsia="zh-CN"/>
         </w:rPr>
-        <w:t>Built end-to-end AI model training workflow with Jupyter notebook and web frontend, encompassing dataset profiling, training parameter optimization, SFT/RL deployment, evaluation, and production inference pipeline.</w:t>
+        <w:t>Working on LLM training system</w:t>
+      </w:r>
+      <w:r>
+        <w:rPr>
+          <w:rFonts w:ascii="Times New Roman" w:eastAsiaTheme="minorEastAsia" w:hAnsi="Times New Roman" w:cstheme="minorBidi" w:hint="eastAsia"/>
+          <w:lang w:val="en-US" w:eastAsia="zh-CN"/>
+        </w:rPr>
+        <w:t xml:space="preserve"> (</w:t>
+      </w:r>
+      <w:proofErr w:type="spellStart"/>
+      <w:r>
+        <w:rPr>
+          <w:rFonts w:ascii="Times New Roman" w:eastAsiaTheme="minorEastAsia" w:hAnsi="Times New Roman" w:cstheme="minorBidi" w:hint="eastAsia"/>
+          <w:lang w:val="en-US" w:eastAsia="zh-CN"/>
+        </w:rPr>
+        <w:t>VeOmni</w:t>
+      </w:r>
+      <w:proofErr w:type="spellEnd"/>
+      <w:r>
+        <w:rPr>
+          <w:rFonts w:ascii="Times New Roman" w:eastAsiaTheme="minorEastAsia" w:hAnsi="Times New Roman" w:cstheme="minorBidi" w:hint="eastAsia"/>
+          <w:lang w:val="en-US" w:eastAsia="zh-CN"/>
+        </w:rPr>
+        <w:t>, VeRL).</w:t>
       </w:r>
     </w:p>
     <w:p>
@@ -688,16 +776,127 @@
           <w:numId w:val="6"/>
         </w:numPr>
         <w:rPr>
+          <w:rFonts w:ascii="Times New Roman" w:eastAsiaTheme="minorEastAsia" w:hAnsi="Times New Roman" w:cstheme="minorBidi" w:hint="eastAsia"/>
+          <w:lang w:val="en-US" w:eastAsia="zh-CN"/>
+        </w:rPr>
+      </w:pPr>
+      <w:r>
+        <w:rPr>
+          <w:rFonts w:ascii="Times New Roman" w:eastAsiaTheme="minorEastAsia" w:hAnsi="Times New Roman" w:cstheme="minorBidi" w:hint="eastAsia"/>
+          <w:lang w:val="en-US" w:eastAsia="zh-CN"/>
+        </w:rPr>
+        <w:t>E</w:t>
+      </w:r>
+      <w:r>
+        <w:rPr>
           <w:rFonts w:ascii="Times New Roman" w:eastAsiaTheme="minorEastAsia" w:hAnsi="Times New Roman" w:cstheme="minorBidi"/>
           <w:lang w:val="en-US" w:eastAsia="zh-CN"/>
         </w:rPr>
-      </w:pPr>
-      <w:r>
-        <w:rPr>
-          <w:rFonts w:ascii="Times New Roman" w:eastAsiaTheme="minorEastAsia" w:hAnsi="Times New Roman" w:cstheme="minorBidi"/>
+        <w:t>xpl</w:t>
+      </w:r>
+      <w:r>
+        <w:rPr>
+          <w:rFonts w:ascii="Times New Roman" w:eastAsiaTheme="minorEastAsia" w:hAnsi="Times New Roman" w:cstheme="minorBidi" w:hint="eastAsia"/>
           <w:lang w:val="en-US" w:eastAsia="zh-CN"/>
         </w:rPr>
-        <w:t>Contributed to LLM training simulator with memory analysis, communication modeling, and MFU metrics.</w:t>
+        <w:t>ore TPU training framework.</w:t>
+      </w:r>
+    </w:p>
+    <w:p>
+      <w:pPr>
+        <w:tabs>
+          <w:tab w:val="right" w:pos="11160"/>
+        </w:tabs>
+        <w:spacing w:after="10" w:line="240" w:lineRule="auto"/>
+        <w:rPr>
+          <w:rFonts w:ascii="Times New Roman" w:hAnsi="Times New Roman" w:cs="Times New Roman"/>
+          <w:b/>
+          <w:lang w:eastAsia="zh-CN"/>
+        </w:rPr>
+      </w:pPr>
+      <w:r>
+        <w:rPr>
+          <w:rFonts w:ascii="Times New Roman" w:hAnsi="Times New Roman" w:cs="Times New Roman"/>
+          <w:b/>
+        </w:rPr>
+        <w:t xml:space="preserve">Research Engineering Intern, </w:t>
+      </w:r>
+      <w:proofErr w:type="spellStart"/>
+      <w:r>
+        <w:rPr>
+          <w:rFonts w:ascii="Times New Roman" w:hAnsi="Times New Roman" w:cs="Times New Roman"/>
+          <w:b/>
+        </w:rPr>
+        <w:t>Bytedance</w:t>
+      </w:r>
+      <w:proofErr w:type="spellEnd"/>
+      <w:r>
+        <w:rPr>
+          <w:rFonts w:ascii="Times New Roman" w:hAnsi="Times New Roman" w:cs="Times New Roman"/>
+          <w:b/>
+        </w:rPr>
+        <w:t>, Data-AML-</w:t>
+      </w:r>
+      <w:proofErr w:type="spellStart"/>
+      <w:r>
+        <w:rPr>
+          <w:rFonts w:ascii="Times New Roman" w:hAnsi="Times New Roman" w:cs="Times New Roman"/>
+          <w:b/>
+        </w:rPr>
+        <w:t>MLSys</w:t>
+      </w:r>
+      <w:proofErr w:type="spellEnd"/>
+      <w:r>
+        <w:rPr>
+          <w:rFonts w:ascii="Times New Roman" w:hAnsi="Times New Roman" w:cs="Times New Roman"/>
+          <w:b/>
+        </w:rPr>
+        <w:t xml:space="preserve"> group</w:t>
+      </w:r>
+      <w:r>
+        <w:rPr>
+          <w:rFonts w:ascii="Times New Roman" w:hAnsi="Times New Roman" w:cs="Times New Roman"/>
+          <w:b/>
+        </w:rPr>
+        <w:tab/>
+      </w:r>
+      <w:r>
+        <w:rPr>
+          <w:rFonts w:ascii="Times New Roman" w:hAnsi="Times New Roman" w:cs="Times New Roman"/>
+          <w:b/>
+          <w:lang w:eastAsia="zh-CN"/>
+        </w:rPr>
+        <w:t>San Jose, CA</w:t>
+      </w:r>
+    </w:p>
+    <w:p>
+      <w:pPr>
+        <w:tabs>
+          <w:tab w:val="right" w:pos="11160"/>
+        </w:tabs>
+        <w:spacing w:after="10" w:line="240" w:lineRule="auto"/>
+        <w:rPr>
+          <w:rFonts w:ascii="Times New Roman" w:hAnsi="Times New Roman" w:cs="Times New Roman"/>
+          <w:b/>
+          <w:i/>
+          <w:lang w:eastAsia="zh-CN"/>
+        </w:rPr>
+      </w:pPr>
+      <w:r>
+        <w:rPr>
+          <w:rFonts w:ascii="Times New Roman" w:hAnsi="Times New Roman" w:cs="Times New Roman"/>
+          <w:i/>
+          <w:lang w:eastAsia="zh-CN"/>
+        </w:rPr>
+        <w:t>Supervisor: Xiao Yu</w:t>
+      </w:r>
+      <w:r>
+        <w:rPr>
+          <w:rFonts w:ascii="Times New Roman" w:hAnsi="Times New Roman" w:cs="Times New Roman"/>
+          <w:i/>
+        </w:rPr>
+        <w:tab/>
+        <w:t>May 2025 –August 2025</w:t>
       </w:r>
     </w:p>
     <w:p>
@@ -717,6 +916,62 @@
           <w:rFonts w:ascii="Times New Roman" w:eastAsiaTheme="minorEastAsia" w:hAnsi="Times New Roman" w:cstheme="minorBidi"/>
           <w:lang w:val="en-US" w:eastAsia="zh-CN"/>
         </w:rPr>
+        <w:t xml:space="preserve">Built end-to-end AI model training workflow with </w:t>
+      </w:r>
+      <w:proofErr w:type="spellStart"/>
+      <w:r>
+        <w:rPr>
+          <w:rFonts w:ascii="Times New Roman" w:eastAsiaTheme="minorEastAsia" w:hAnsi="Times New Roman" w:cstheme="minorBidi"/>
+          <w:lang w:val="en-US" w:eastAsia="zh-CN"/>
+        </w:rPr>
+        <w:t>Jupyter</w:t>
+      </w:r>
+      <w:proofErr w:type="spellEnd"/>
+      <w:r>
+        <w:rPr>
+          <w:rFonts w:ascii="Times New Roman" w:eastAsiaTheme="minorEastAsia" w:hAnsi="Times New Roman" w:cstheme="minorBidi"/>
+          <w:lang w:val="en-US" w:eastAsia="zh-CN"/>
+        </w:rPr>
+        <w:t xml:space="preserve"> notebook and web frontend, encompassing dataset profiling, training parameter optimization, SFT/RL deployment, evaluation, and production inference pipeline.</w:t>
+      </w:r>
+    </w:p>
+    <w:p>
+      <w:pPr>
+        <w:pStyle w:val="ListParagraph"/>
+        <w:numPr>
+          <w:ilvl w:val="0"/>
+          <w:numId w:val="6"/>
+        </w:numPr>
+        <w:rPr>
+          <w:rFonts w:ascii="Times New Roman" w:eastAsiaTheme="minorEastAsia" w:hAnsi="Times New Roman" w:cstheme="minorBidi"/>
+          <w:lang w:val="en-US" w:eastAsia="zh-CN"/>
+        </w:rPr>
+      </w:pPr>
+      <w:r>
+        <w:rPr>
+          <w:rFonts w:ascii="Times New Roman" w:eastAsiaTheme="minorEastAsia" w:hAnsi="Times New Roman" w:cstheme="minorBidi"/>
+          <w:lang w:val="en-US" w:eastAsia="zh-CN"/>
+        </w:rPr>
+        <w:t>Contributed to LLM training simulator with memory analysis, communication modeling, and MFU metrics.</w:t>
+      </w:r>
+    </w:p>
+    <w:p>
+      <w:pPr>
+        <w:pStyle w:val="ListParagraph"/>
+        <w:numPr>
+          <w:ilvl w:val="0"/>
+          <w:numId w:val="6"/>
+        </w:numPr>
+        <w:rPr>
+          <w:rFonts w:ascii="Times New Roman" w:eastAsiaTheme="minorEastAsia" w:hAnsi="Times New Roman" w:cstheme="minorBidi"/>
+          <w:lang w:val="en-US" w:eastAsia="zh-CN"/>
+        </w:rPr>
+      </w:pPr>
+      <w:r>
+        <w:rPr>
+          <w:rFonts w:ascii="Times New Roman" w:eastAsiaTheme="minorEastAsia" w:hAnsi="Times New Roman" w:cstheme="minorBidi"/>
+          <w:lang w:val="en-US" w:eastAsia="zh-CN"/>
+        </w:rPr>
         <w:t xml:space="preserve">Explore and optimize memory usage for SFT/pretrain </w:t>
       </w:r>
       <w:r>
@@ -992,13 +1247,23 @@
           <w:lang w:eastAsia="zh-CN"/>
         </w:rPr>
       </w:pPr>
-      <w:r>
-        <w:rPr>
-          <w:rFonts w:ascii="Times New Roman" w:hAnsi="Times New Roman"/>
-          <w:b/>
-          <w:lang w:eastAsia="zh-CN"/>
-        </w:rPr>
-        <w:t xml:space="preserve">Cacheflow: </w:t>
+      <w:proofErr w:type="spellStart"/>
+      <w:r>
+        <w:rPr>
+          <w:rFonts w:ascii="Times New Roman" w:hAnsi="Times New Roman"/>
+          <w:b/>
+          <w:lang w:eastAsia="zh-CN"/>
+        </w:rPr>
+        <w:t>Cacheflow</w:t>
+      </w:r>
+      <w:proofErr w:type="spellEnd"/>
+      <w:r>
+        <w:rPr>
+          <w:rFonts w:ascii="Times New Roman" w:hAnsi="Times New Roman"/>
+          <w:b/>
+          <w:lang w:eastAsia="zh-CN"/>
+        </w:rPr>
+        <w:t xml:space="preserve">: </w:t>
       </w:r>
       <w:r>
         <w:rPr>
@@ -1089,12 +1354,21 @@
         </w:rPr>
         <w:t>Identified KV ca</w:t>
       </w:r>
-      <w:r>
-        <w:rPr>
-          <w:rFonts w:ascii="Times New Roman" w:hAnsi="Times New Roman"/>
-          <w:lang w:eastAsia="zh-CN"/>
-        </w:rPr>
-        <w:t>che as a growing memory and latency bottleneck in large-scale LLM serving systems</w:t>
+      <w:proofErr w:type="spellStart"/>
+      <w:r>
+        <w:rPr>
+          <w:rFonts w:ascii="Times New Roman" w:hAnsi="Times New Roman"/>
+          <w:lang w:eastAsia="zh-CN"/>
+        </w:rPr>
+        <w:t>che</w:t>
+      </w:r>
+      <w:proofErr w:type="spellEnd"/>
+      <w:r>
+        <w:rPr>
+          <w:rFonts w:ascii="Times New Roman" w:hAnsi="Times New Roman"/>
+          <w:lang w:eastAsia="zh-CN"/>
+        </w:rPr>
+        <w:t xml:space="preserve"> as a growing memory and latency bottleneck in large-scale LLM serving systems</w:t>
       </w:r>
       <w:r>
         <w:rPr>
@@ -1303,6 +1577,7 @@
           <w:rFonts w:ascii="Times New Roman" w:hAnsi="Times New Roman"/>
           <w:lang w:eastAsia="zh-CN"/>
         </w:rPr>
+        <w:lastRenderedPageBreak/>
         <w:t>Identified diverse SLO requirements across three LLM request patterns: latency-sensitive, throughput-</w:t>
       </w:r>
       <w:r>
@@ -1394,7 +1669,6 @@
           <w:rFonts w:ascii="Times New Roman" w:hAnsi="Times New Roman"/>
           <w:lang w:eastAsia="zh-CN"/>
         </w:rPr>
-        <w:lastRenderedPageBreak/>
         <w:t>Implemented quantile regression forests for response length estimation</w:t>
       </w:r>
       <w:r>
@@ -1550,6 +1824,7 @@
         </w:rPr>
         <w:t xml:space="preserve">Supervisor: </w:t>
       </w:r>
+      <w:proofErr w:type="spellStart"/>
       <w:r>
         <w:rPr>
           <w:rFonts w:ascii="Times New Roman" w:hAnsi="Times New Roman"/>
@@ -1558,6 +1833,7 @@
         </w:rPr>
         <w:t>Mosharaf</w:t>
       </w:r>
+      <w:proofErr w:type="spellEnd"/>
       <w:r>
         <w:rPr>
           <w:rFonts w:ascii="Times New Roman" w:hAnsi="Times New Roman" w:hint="eastAsia"/>
@@ -1638,7 +1914,23 @@
           <w:rFonts w:ascii="Times New Roman" w:hAnsi="Times New Roman"/>
           <w:lang w:eastAsia="zh-CN"/>
         </w:rPr>
-        <w:t>Defined Quality of Experience (QoE) in LLM serving by tracking each step of text generation and monitoring the overall user experience throughout the entire streaming process.</w:t>
+        <w:t>Defined Quality of Experience (</w:t>
+      </w:r>
+      <w:proofErr w:type="spellStart"/>
+      <w:r>
+        <w:rPr>
+          <w:rFonts w:ascii="Times New Roman" w:hAnsi="Times New Roman"/>
+          <w:lang w:eastAsia="zh-CN"/>
+        </w:rPr>
+        <w:t>QoE</w:t>
+      </w:r>
+      <w:proofErr w:type="spellEnd"/>
+      <w:r>
+        <w:rPr>
+          <w:rFonts w:ascii="Times New Roman" w:hAnsi="Times New Roman"/>
+          <w:lang w:eastAsia="zh-CN"/>
+        </w:rPr>
+        <w:t>) in LLM serving by tracking each step of text generation and monitoring the overall user experience throughout the entire streaming process.</w:t>
       </w:r>
     </w:p>
     <w:p>
@@ -1659,7 +1951,23 @@
           <w:rFonts w:ascii="Times New Roman" w:hAnsi="Times New Roman"/>
           <w:lang w:eastAsia="zh-CN"/>
         </w:rPr>
-        <w:t>Formulated the problem as a knapsack optimization and developed a scheduling algorithm to maximize QoE in online LLM serving.</w:t>
+        <w:t xml:space="preserve">Formulated the problem as a knapsack optimization and developed a scheduling algorithm to maximize </w:t>
+      </w:r>
+      <w:proofErr w:type="spellStart"/>
+      <w:r>
+        <w:rPr>
+          <w:rFonts w:ascii="Times New Roman" w:hAnsi="Times New Roman"/>
+          <w:lang w:eastAsia="zh-CN"/>
+        </w:rPr>
+        <w:t>QoE</w:t>
+      </w:r>
+      <w:proofErr w:type="spellEnd"/>
+      <w:r>
+        <w:rPr>
+          <w:rFonts w:ascii="Times New Roman" w:hAnsi="Times New Roman"/>
+          <w:lang w:eastAsia="zh-CN"/>
+        </w:rPr>
+        <w:t xml:space="preserve"> in online LLM serving.</w:t>
       </w:r>
     </w:p>
     <w:p>
@@ -1679,7 +1987,39 @@
           <w:rFonts w:ascii="Times New Roman" w:hAnsi="Times New Roman"/>
           <w:lang w:eastAsia="zh-CN"/>
         </w:rPr>
-        <w:t>Built Andes, an LLM serving system on top of vLLM, integrating the scheduling algorithm to enhance QoE in real-time LLM services.</w:t>
+        <w:t xml:space="preserve">Built Andes, an LLM serving system on top of </w:t>
+      </w:r>
+      <w:proofErr w:type="spellStart"/>
+      <w:r>
+        <w:rPr>
+          <w:rFonts w:ascii="Times New Roman" w:hAnsi="Times New Roman"/>
+          <w:lang w:eastAsia="zh-CN"/>
+        </w:rPr>
+        <w:t>vLLM</w:t>
+      </w:r>
+      <w:proofErr w:type="spellEnd"/>
+      <w:r>
+        <w:rPr>
+          <w:rFonts w:ascii="Times New Roman" w:hAnsi="Times New Roman"/>
+          <w:lang w:eastAsia="zh-CN"/>
+        </w:rPr>
+        <w:t xml:space="preserve">, integrating the scheduling algorithm to enhance </w:t>
+      </w:r>
+      <w:proofErr w:type="spellStart"/>
+      <w:r>
+        <w:rPr>
+          <w:rFonts w:ascii="Times New Roman" w:hAnsi="Times New Roman"/>
+          <w:lang w:eastAsia="zh-CN"/>
+        </w:rPr>
+        <w:t>QoE</w:t>
+      </w:r>
+      <w:proofErr w:type="spellEnd"/>
+      <w:r>
+        <w:rPr>
+          <w:rFonts w:ascii="Times New Roman" w:hAnsi="Times New Roman"/>
+          <w:lang w:eastAsia="zh-CN"/>
+        </w:rPr>
+        <w:t xml:space="preserve"> in real-time LLM services.</w:t>
       </w:r>
     </w:p>
     <w:p>
@@ -1789,6 +2129,7 @@
         </w:rPr>
         <w:t xml:space="preserve">, </w:t>
       </w:r>
+      <w:proofErr w:type="spellStart"/>
       <w:r>
         <w:rPr>
           <w:rFonts w:ascii="Times New Roman" w:hAnsi="Times New Roman"/>
@@ -1797,15 +2138,18 @@
           <w:iCs/>
           <w:lang w:val="en-US" w:eastAsia="zh-CN"/>
         </w:rPr>
-        <w:t>Zhiyu Wu</w:t>
-      </w:r>
-      <w:r>
-        <w:rPr>
-          <w:rFonts w:ascii="Times New Roman" w:hAnsi="Times New Roman"/>
+        <w:t>Zhiyu</w:t>
+      </w:r>
+      <w:proofErr w:type="spellEnd"/>
+      <w:r>
+        <w:rPr>
+          <w:rFonts w:ascii="Times New Roman" w:hAnsi="Times New Roman"/>
+          <w:b/>
+          <w:bCs/>
           <w:iCs/>
           <w:lang w:val="en-US" w:eastAsia="zh-CN"/>
         </w:rPr>
-        <w:t>*</w:t>
+        <w:t xml:space="preserve"> Wu</w:t>
       </w:r>
       <w:r>
         <w:rPr>
@@ -1813,7 +2157,51 @@
           <w:iCs/>
           <w:lang w:val="en-US" w:eastAsia="zh-CN"/>
         </w:rPr>
-        <w:t>, Yi Mu, Banruo Liu, Myungjin Lee, Fan Lai</w:t>
+        <w:t>*</w:t>
+      </w:r>
+      <w:r>
+        <w:rPr>
+          <w:rFonts w:ascii="Times New Roman" w:hAnsi="Times New Roman"/>
+          <w:iCs/>
+          <w:lang w:val="en-US" w:eastAsia="zh-CN"/>
+        </w:rPr>
+        <w:t xml:space="preserve">, Yi Mu, </w:t>
+      </w:r>
+      <w:proofErr w:type="spellStart"/>
+      <w:r>
+        <w:rPr>
+          <w:rFonts w:ascii="Times New Roman" w:hAnsi="Times New Roman"/>
+          <w:iCs/>
+          <w:lang w:val="en-US" w:eastAsia="zh-CN"/>
+        </w:rPr>
+        <w:t>Banruo</w:t>
+      </w:r>
+      <w:proofErr w:type="spellEnd"/>
+      <w:r>
+        <w:rPr>
+          <w:rFonts w:ascii="Times New Roman" w:hAnsi="Times New Roman"/>
+          <w:iCs/>
+          <w:lang w:val="en-US" w:eastAsia="zh-CN"/>
+        </w:rPr>
+        <w:t xml:space="preserve"> Liu, </w:t>
+      </w:r>
+      <w:proofErr w:type="spellStart"/>
+      <w:r>
+        <w:rPr>
+          <w:rFonts w:ascii="Times New Roman" w:hAnsi="Times New Roman"/>
+          <w:iCs/>
+          <w:lang w:val="en-US" w:eastAsia="zh-CN"/>
+        </w:rPr>
+        <w:t>Myungjin</w:t>
+      </w:r>
+      <w:proofErr w:type="spellEnd"/>
+      <w:r>
+        <w:rPr>
+          <w:rFonts w:ascii="Times New Roman" w:hAnsi="Times New Roman"/>
+          <w:iCs/>
+          <w:lang w:val="en-US" w:eastAsia="zh-CN"/>
+        </w:rPr>
+        <w:t xml:space="preserve"> Lee, Fan Lai</w:t>
       </w:r>
     </w:p>
     <w:p>
@@ -1866,6 +2254,7 @@
         </w:rPr>
         <w:t xml:space="preserve">Jiachen Liu, </w:t>
       </w:r>
+      <w:proofErr w:type="spellStart"/>
       <w:r>
         <w:rPr>
           <w:rFonts w:ascii="Times New Roman" w:hAnsi="Times New Roman"/>
@@ -1874,15 +2263,62 @@
           <w:iCs/>
           <w:lang w:eastAsia="zh-CN"/>
         </w:rPr>
-        <w:t>Zhiyu Wu</w:t>
-      </w:r>
-      <w:r>
-        <w:rPr>
-          <w:rFonts w:ascii="Times New Roman" w:hAnsi="Times New Roman"/>
+        <w:t>Zhiyu</w:t>
+      </w:r>
+      <w:proofErr w:type="spellEnd"/>
+      <w:r>
+        <w:rPr>
+          <w:rFonts w:ascii="Times New Roman" w:hAnsi="Times New Roman"/>
+          <w:b/>
+          <w:bCs/>
           <w:iCs/>
           <w:lang w:eastAsia="zh-CN"/>
         </w:rPr>
-        <w:t>, Jae-Won Chung, Fan Lai, Myungjin Lee, Mosharaf Chowdhury</w:t>
+        <w:t xml:space="preserve"> Wu</w:t>
+      </w:r>
+      <w:r>
+        <w:rPr>
+          <w:rFonts w:ascii="Times New Roman" w:hAnsi="Times New Roman"/>
+          <w:iCs/>
+          <w:lang w:eastAsia="zh-CN"/>
+        </w:rPr>
+        <w:t xml:space="preserve">, Jae-Won Chung, Fan Lai, </w:t>
+      </w:r>
+      <w:proofErr w:type="spellStart"/>
+      <w:r>
+        <w:rPr>
+          <w:rFonts w:ascii="Times New Roman" w:hAnsi="Times New Roman"/>
+          <w:iCs/>
+          <w:lang w:eastAsia="zh-CN"/>
+        </w:rPr>
+        <w:t>Myungjin</w:t>
+      </w:r>
+      <w:proofErr w:type="spellEnd"/>
+      <w:r>
+        <w:rPr>
+          <w:rFonts w:ascii="Times New Roman" w:hAnsi="Times New Roman"/>
+          <w:iCs/>
+          <w:lang w:eastAsia="zh-CN"/>
+        </w:rPr>
+        <w:t xml:space="preserve"> Lee, </w:t>
+      </w:r>
+      <w:proofErr w:type="spellStart"/>
+      <w:r>
+        <w:rPr>
+          <w:rFonts w:ascii="Times New Roman" w:hAnsi="Times New Roman"/>
+          <w:iCs/>
+          <w:lang w:eastAsia="zh-CN"/>
+        </w:rPr>
+        <w:t>Mosharaf</w:t>
+      </w:r>
+      <w:proofErr w:type="spellEnd"/>
+      <w:r>
+        <w:rPr>
+          <w:rFonts w:ascii="Times New Roman" w:hAnsi="Times New Roman"/>
+          <w:iCs/>
+          <w:lang w:eastAsia="zh-CN"/>
+        </w:rPr>
+        <w:t xml:space="preserve"> Chowdhury</w:t>
       </w:r>
     </w:p>
     <w:p>
@@ -1917,20 +2353,30 @@
         </w:rPr>
         <w:t xml:space="preserve">; </w:t>
       </w:r>
+      <w:proofErr w:type="spellStart"/>
       <w:r>
         <w:rPr>
           <w:rFonts w:ascii="Times New Roman" w:hAnsi="Times New Roman"/>
           <w:iCs/>
           <w:lang w:eastAsia="zh-CN"/>
         </w:rPr>
-        <w:t>NeurIPS, spotlight</w:t>
-      </w:r>
+        <w:t>NeurIPS</w:t>
+      </w:r>
+      <w:proofErr w:type="spellEnd"/>
       <w:r>
         <w:rPr>
           <w:rFonts w:ascii="Times New Roman" w:hAnsi="Times New Roman"/>
           <w:iCs/>
           <w:lang w:eastAsia="zh-CN"/>
         </w:rPr>
+        <w:t>, spotlight</w:t>
+      </w:r>
+      <w:r>
+        <w:rPr>
+          <w:rFonts w:ascii="Times New Roman" w:hAnsi="Times New Roman"/>
+          <w:iCs/>
+          <w:lang w:eastAsia="zh-CN"/>
+        </w:rPr>
         <w:t>, 202</w:t>
       </w:r>
       <w:r>
@@ -1963,8 +2409,27 @@
           <w:iCs/>
           <w:lang w:eastAsia="zh-CN"/>
         </w:rPr>
-        <w:t xml:space="preserve">Jae-Won Chung, Jiachen Liu, Jeff J Ma, Ruofan Wu, Oh Jun Kweon, Yuxuan Xia, </w:t>
-      </w:r>
+        <w:t xml:space="preserve">Jae-Won Chung, Jiachen Liu, Jeff J Ma, </w:t>
+      </w:r>
+      <w:proofErr w:type="spellStart"/>
+      <w:r>
+        <w:rPr>
+          <w:rFonts w:ascii="Times New Roman" w:hAnsi="Times New Roman"/>
+          <w:iCs/>
+          <w:lang w:eastAsia="zh-CN"/>
+        </w:rPr>
+        <w:t>Ruofan</w:t>
+      </w:r>
+      <w:proofErr w:type="spellEnd"/>
+      <w:r>
+        <w:rPr>
+          <w:rFonts w:ascii="Times New Roman" w:hAnsi="Times New Roman"/>
+          <w:iCs/>
+          <w:lang w:eastAsia="zh-CN"/>
+        </w:rPr>
+        <w:t xml:space="preserve"> Wu, Oh Jun Kweon, Yuxuan Xia, </w:t>
+      </w:r>
+      <w:proofErr w:type="spellStart"/>
       <w:r>
         <w:rPr>
           <w:rFonts w:ascii="Times New Roman" w:hAnsi="Times New Roman"/>
@@ -1973,15 +2438,44 @@
           <w:iCs/>
           <w:lang w:eastAsia="zh-CN"/>
         </w:rPr>
-        <w:t>Zhiyu Wu</w:t>
-      </w:r>
-      <w:r>
-        <w:rPr>
-          <w:rFonts w:ascii="Times New Roman" w:hAnsi="Times New Roman"/>
+        <w:t>Zhiyu</w:t>
+      </w:r>
+      <w:proofErr w:type="spellEnd"/>
+      <w:r>
+        <w:rPr>
+          <w:rFonts w:ascii="Times New Roman" w:hAnsi="Times New Roman"/>
+          <w:b/>
+          <w:bCs/>
           <w:iCs/>
           <w:lang w:eastAsia="zh-CN"/>
         </w:rPr>
-        <w:t>, Mosharaf Chowdhury</w:t>
+        <w:t xml:space="preserve"> Wu</w:t>
+      </w:r>
+      <w:r>
+        <w:rPr>
+          <w:rFonts w:ascii="Times New Roman" w:hAnsi="Times New Roman"/>
+          <w:iCs/>
+          <w:lang w:eastAsia="zh-CN"/>
+        </w:rPr>
+        <w:t xml:space="preserve">, </w:t>
+      </w:r>
+      <w:proofErr w:type="spellStart"/>
+      <w:r>
+        <w:rPr>
+          <w:rFonts w:ascii="Times New Roman" w:hAnsi="Times New Roman"/>
+          <w:iCs/>
+          <w:lang w:eastAsia="zh-CN"/>
+        </w:rPr>
+        <w:t>Mosharaf</w:t>
+      </w:r>
+      <w:proofErr w:type="spellEnd"/>
+      <w:r>
+        <w:rPr>
+          <w:rFonts w:ascii="Times New Roman" w:hAnsi="Times New Roman"/>
+          <w:iCs/>
+          <w:lang w:eastAsia="zh-CN"/>
+        </w:rPr>
+        <w:t xml:space="preserve"> Chowdhury</w:t>
       </w:r>
     </w:p>
     <w:p>
@@ -2433,6 +2927,7 @@
           <w:iCs/>
           <w:lang w:eastAsia="zh-CN"/>
         </w:rPr>
+        <w:lastRenderedPageBreak/>
         <w:t>VP 160 Honors P</w:t>
       </w:r>
       <w:r>
@@ -2517,13 +3012,23 @@
         </w:rPr>
         <w:t xml:space="preserve">Java, </w:t>
       </w:r>
+      <w:proofErr w:type="spellStart"/>
       <w:r>
         <w:rPr>
           <w:rFonts w:ascii="Times New Roman" w:hAnsi="Times New Roman"/>
           <w:iCs/>
           <w:lang w:eastAsia="zh-CN"/>
         </w:rPr>
-        <w:t>Pytorch, CUDA</w:t>
+        <w:t>Pytorch</w:t>
+      </w:r>
+      <w:proofErr w:type="spellEnd"/>
+      <w:r>
+        <w:rPr>
+          <w:rFonts w:ascii="Times New Roman" w:hAnsi="Times New Roman"/>
+          <w:iCs/>
+          <w:lang w:eastAsia="zh-CN"/>
+        </w:rPr>
+        <w:t>, CUDA</w:t>
       </w:r>
       <w:r>
         <w:rPr>
@@ -2585,7 +3090,6 @@
           <w:b/>
           <w:lang w:eastAsia="zh-CN"/>
         </w:rPr>
-        <w:lastRenderedPageBreak/>
         <w:t>HONORS</w:t>
       </w:r>
     </w:p>
@@ -2607,6 +3111,7 @@
         </w:rPr>
         <w:t xml:space="preserve">Dean List, </w:t>
       </w:r>
+      <w:proofErr w:type="spellStart"/>
       <w:r>
         <w:rPr>
           <w:rFonts w:ascii="Times New Roman" w:hAnsi="Times New Roman" w:hint="eastAsia"/>
@@ -2616,6 +3121,7 @@
         </w:rPr>
         <w:t>Umich</w:t>
       </w:r>
+      <w:proofErr w:type="spellEnd"/>
       <w:r>
         <w:rPr>
           <w:rFonts w:ascii="Times New Roman" w:hAnsi="Times New Roman"/>
@@ -2651,6 +3157,7 @@
         </w:rPr>
         <w:t xml:space="preserve">University Honor, </w:t>
       </w:r>
+      <w:proofErr w:type="spellStart"/>
       <w:r>
         <w:rPr>
           <w:rFonts w:ascii="Times New Roman" w:hAnsi="Times New Roman" w:hint="eastAsia"/>
@@ -2660,6 +3167,7 @@
         </w:rPr>
         <w:t>Umich</w:t>
       </w:r>
+      <w:proofErr w:type="spellEnd"/>
       <w:r>
         <w:rPr>
           <w:rFonts w:ascii="Times New Roman" w:hAnsi="Times New Roman"/>
@@ -2697,7 +3205,23 @@
           <w:rFonts w:ascii="Times New Roman" w:hAnsi="Times New Roman" w:hint="eastAsia"/>
           <w:lang w:eastAsia="zh-CN"/>
         </w:rPr>
-        <w:t>Tang Junyuan Scholarship,</w:t>
+        <w:t xml:space="preserve">Tang </w:t>
+      </w:r>
+      <w:proofErr w:type="spellStart"/>
+      <w:r>
+        <w:rPr>
+          <w:rFonts w:ascii="Times New Roman" w:hAnsi="Times New Roman" w:hint="eastAsia"/>
+          <w:lang w:eastAsia="zh-CN"/>
+        </w:rPr>
+        <w:t>Junyuan</w:t>
+      </w:r>
+      <w:proofErr w:type="spellEnd"/>
+      <w:r>
+        <w:rPr>
+          <w:rFonts w:ascii="Times New Roman" w:hAnsi="Times New Roman" w:hint="eastAsia"/>
+          <w:lang w:eastAsia="zh-CN"/>
+        </w:rPr>
+        <w:t xml:space="preserve"> Scholarship,</w:t>
       </w:r>
       <w:r>
         <w:rPr>
@@ -2799,7 +3323,7 @@
 </file>
 
 <file path=word/endnotes.xml><?xml version="1.0" encoding="utf-8"?>
-<w:endnotes xmlns:wpc="http://schemas.microsoft.com/office/word/2010/wordprocessingCanvas" xmlns:cx="http://schemas.microsoft.com/office/drawing/2014/chartex" xmlns:cx1="http://schemas.microsoft.com/office/drawing/2015/9/8/chartex" xmlns:cx2="http://schemas.microsoft.com/office/drawing/2015/10/21/chartex" xmlns:cx3="http://schemas.microsoft.com/office/drawing/2016/5/9/chartex" xmlns:cx4="http://schemas.microsoft.com/office/drawing/2016/5/10/chartex" xmlns:cx5="http://schemas.microsoft.com/office/drawing/2016/5/11/chartex" xmlns:cx6="http://schemas.microsoft.com/office/drawing/2016/5/12/chartex" xmlns:cx7="http://schemas.microsoft.com/office/drawing/2016/5/13/chartex" xmlns:cx8="http://schemas.microsoft.com/office/drawing/2016/5/14/chartex" xmlns:mc="http://schemas.openxmlformats.org/markup-compatibility/2006" xmlns:aink="http://schemas.microsoft.com/office/drawing/2016/ink" xmlns:am3d="http://schemas.microsoft.com/office/drawing/2017/model3d" xmlns:o="urn:schemas-microsoft-com:office:office" xmlns:oel="http://schemas.microsoft.com/office/2019/extlst" xmlns:r="http://schemas.openxmlformats.org/officeDocument/2006/relationships" xmlns:m="http://schemas.openxmlformats.org/officeDocument/2006/math" xmlns:v="urn:schemas-microsoft-com:vml" xmlns:wp14="http://schemas.microsoft.com/office/word/2010/wordprocessingDrawing" xmlns:wp="http://schemas.openxmlformats.org/drawingml/2006/wordprocessingDrawing" xmlns:w10="urn:schemas-microsoft-com:office:word" xmlns:w="http://schemas.openxmlformats.org/wordprocessingml/2006/main" xmlns:w14="http://schemas.microsoft.com/office/word/2010/wordml" xmlns:w15="http://schemas.microsoft.com/office/word/2012/wordml" xmlns:w16cex="http://schemas.microsoft.com/office/word/2018/wordml/cex" xmlns:w16cid="http://schemas.microsoft.com/office/word/2016/wordml/cid" xmlns:w16="http://schemas.microsoft.com/office/word/2018/wordml" xmlns:w16sdtdh="http://schemas.microsoft.com/office/word/2020/wordml/sdtdatahash" xmlns:w16se="http://schemas.microsoft.com/office/word/2015/wordml/symex" xmlns:wpg="http://schemas.microsoft.com/office/word/2010/wordprocessingGroup" xmlns:wpi="http://schemas.microsoft.com/office/word/2010/wordprocessingInk" xmlns:wne="http://schemas.microsoft.com/office/word/2006/wordml" xmlns:wps="http://schemas.microsoft.com/office/word/2010/wordprocessingShape" mc:Ignorable="w14 w15 w16se w16cid w16 w16cex w16sdtdh wp14">
+<w:endnotes xmlns:wpc="http://schemas.microsoft.com/office/word/2010/wordprocessingCanvas" xmlns:cx="http://schemas.microsoft.com/office/drawing/2014/chartex" xmlns:cx1="http://schemas.microsoft.com/office/drawing/2015/9/8/chartex" xmlns:cx2="http://schemas.microsoft.com/office/drawing/2015/10/21/chartex" xmlns:cx3="http://schemas.microsoft.com/office/drawing/2016/5/9/chartex" xmlns:cx4="http://schemas.microsoft.com/office/drawing/2016/5/10/chartex" xmlns:cx5="http://schemas.microsoft.com/office/drawing/2016/5/11/chartex" xmlns:cx6="http://schemas.microsoft.com/office/drawing/2016/5/12/chartex" xmlns:cx7="http://schemas.microsoft.com/office/drawing/2016/5/13/chartex" xmlns:cx8="http://schemas.microsoft.com/office/drawing/2016/5/14/chartex" xmlns:mc="http://schemas.openxmlformats.org/markup-compatibility/2006" xmlns:aink="http://schemas.microsoft.com/office/drawing/2016/ink" xmlns:am3d="http://schemas.microsoft.com/office/drawing/2017/model3d" xmlns:o="urn:schemas-microsoft-com:office:office" xmlns:oel="http://schemas.microsoft.com/office/2019/extlst" xmlns:r="http://schemas.openxmlformats.org/officeDocument/2006/relationships" xmlns:m="http://schemas.openxmlformats.org/officeDocument/2006/math" xmlns:v="urn:schemas-microsoft-com:vml" xmlns:wp14="http://schemas.microsoft.com/office/word/2010/wordprocessingDrawing" xmlns:wp="http://schemas.openxmlformats.org/drawingml/2006/wordprocessingDrawing" xmlns:w10="urn:schemas-microsoft-com:office:word" xmlns:w="http://schemas.openxmlformats.org/wordprocessingml/2006/main" xmlns:w14="http://schemas.microsoft.com/office/word/2010/wordml" xmlns:w15="http://schemas.microsoft.com/office/word/2012/wordml" xmlns:w16cex="http://schemas.microsoft.com/office/word/2018/wordml/cex" xmlns:w16cid="http://schemas.microsoft.com/office/word/2016/wordml/cid" xmlns:w16="http://schemas.microsoft.com/office/word/2018/wordml" xmlns:w16du="http://schemas.microsoft.com/office/word/2023/wordml/word16du" xmlns:w16sdtdh="http://schemas.microsoft.com/office/word/2020/wordml/sdtdatahash" xmlns:w16se="http://schemas.microsoft.com/office/word/2015/wordml/symex" xmlns:wpg="http://schemas.microsoft.com/office/word/2010/wordprocessingGroup" xmlns:wpi="http://schemas.microsoft.com/office/word/2010/wordprocessingInk" xmlns:wne="http://schemas.microsoft.com/office/word/2006/wordml" xmlns:wps="http://schemas.microsoft.com/office/word/2010/wordprocessingShape" mc:Ignorable="w14 w15 w16se w16cid w16 w16cex w16sdtdh w16du wp14">
   <w:endnote w:type="separator" w:id="-1">
     <w:p>
       <w:pPr>
@@ -2824,7 +3348,7 @@
 </file>
 
 <file path=word/footnotes.xml><?xml version="1.0" encoding="utf-8"?>
-<w:footnotes xmlns:wpc="http://schemas.microsoft.com/office/word/2010/wordprocessingCanvas" xmlns:cx="http://schemas.microsoft.com/office/drawing/2014/chartex" xmlns:cx1="http://schemas.microsoft.com/office/drawing/2015/9/8/chartex" xmlns:cx2="http://schemas.microsoft.com/office/drawing/2015/10/21/chartex" xmlns:cx3="http://schemas.microsoft.com/office/drawing/2016/5/9/chartex" xmlns:cx4="http://schemas.microsoft.com/office/drawing/2016/5/10/chartex" xmlns:cx5="http://schemas.microsoft.com/office/drawing/2016/5/11/chartex" xmlns:cx6="http://schemas.microsoft.com/office/drawing/2016/5/12/chartex" xmlns:cx7="http://schemas.microsoft.com/office/drawing/2016/5/13/chartex" xmlns:cx8="http://schemas.microsoft.com/office/drawing/2016/5/14/chartex" xmlns:mc="http://schemas.openxmlformats.org/markup-compatibility/2006" xmlns:aink="http://schemas.microsoft.com/office/drawing/2016/ink" xmlns:am3d="http://schemas.microsoft.com/office/drawing/2017/model3d" xmlns:o="urn:schemas-microsoft-com:office:office" xmlns:oel="http://schemas.microsoft.com/office/2019/extlst" xmlns:r="http://schemas.openxmlformats.org/officeDocument/2006/relationships" xmlns:m="http://schemas.openxmlformats.org/officeDocument/2006/math" xmlns:v="urn:schemas-microsoft-com:vml" xmlns:wp14="http://schemas.microsoft.com/office/word/2010/wordprocessingDrawing" xmlns:wp="http://schemas.openxmlformats.org/drawingml/2006/wordprocessingDrawing" xmlns:w10="urn:schemas-microsoft-com:office:word" xmlns:w="http://schemas.openxmlformats.org/wordprocessingml/2006/main" xmlns:w14="http://schemas.microsoft.com/office/word/2010/wordml" xmlns:w15="http://schemas.microsoft.com/office/word/2012/wordml" xmlns:w16cex="http://schemas.microsoft.com/office/word/2018/wordml/cex" xmlns:w16cid="http://schemas.microsoft.com/office/word/2016/wordml/cid" xmlns:w16="http://schemas.microsoft.com/office/word/2018/wordml" xmlns:w16sdtdh="http://schemas.microsoft.com/office/word/2020/wordml/sdtdatahash" xmlns:w16se="http://schemas.microsoft.com/office/word/2015/wordml/symex" xmlns:wpg="http://schemas.microsoft.com/office/word/2010/wordprocessingGroup" xmlns:wpi="http://schemas.microsoft.com/office/word/2010/wordprocessingInk" xmlns:wne="http://schemas.microsoft.com/office/word/2006/wordml" xmlns:wps="http://schemas.microsoft.com/office/word/2010/wordprocessingShape" mc:Ignorable="w14 w15 w16se w16cid w16 w16cex w16sdtdh wp14">
+<w:footnotes xmlns:wpc="http://schemas.microsoft.com/office/word/2010/wordprocessingCanvas" xmlns:cx="http://schemas.microsoft.com/office/drawing/2014/chartex" xmlns:cx1="http://schemas.microsoft.com/office/drawing/2015/9/8/chartex" xmlns:cx2="http://schemas.microsoft.com/office/drawing/2015/10/21/chartex" xmlns:cx3="http://schemas.microsoft.com/office/drawing/2016/5/9/chartex" xmlns:cx4="http://schemas.microsoft.com/office/drawing/2016/5/10/chartex" xmlns:cx5="http://schemas.microsoft.com/office/drawing/2016/5/11/chartex" xmlns:cx6="http://schemas.microsoft.com/office/drawing/2016/5/12/chartex" xmlns:cx7="http://schemas.microsoft.com/office/drawing/2016/5/13/chartex" xmlns:cx8="http://schemas.microsoft.com/office/drawing/2016/5/14/chartex" xmlns:mc="http://schemas.openxmlformats.org/markup-compatibility/2006" xmlns:aink="http://schemas.microsoft.com/office/drawing/2016/ink" xmlns:am3d="http://schemas.microsoft.com/office/drawing/2017/model3d" xmlns:o="urn:schemas-microsoft-com:office:office" xmlns:oel="http://schemas.microsoft.com/office/2019/extlst" xmlns:r="http://schemas.openxmlformats.org/officeDocument/2006/relationships" xmlns:m="http://schemas.openxmlformats.org/officeDocument/2006/math" xmlns:v="urn:schemas-microsoft-com:vml" xmlns:wp14="http://schemas.microsoft.com/office/word/2010/wordprocessingDrawing" xmlns:wp="http://schemas.openxmlformats.org/drawingml/2006/wordprocessingDrawing" xmlns:w10="urn:schemas-microsoft-com:office:word" xmlns:w="http://schemas.openxmlformats.org/wordprocessingml/2006/main" xmlns:w14="http://schemas.microsoft.com/office/word/2010/wordml" xmlns:w15="http://schemas.microsoft.com/office/word/2012/wordml" xmlns:w16cex="http://schemas.microsoft.com/office/word/2018/wordml/cex" xmlns:w16cid="http://schemas.microsoft.com/office/word/2016/wordml/cid" xmlns:w16="http://schemas.microsoft.com/office/word/2018/wordml" xmlns:w16du="http://schemas.microsoft.com/office/word/2023/wordml/word16du" xmlns:w16sdtdh="http://schemas.microsoft.com/office/word/2020/wordml/sdtdatahash" xmlns:w16se="http://schemas.microsoft.com/office/word/2015/wordml/symex" xmlns:wpg="http://schemas.microsoft.com/office/word/2010/wordprocessingGroup" xmlns:wpi="http://schemas.microsoft.com/office/word/2010/wordprocessingInk" xmlns:wne="http://schemas.microsoft.com/office/word/2006/wordml" xmlns:wps="http://schemas.microsoft.com/office/word/2010/wordprocessingShape" mc:Ignorable="w14 w15 w16se w16cid w16 w16cex w16sdtdh w16du wp14">
   <w:footnote w:type="separator" w:id="-1">
     <w:p>
       <w:pPr>
@@ -2849,7 +3373,7 @@
 </file>
 
 <file path=word/numbering.xml><?xml version="1.0" encoding="utf-8"?>
-<w:numbering xmlns:wpc="http://schemas.microsoft.com/office/word/2010/wordprocessingCanvas" xmlns:cx="http://schemas.microsoft.com/office/drawing/2014/chartex" xmlns:cx1="http://schemas.microsoft.com/office/drawing/2015/9/8/chartex" xmlns:cx2="http://schemas.microsoft.com/office/drawing/2015/10/21/chartex" xmlns:cx3="http://schemas.microsoft.com/office/drawing/2016/5/9/chartex" xmlns:cx4="http://schemas.microsoft.com/office/drawing/2016/5/10/chartex" xmlns:cx5="http://schemas.microsoft.com/office/drawing/2016/5/11/chartex" xmlns:cx6="http://schemas.microsoft.com/office/drawing/2016/5/12/chartex" xmlns:cx7="http://schemas.microsoft.com/office/drawing/2016/5/13/chartex" xmlns:cx8="http://schemas.microsoft.com/office/drawing/2016/5/14/chartex" xmlns:mc="http://schemas.openxmlformats.org/markup-compatibility/2006" xmlns:aink="http://schemas.microsoft.com/office/drawing/2016/ink" xmlns:am3d="http://schemas.microsoft.com/office/drawing/2017/model3d" xmlns:o="urn:schemas-microsoft-com:office:office" xmlns:oel="http://schemas.microsoft.com/office/2019/extlst" xmlns:r="http://schemas.openxmlformats.org/officeDocument/2006/relationships" xmlns:m="http://schemas.openxmlformats.org/officeDocument/2006/math" xmlns:v="urn:schemas-microsoft-com:vml" xmlns:wp14="http://schemas.microsoft.com/office/word/2010/wordprocessingDrawing" xmlns:wp="http://schemas.openxmlformats.org/drawingml/2006/wordprocessingDrawing" xmlns:w10="urn:schemas-microsoft-com:office:word" xmlns:w="http://schemas.openxmlformats.org/wordprocessingml/2006/main" xmlns:w14="http://schemas.microsoft.com/office/word/2010/wordml" xmlns:w15="http://schemas.microsoft.com/office/word/2012/wordml" xmlns:w16cex="http://schemas.microsoft.com/office/word/2018/wordml/cex" xmlns:w16cid="http://schemas.microsoft.com/office/word/2016/wordml/cid" xmlns:w16="http://schemas.microsoft.com/office/word/2018/wordml" xmlns:w16sdtdh="http://schemas.microsoft.com/office/word/2020/wordml/sdtdatahash" xmlns:w16se="http://schemas.microsoft.com/office/word/2015/wordml/symex" xmlns:wpg="http://schemas.microsoft.com/office/word/2010/wordprocessingGroup" xmlns:wpi="http://schemas.microsoft.com/office/word/2010/wordprocessingInk" xmlns:wne="http://schemas.microsoft.com/office/word/2006/wordml" xmlns:wps="http://schemas.microsoft.com/office/word/2010/wordprocessingShape" mc:Ignorable="w14 w15 w16se w16cid w16 w16cex w16sdtdh wp14">
+<w:numbering xmlns:wpc="http://schemas.microsoft.com/office/word/2010/wordprocessingCanvas" xmlns:cx="http://schemas.microsoft.com/office/drawing/2014/chartex" xmlns:cx1="http://schemas.microsoft.com/office/drawing/2015/9/8/chartex" xmlns:cx2="http://schemas.microsoft.com/office/drawing/2015/10/21/chartex" xmlns:cx3="http://schemas.microsoft.com/office/drawing/2016/5/9/chartex" xmlns:cx4="http://schemas.microsoft.com/office/drawing/2016/5/10/chartex" xmlns:cx5="http://schemas.microsoft.com/office/drawing/2016/5/11/chartex" xmlns:cx6="http://schemas.microsoft.com/office/drawing/2016/5/12/chartex" xmlns:cx7="http://schemas.microsoft.com/office/drawing/2016/5/13/chartex" xmlns:cx8="http://schemas.microsoft.com/office/drawing/2016/5/14/chartex" xmlns:mc="http://schemas.openxmlformats.org/markup-compatibility/2006" xmlns:aink="http://schemas.microsoft.com/office/drawing/2016/ink" xmlns:am3d="http://schemas.microsoft.com/office/drawing/2017/model3d" xmlns:o="urn:schemas-microsoft-com:office:office" xmlns:oel="http://schemas.microsoft.com/office/2019/extlst" xmlns:r="http://schemas.openxmlformats.org/officeDocument/2006/relationships" xmlns:m="http://schemas.openxmlformats.org/officeDocument/2006/math" xmlns:v="urn:schemas-microsoft-com:vml" xmlns:wp14="http://schemas.microsoft.com/office/word/2010/wordprocessingDrawing" xmlns:wp="http://schemas.openxmlformats.org/drawingml/2006/wordprocessingDrawing" xmlns:w10="urn:schemas-microsoft-com:office:word" xmlns:w="http://schemas.openxmlformats.org/wordprocessingml/2006/main" xmlns:w14="http://schemas.microsoft.com/office/word/2010/wordml" xmlns:w15="http://schemas.microsoft.com/office/word/2012/wordml" xmlns:w16cex="http://schemas.microsoft.com/office/word/2018/wordml/cex" xmlns:w16cid="http://schemas.microsoft.com/office/word/2016/wordml/cid" xmlns:w16="http://schemas.microsoft.com/office/word/2018/wordml" xmlns:w16du="http://schemas.microsoft.com/office/word/2023/wordml/word16du" xmlns:w16sdtdh="http://schemas.microsoft.com/office/word/2020/wordml/sdtdatahash" xmlns:w16se="http://schemas.microsoft.com/office/word/2015/wordml/symex" xmlns:wpg="http://schemas.microsoft.com/office/word/2010/wordprocessingGroup" xmlns:wpi="http://schemas.microsoft.com/office/word/2010/wordprocessingInk" xmlns:wne="http://schemas.microsoft.com/office/word/2006/wordml" xmlns:wps="http://schemas.microsoft.com/office/word/2010/wordprocessingShape" mc:Ignorable="w14 w15 w16se w16cid w16 w16cex w16sdtdh w16du wp14">
   <w:abstractNum w:abstractNumId="0" w15:restartNumberingAfterBreak="0">
     <w:nsid w:val="03910F2B"/>
     <w:multiLevelType w:val="multilevel"/>
@@ -5750,7 +6274,7 @@
 </file>
 
 <file path=word/styles.xml><?xml version="1.0" encoding="utf-8"?>
-<w:styles xmlns:mc="http://schemas.openxmlformats.org/markup-compatibility/2006" xmlns:r="http://schemas.openxmlformats.org/officeDocument/2006/relationships" xmlns:w="http://schemas.openxmlformats.org/wordprocessingml/2006/main" xmlns:w14="http://schemas.microsoft.com/office/word/2010/wordml" xmlns:w15="http://schemas.microsoft.com/office/word/2012/wordml" xmlns:w16cex="http://schemas.microsoft.com/office/word/2018/wordml/cex" xmlns:w16cid="http://schemas.microsoft.com/office/word/2016/wordml/cid" xmlns:w16="http://schemas.microsoft.com/office/word/2018/wordml" xmlns:w16sdtdh="http://schemas.microsoft.com/office/word/2020/wordml/sdtdatahash" xmlns:w16se="http://schemas.microsoft.com/office/word/2015/wordml/symex" mc:Ignorable="w14 w15 w16se w16cid w16 w16cex w16sdtdh">
+<w:styles xmlns:mc="http://schemas.openxmlformats.org/markup-compatibility/2006" xmlns:r="http://schemas.openxmlformats.org/officeDocument/2006/relationships" xmlns:w="http://schemas.openxmlformats.org/wordprocessingml/2006/main" xmlns:w14="http://schemas.microsoft.com/office/word/2010/wordml" xmlns:w15="http://schemas.microsoft.com/office/word/2012/wordml" xmlns:w16cex="http://schemas.microsoft.com/office/word/2018/wordml/cex" xmlns:w16cid="http://schemas.microsoft.com/office/word/2016/wordml/cid" xmlns:w16="http://schemas.microsoft.com/office/word/2018/wordml" xmlns:w16du="http://schemas.microsoft.com/office/word/2023/wordml/word16du" xmlns:w16sdtdh="http://schemas.microsoft.com/office/word/2020/wordml/sdtdatahash" xmlns:w16se="http://schemas.microsoft.com/office/word/2015/wordml/symex" mc:Ignorable="w14 w15 w16se w16cid w16 w16cex w16sdtdh w16du">
   <w:docDefaults>
     <w:rPrDefault>
       <w:rPr>
